--- a/Performance Evaluation Tool Ch # 1.docx
+++ b/Performance Evaluation Tool Ch # 1.docx
@@ -18,263 +18,6 @@
       <w:pPr>
         <w:jc w:val="center"/>
         <w:rPr>
-          <w:rFonts w:cs="Times New Roman"/>
-          <w:b/>
-          <w:sz w:val="36"/>
-          <w:szCs w:val="36"/>
-        </w:rPr>
-      </w:pPr>
-      <w:r>
-        <w:rPr>
-          <w:rFonts w:cs="Times New Roman"/>
-          <w:b/>
-          <w:sz w:val="36"/>
-          <w:szCs w:val="36"/>
-        </w:rPr>
-        <w:t>Re</w:t>
-      </w:r>
-      <w:r>
-        <w:rPr>
-          <w:rFonts w:cs="Times New Roman"/>
-          <w:b/>
-          <w:sz w:val="36"/>
-          <w:szCs w:val="36"/>
-        </w:rPr>
-        <w:t>search Based Final Year Project</w:t>
-      </w:r>
-    </w:p>
-    <w:p>
-      <w:pPr>
-        <w:jc w:val="center"/>
-        <w:rPr>
-          <w:b/>
-          <w:sz w:val="36"/>
-          <w:szCs w:val="36"/>
-        </w:rPr>
-      </w:pPr>
-    </w:p>
-    <w:p>
-      <w:pPr>
-        <w:jc w:val="center"/>
-        <w:rPr>
-          <w:b/>
-          <w:sz w:val="36"/>
-          <w:szCs w:val="36"/>
-        </w:rPr>
-      </w:pPr>
-      <w:r>
-        <w:rPr>
-          <w:rFonts w:ascii="Calibri" w:eastAsia="Calibri" w:hAnsi="Calibri" w:cs="Calibri"/>
-          <w:noProof/>
-        </w:rPr>
-        <w:drawing>
-          <wp:anchor distT="0" distB="0" distL="114300" distR="114300" simplePos="0" relativeHeight="251655168" behindDoc="0" locked="0" layoutInCell="1" allowOverlap="1" wp14:anchorId="51A40F1D" wp14:editId="04242BE9">
-            <wp:simplePos x="0" y="0"/>
-            <wp:positionH relativeFrom="margin">
-              <wp:posOffset>2038350</wp:posOffset>
-            </wp:positionH>
-            <wp:positionV relativeFrom="paragraph">
-              <wp:posOffset>302895</wp:posOffset>
-            </wp:positionV>
-            <wp:extent cx="1743075" cy="1666875"/>
-            <wp:effectExtent l="0" t="0" r="0" b="0"/>
-            <wp:wrapSquare wrapText="bothSides" distT="0" distB="0" distL="114300" distR="114300"/>
-            <wp:docPr id="4" name="image2.jpg" descr="Logo&#10;&#10;Description automatically generated"/>
-            <wp:cNvGraphicFramePr/>
-            <a:graphic xmlns:a="http://schemas.openxmlformats.org/drawingml/2006/main">
-              <a:graphicData uri="http://schemas.openxmlformats.org/drawingml/2006/picture">
-                <pic:pic xmlns:pic="http://schemas.openxmlformats.org/drawingml/2006/picture">
-                  <pic:nvPicPr>
-                    <pic:cNvPr id="4" name="image2.jpg" descr="Logo&#10;&#10;Description automatically generated"/>
-                    <pic:cNvPicPr preferRelativeResize="0"/>
-                  </pic:nvPicPr>
-                  <pic:blipFill>
-                    <a:blip r:embed="rId8"/>
-                    <a:srcRect/>
-                    <a:stretch>
-                      <a:fillRect/>
-                    </a:stretch>
-                  </pic:blipFill>
-                  <pic:spPr>
-                    <a:xfrm>
-                      <a:off x="0" y="0"/>
-                      <a:ext cx="1743075" cy="1666875"/>
-                    </a:xfrm>
-                    <a:prstGeom prst="rect">
-                      <a:avLst/>
-                    </a:prstGeom>
-                    <a:ln/>
-                  </pic:spPr>
-                </pic:pic>
-              </a:graphicData>
-            </a:graphic>
-            <wp14:sizeRelH relativeFrom="margin">
-              <wp14:pctWidth>0</wp14:pctWidth>
-            </wp14:sizeRelH>
-          </wp:anchor>
-        </w:drawing>
-      </w:r>
-    </w:p>
-    <w:p>
-      <w:pPr>
-        <w:jc w:val="center"/>
-        <w:rPr>
-          <w:b/>
-          <w:sz w:val="36"/>
-          <w:szCs w:val="36"/>
-        </w:rPr>
-      </w:pPr>
-    </w:p>
-    <w:p>
-      <w:pPr>
-        <w:jc w:val="center"/>
-        <w:rPr>
-          <w:b/>
-          <w:sz w:val="36"/>
-          <w:szCs w:val="36"/>
-        </w:rPr>
-      </w:pPr>
-    </w:p>
-    <w:p>
-      <w:pPr>
-        <w:jc w:val="center"/>
-        <w:rPr>
-          <w:b/>
-          <w:sz w:val="36"/>
-          <w:szCs w:val="36"/>
-        </w:rPr>
-      </w:pPr>
-    </w:p>
-    <w:p>
-      <w:pPr>
-        <w:jc w:val="center"/>
-        <w:rPr>
-          <w:b/>
-          <w:sz w:val="36"/>
-          <w:szCs w:val="36"/>
-        </w:rPr>
-      </w:pPr>
-    </w:p>
-    <w:p>
-      <w:pPr>
-        <w:jc w:val="center"/>
-        <w:rPr>
-          <w:b/>
-          <w:sz w:val="36"/>
-          <w:szCs w:val="36"/>
-        </w:rPr>
-      </w:pPr>
-    </w:p>
-    <w:p>
-      <w:pPr>
-        <w:jc w:val="center"/>
-        <w:rPr>
-          <w:rFonts w:cs="Times New Roman"/>
-          <w:bCs/>
-          <w:sz w:val="36"/>
-          <w:szCs w:val="36"/>
-        </w:rPr>
-      </w:pPr>
-    </w:p>
-    <w:p>
-      <w:pPr>
-        <w:jc w:val="center"/>
-        <w:rPr>
-          <w:rFonts w:cs="Times New Roman"/>
-          <w:bCs/>
-          <w:sz w:val="36"/>
-          <w:szCs w:val="36"/>
-        </w:rPr>
-      </w:pPr>
-      <w:r>
-        <w:rPr>
-          <w:rFonts w:cs="Times New Roman"/>
-          <w:bCs/>
-          <w:sz w:val="36"/>
-          <w:szCs w:val="36"/>
-        </w:rPr>
-        <w:t>BS Software Engineering</w:t>
-      </w:r>
-    </w:p>
-    <w:p>
-      <w:pPr>
-        <w:jc w:val="center"/>
-        <w:rPr>
-          <w:rFonts w:cs="Times New Roman"/>
-          <w:bCs/>
-          <w:sz w:val="36"/>
-          <w:szCs w:val="36"/>
-        </w:rPr>
-      </w:pPr>
-      <w:r>
-        <w:rPr>
-          <w:rFonts w:cs="Times New Roman"/>
-          <w:bCs/>
-          <w:sz w:val="36"/>
-          <w:szCs w:val="36"/>
-        </w:rPr>
-        <w:t>Department of Software Engineering</w:t>
-      </w:r>
-    </w:p>
-    <w:p>
-      <w:pPr>
-        <w:jc w:val="center"/>
-        <w:rPr>
-          <w:rFonts w:cs="Times New Roman"/>
-          <w:b/>
-          <w:sz w:val="36"/>
-          <w:szCs w:val="36"/>
-        </w:rPr>
-      </w:pPr>
-      <w:r>
-        <w:rPr>
-          <w:rFonts w:cs="Times New Roman"/>
-          <w:b/>
-          <w:sz w:val="36"/>
-          <w:szCs w:val="36"/>
-        </w:rPr>
-        <w:t>Capital University of Science and Technology, Islamabad</w:t>
-      </w:r>
-    </w:p>
-    <w:p>
-      <w:pPr>
-        <w:rPr>
-          <w:b/>
-          <w:sz w:val="36"/>
-          <w:szCs w:val="36"/>
-        </w:rPr>
-      </w:pPr>
-      <w:r>
-        <w:rPr>
-          <w:b/>
-          <w:sz w:val="36"/>
-          <w:szCs w:val="36"/>
-        </w:rPr>
-        <w:br w:type="page"/>
-      </w:r>
-    </w:p>
-    <w:p>
-      <w:pPr>
-        <w:rPr>
-          <w:i/>
-        </w:rPr>
-        <w:sectPr>
-          <w:headerReference w:type="default" r:id="rId9"/>
-          <w:footerReference w:type="default" r:id="rId10"/>
-          <w:headerReference w:type="first" r:id="rId11"/>
-          <w:pgSz w:w="12240" w:h="15840"/>
-          <w:pgMar w:top="1440" w:right="1440" w:bottom="1440" w:left="1800" w:header="1008" w:footer="720" w:gutter="0"/>
-          <w:pgNumType w:start="1"/>
-          <w:cols w:space="720"/>
-          <w:titlePg/>
-          <w:docGrid w:linePitch="326"/>
-        </w:sectPr>
-      </w:pPr>
-    </w:p>
-    <w:p>
-      <w:pPr>
-        <w:jc w:val="center"/>
-        <w:rPr>
           <w:rFonts w:asciiTheme="majorBidi" w:eastAsia="Calibri" w:hAnsiTheme="majorBidi" w:cstheme="majorBidi"/>
           <w:b/>
           <w:bCs/>
@@ -290,21 +33,8 @@
           <w:sz w:val="48"/>
           <w:szCs w:val="48"/>
         </w:rPr>
-        <w:lastRenderedPageBreak/>
         <w:t>Performance Evaluation Tool</w:t>
       </w:r>
-    </w:p>
-    <w:p>
-      <w:pPr>
-        <w:pStyle w:val="Heading4"/>
-        <w:ind w:left="-1440" w:right="-1440"/>
-        <w:jc w:val="center"/>
-        <w:rPr>
-          <w:rFonts w:asciiTheme="minorBidi" w:eastAsia="Calibri" w:hAnsiTheme="minorBidi" w:cstheme="minorBidi"/>
-          <w:sz w:val="28"/>
-          <w:szCs w:val="28"/>
-        </w:rPr>
-      </w:pPr>
     </w:p>
     <w:p>
       <w:pPr>
@@ -472,37 +202,65 @@
           <w:szCs w:val="32"/>
         </w:rPr>
       </w:pPr>
+      <w:proofErr w:type="spellStart"/>
       <w:r>
         <w:rPr>
           <w:rFonts w:asciiTheme="majorBidi" w:eastAsia="Calibri" w:hAnsiTheme="majorBidi" w:cstheme="majorBidi"/>
           <w:sz w:val="32"/>
           <w:szCs w:val="32"/>
         </w:rPr>
-        <w:t xml:space="preserve">Nauman Manzoor </w:t>
-      </w:r>
+        <w:t>Nauman</w:t>
+      </w:r>
+      <w:proofErr w:type="spellEnd"/>
       <w:r>
         <w:rPr>
           <w:rFonts w:asciiTheme="majorBidi" w:eastAsia="Calibri" w:hAnsiTheme="majorBidi" w:cstheme="majorBidi"/>
           <w:sz w:val="32"/>
           <w:szCs w:val="32"/>
         </w:rPr>
-        <w:tab/>
-      </w:r>
+        <w:t xml:space="preserve"> </w:t>
+      </w:r>
+      <w:proofErr w:type="spellStart"/>
       <w:r>
         <w:rPr>
           <w:rFonts w:asciiTheme="majorBidi" w:eastAsia="Calibri" w:hAnsiTheme="majorBidi" w:cstheme="majorBidi"/>
           <w:sz w:val="32"/>
           <w:szCs w:val="32"/>
         </w:rPr>
-        <w:tab/>
-        <w:t>(BSE231094</w:t>
-      </w:r>
+        <w:t>Manzoor</w:t>
+      </w:r>
+      <w:proofErr w:type="spellEnd"/>
       <w:r>
         <w:rPr>
           <w:rFonts w:asciiTheme="majorBidi" w:eastAsia="Calibri" w:hAnsiTheme="majorBidi" w:cstheme="majorBidi"/>
           <w:sz w:val="32"/>
           <w:szCs w:val="32"/>
         </w:rPr>
+        <w:t xml:space="preserve"> </w:t>
+      </w:r>
+      <w:r>
+        <w:rPr>
+          <w:rFonts w:asciiTheme="majorBidi" w:eastAsia="Calibri" w:hAnsiTheme="majorBidi" w:cstheme="majorBidi"/>
+          <w:sz w:val="32"/>
+          <w:szCs w:val="32"/>
+        </w:rPr>
+        <w:tab/>
+      </w:r>
+      <w:r>
+        <w:rPr>
+          <w:rFonts w:asciiTheme="majorBidi" w:eastAsia="Calibri" w:hAnsiTheme="majorBidi" w:cstheme="majorBidi"/>
+          <w:sz w:val="32"/>
+          <w:szCs w:val="32"/>
+        </w:rPr>
+        <w:tab/>
+        <w:t>(BSE231094</w:t>
+      </w:r>
+      <w:r>
+        <w:rPr>
+          <w:rFonts w:asciiTheme="majorBidi" w:eastAsia="Calibri" w:hAnsiTheme="majorBidi" w:cstheme="majorBidi"/>
+          <w:sz w:val="32"/>
+          <w:szCs w:val="32"/>
+        </w:rPr>
         <w:t>)</w:t>
       </w:r>
     </w:p>
@@ -523,8 +281,18 @@
           <w:sz w:val="32"/>
           <w:szCs w:val="32"/>
         </w:rPr>
-        <w:t>Omer Yar</w:t>
-      </w:r>
+        <w:t xml:space="preserve">Omer </w:t>
+      </w:r>
+      <w:proofErr w:type="spellStart"/>
+      <w:r>
+        <w:rPr>
+          <w:rFonts w:asciiTheme="majorBidi" w:eastAsia="Calibri" w:hAnsiTheme="majorBidi" w:cstheme="majorBidi"/>
+          <w:sz w:val="32"/>
+          <w:szCs w:val="32"/>
+        </w:rPr>
+        <w:t>Yar</w:t>
+      </w:r>
+      <w:proofErr w:type="spellEnd"/>
       <w:r>
         <w:rPr>
           <w:rFonts w:asciiTheme="majorBidi" w:eastAsia="Calibri" w:hAnsiTheme="majorBidi" w:cstheme="majorBidi"/>
@@ -852,7 +620,7 @@
                           <pic:cNvPicPr/>
                         </pic:nvPicPr>
                         <pic:blipFill>
-                          <a:blip r:embed="rId12" cstate="print">
+                          <a:blip r:embed="rId9" cstate="print">
                             <a:extLst>
                               <a:ext uri="{28A0092B-C50C-407E-A947-70E740481C1C}">
                                 <a14:useLocalDpi xmlns:a14="http://schemas.microsoft.com/office/drawing/2010/main" val="0"/>
@@ -1012,7 +780,7 @@
               <w:rPr>
                 <w:color w:val="auto"/>
               </w:rPr>
-              <w:t>X</w:t>
+              <w:t>1</w:t>
             </w:r>
             <w:r>
               <w:rPr>
@@ -1118,6 +886,12 @@
                 <w:szCs w:val="18"/>
               </w:rPr>
             </w:pPr>
+            <w:r>
+              <w:rPr>
+                <w:color w:val="auto"/>
+              </w:rPr>
+              <w:t>3</w:t>
+            </w:r>
           </w:p>
         </w:tc>
       </w:tr>
@@ -1224,6 +998,12 @@
                 <w:szCs w:val="18"/>
               </w:rPr>
             </w:pPr>
+            <w:r>
+              <w:rPr>
+                <w:color w:val="auto"/>
+              </w:rPr>
+              <w:t>Performance Evaluation Tool</w:t>
+            </w:r>
           </w:p>
         </w:tc>
       </w:tr>
@@ -1327,12 +1107,19 @@
               </w:pBdr>
               <w:spacing w:line="240" w:lineRule="auto"/>
               <w:rPr>
-                <w:b/>
-                <w:color w:val="FFFFFF"/>
+                <w:bCs/>
+                <w:color w:val="000000" w:themeColor="text1"/>
                 <w:sz w:val="18"/>
                 <w:szCs w:val="18"/>
               </w:rPr>
             </w:pPr>
+            <w:r>
+              <w:rPr>
+                <w:bCs/>
+                <w:color w:val="000000" w:themeColor="text1"/>
+              </w:rPr>
+              <w:t>Mr. Muhammad Majid Zaman</w:t>
+            </w:r>
           </w:p>
         </w:tc>
       </w:tr>
@@ -1507,6 +1294,12 @@
                 <w:color w:val="auto"/>
               </w:rPr>
             </w:pPr>
+            <w:r>
+              <w:rPr>
+                <w:color w:val="auto"/>
+              </w:rPr>
+              <w:t>Ahmed Mujtaba</w:t>
+            </w:r>
           </w:p>
         </w:tc>
         <w:tc>
@@ -1529,6 +1322,12 @@
                 <w:color w:val="auto"/>
               </w:rPr>
             </w:pPr>
+            <w:r>
+              <w:rPr>
+                <w:color w:val="auto"/>
+              </w:rPr>
+              <w:t>BSE231092</w:t>
+            </w:r>
           </w:p>
         </w:tc>
         <w:tc>
@@ -1551,6 +1350,14 @@
                 <w:color w:val="auto"/>
               </w:rPr>
             </w:pPr>
+            <w:hyperlink r:id="rId10" w:history="1">
+              <w:r>
+                <w:rPr>
+                  <w:rStyle w:val="Hyperlink"/>
+                </w:rPr>
+                <w:t>BSE231092@cust.pk</w:t>
+              </w:r>
+            </w:hyperlink>
           </w:p>
         </w:tc>
       </w:tr>
@@ -1581,6 +1388,34 @@
                 <w:color w:val="auto"/>
               </w:rPr>
             </w:pPr>
+            <w:r>
+              <w:rPr>
+                <w:color w:val="auto"/>
+              </w:rPr>
+              <w:t xml:space="preserve"> </w:t>
+            </w:r>
+            <w:proofErr w:type="spellStart"/>
+            <w:r>
+              <w:rPr>
+                <w:color w:val="auto"/>
+              </w:rPr>
+              <w:t>Nauman</w:t>
+            </w:r>
+            <w:proofErr w:type="spellEnd"/>
+            <w:r>
+              <w:rPr>
+                <w:color w:val="auto"/>
+              </w:rPr>
+              <w:t xml:space="preserve"> </w:t>
+            </w:r>
+            <w:proofErr w:type="spellStart"/>
+            <w:r>
+              <w:rPr>
+                <w:color w:val="auto"/>
+              </w:rPr>
+              <w:t>Manzoor</w:t>
+            </w:r>
+            <w:proofErr w:type="spellEnd"/>
           </w:p>
         </w:tc>
         <w:tc>
@@ -1606,6 +1441,12 @@
                 <w:color w:val="auto"/>
               </w:rPr>
             </w:pPr>
+            <w:r>
+              <w:rPr>
+                <w:color w:val="auto"/>
+              </w:rPr>
+              <w:t>BSE231094</w:t>
+            </w:r>
           </w:p>
         </w:tc>
         <w:tc>
@@ -1631,6 +1472,14 @@
                 <w:color w:val="auto"/>
               </w:rPr>
             </w:pPr>
+            <w:hyperlink r:id="rId11" w:history="1">
+              <w:r>
+                <w:rPr>
+                  <w:rStyle w:val="Hyperlink"/>
+                </w:rPr>
+                <w:t>BSE231094@cust.pk</w:t>
+              </w:r>
+            </w:hyperlink>
           </w:p>
         </w:tc>
       </w:tr>
@@ -1664,6 +1513,20 @@
                 <w:color w:val="auto"/>
               </w:rPr>
             </w:pPr>
+            <w:r>
+              <w:rPr>
+                <w:color w:val="auto"/>
+              </w:rPr>
+              <w:t xml:space="preserve">Omer </w:t>
+            </w:r>
+            <w:proofErr w:type="spellStart"/>
+            <w:r>
+              <w:rPr>
+                <w:color w:val="auto"/>
+              </w:rPr>
+              <w:t>Yar</w:t>
+            </w:r>
+            <w:proofErr w:type="spellEnd"/>
           </w:p>
         </w:tc>
         <w:tc>
@@ -1692,6 +1555,12 @@
                 <w:color w:val="auto"/>
               </w:rPr>
             </w:pPr>
+            <w:r>
+              <w:rPr>
+                <w:color w:val="auto"/>
+              </w:rPr>
+              <w:t>BSE231086</w:t>
+            </w:r>
           </w:p>
         </w:tc>
         <w:tc>
@@ -1720,6 +1589,20 @@
                 <w:color w:val="auto"/>
               </w:rPr>
             </w:pPr>
+            <w:hyperlink r:id="rId12" w:history="1">
+              <w:r>
+                <w:rPr>
+                  <w:rStyle w:val="Hyperlink"/>
+                </w:rPr>
+                <w:t>BSE231086@cust.pk</w:t>
+              </w:r>
+            </w:hyperlink>
+            <w:r>
+              <w:rPr>
+                <w:color w:val="auto"/>
+              </w:rPr>
+              <w:t xml:space="preserve"> </w:t>
+            </w:r>
           </w:p>
         </w:tc>
       </w:tr>
@@ -2190,21 +2073,21 @@
         <w:pStyle w:val="Heading1"/>
         <w:jc w:val="center"/>
         <w:rPr>
-          <w:sz w:val="36"/>
+          <w:szCs w:val="32"/>
         </w:rPr>
       </w:pPr>
       <w:r>
         <w:rPr>
           <w:rFonts w:eastAsia="Cambria" w:cs="Times New Roman"/>
           <w:b w:val="0"/>
-          <w:sz w:val="36"/>
+          <w:szCs w:val="32"/>
         </w:rPr>
         <w:br w:type="page"/>
       </w:r>
-      <w:bookmarkStart w:id="0" w:name="_Toc224936330"/>
-      <w:r>
-        <w:rPr>
-          <w:sz w:val="36"/>
+      <w:bookmarkStart w:id="0" w:name="_Toc225271077"/>
+      <w:r>
+        <w:rPr>
+          <w:szCs w:val="32"/>
         </w:rPr>
         <w:lastRenderedPageBreak/>
         <w:t>Approval Certificate</w:t>
@@ -2301,14 +2184,16 @@
         <w:rPr>
           <w:rFonts w:cs="Times New Roman"/>
           <w:b/>
-          <w:sz w:val="32"/>
+          <w:sz w:val="28"/>
+          <w:szCs w:val="22"/>
         </w:rPr>
       </w:pPr>
       <w:r>
         <w:rPr>
           <w:rFonts w:cs="Times New Roman"/>
           <w:b/>
-          <w:sz w:val="36"/>
+          <w:sz w:val="32"/>
+          <w:szCs w:val="22"/>
         </w:rPr>
         <w:t xml:space="preserve">Bachelors of Science in </w:t>
       </w:r>
@@ -2316,7 +2201,8 @@
         <w:rPr>
           <w:rFonts w:cs="Times New Roman"/>
           <w:b/>
-          <w:sz w:val="36"/>
+          <w:sz w:val="32"/>
+          <w:szCs w:val="22"/>
         </w:rPr>
         <w:t>Software Engineering</w:t>
       </w:r>
@@ -2614,6 +2500,7 @@
         </w:rPr>
         <w:t xml:space="preserve"> </w:t>
       </w:r>
+      <w:proofErr w:type="spellStart"/>
       <w:r>
         <w:rPr>
           <w:rFonts w:eastAsia="Cambria" w:cs="Times New Roman"/>
@@ -2628,7 +2515,16 @@
           <w:sz w:val="30"/>
           <w:szCs w:val="30"/>
         </w:rPr>
-        <w:t>brar Arshad)</w:t>
+        <w:t>brar</w:t>
+      </w:r>
+      <w:proofErr w:type="spellEnd"/>
+      <w:r>
+        <w:rPr>
+          <w:rFonts w:eastAsia="Cambria" w:cs="Times New Roman"/>
+          <w:sz w:val="30"/>
+          <w:szCs w:val="30"/>
+        </w:rPr>
+        <w:t xml:space="preserve"> Arshad)</w:t>
       </w:r>
     </w:p>
     <w:p>
@@ -2753,14 +2649,24 @@
           <w:sz w:val="30"/>
           <w:szCs w:val="30"/>
         </w:rPr>
-        <w:t>Nadeem Anjum</w:t>
-      </w:r>
+        <w:t xml:space="preserve">Nadeem </w:t>
+      </w:r>
+      <w:proofErr w:type="spellStart"/>
       <w:r>
         <w:rPr>
           <w:rFonts w:eastAsia="Cambria" w:cs="Times New Roman"/>
           <w:sz w:val="30"/>
           <w:szCs w:val="30"/>
         </w:rPr>
+        <w:t>Anjum</w:t>
+      </w:r>
+      <w:proofErr w:type="spellEnd"/>
+      <w:r>
+        <w:rPr>
+          <w:rFonts w:eastAsia="Cambria" w:cs="Times New Roman"/>
+          <w:sz w:val="30"/>
+          <w:szCs w:val="30"/>
+        </w:rPr>
         <w:t>)</w:t>
       </w:r>
     </w:p>
@@ -2786,13 +2692,13 @@
         <w:pStyle w:val="Heading1"/>
         <w:jc w:val="center"/>
         <w:rPr>
-          <w:sz w:val="36"/>
-        </w:rPr>
-      </w:pPr>
-      <w:bookmarkStart w:id="1" w:name="_Toc224936331"/>
-      <w:r>
-        <w:rPr>
-          <w:sz w:val="36"/>
+          <w:szCs w:val="32"/>
+        </w:rPr>
+      </w:pPr>
+      <w:bookmarkStart w:id="1" w:name="_Toc225271078"/>
+      <w:r>
+        <w:rPr>
+          <w:szCs w:val="32"/>
         </w:rPr>
         <w:lastRenderedPageBreak/>
         <w:t>Declaration</w:t>
@@ -3058,13 +2964,13 @@
         <w:pStyle w:val="Heading1"/>
         <w:jc w:val="center"/>
         <w:rPr>
-          <w:sz w:val="36"/>
-        </w:rPr>
-      </w:pPr>
-      <w:bookmarkStart w:id="2" w:name="_Toc224936332"/>
-      <w:r>
-        <w:rPr>
-          <w:sz w:val="36"/>
+          <w:szCs w:val="32"/>
+        </w:rPr>
+      </w:pPr>
+      <w:bookmarkStart w:id="2" w:name="_Toc225271079"/>
+      <w:r>
+        <w:rPr>
+          <w:szCs w:val="32"/>
         </w:rPr>
         <w:lastRenderedPageBreak/>
         <w:t>Acknowledgements</w:t>
@@ -3078,7 +2984,15 @@
     </w:p>
     <w:p>
       <w:r>
-        <w:t>We would also like to thank the organization “App in Snap”  that provided us with this project idea. Their practical insight and real-world problem helped us in selecting a meaningful and industry-relevant project.</w:t>
+        <w:t xml:space="preserve">We would also like to thank the organization “App in </w:t>
+      </w:r>
+      <w:proofErr w:type="gramStart"/>
+      <w:r>
+        <w:t>Snap”  that</w:t>
+      </w:r>
+      <w:proofErr w:type="gramEnd"/>
+      <w:r>
+        <w:t xml:space="preserve"> provided us with this project idea. Their practical insight and real-world problem helped us in selecting a meaningful and industry-relevant project.</w:t>
       </w:r>
     </w:p>
     <w:p>
@@ -3209,45 +3123,8 @@
     </w:p>
     <w:p>
       <w:pPr>
-        <w:pBdr>
-          <w:top w:val="none" w:sz="0" w:space="0" w:color="auto"/>
-          <w:left w:val="none" w:sz="0" w:space="0" w:color="auto"/>
-          <w:bottom w:val="none" w:sz="0" w:space="0" w:color="auto"/>
-          <w:right w:val="none" w:sz="0" w:space="0" w:color="auto"/>
-          <w:between w:val="none" w:sz="0" w:space="0" w:color="auto"/>
-        </w:pBdr>
-      </w:pPr>
-    </w:p>
-    <w:p>
-      <w:pPr>
-        <w:pBdr>
-          <w:top w:val="none" w:sz="0" w:space="0" w:color="auto"/>
-          <w:left w:val="none" w:sz="0" w:space="0" w:color="auto"/>
-          <w:bottom w:val="none" w:sz="0" w:space="0" w:color="auto"/>
-          <w:right w:val="none" w:sz="0" w:space="0" w:color="auto"/>
-          <w:between w:val="none" w:sz="0" w:space="0" w:color="auto"/>
-        </w:pBdr>
-      </w:pPr>
-    </w:p>
-    <w:p>
-      <w:pPr>
-        <w:pBdr>
-          <w:top w:val="none" w:sz="0" w:space="0" w:color="auto"/>
-          <w:left w:val="none" w:sz="0" w:space="0" w:color="auto"/>
-          <w:bottom w:val="none" w:sz="0" w:space="0" w:color="auto"/>
-          <w:right w:val="none" w:sz="0" w:space="0" w:color="auto"/>
-          <w:between w:val="none" w:sz="0" w:space="0" w:color="auto"/>
-        </w:pBdr>
-      </w:pPr>
-    </w:p>
-    <w:p>
-      <w:pPr>
         <w:pStyle w:val="Normal1"/>
-        <w:jc w:val="center"/>
-      </w:pPr>
-      <w:r>
-        <w:br w:type="page"/>
-      </w:r>
+      </w:pPr>
     </w:p>
     <w:p>
       <w:pPr>
@@ -3257,7 +3134,7 @@
           <w:sz w:val="36"/>
         </w:rPr>
       </w:pPr>
-      <w:bookmarkStart w:id="3" w:name="_Toc224936333"/>
+      <w:bookmarkStart w:id="3" w:name="_Toc225271080"/>
       <w:r>
         <w:lastRenderedPageBreak/>
         <w:t>Dedication</w:t>
@@ -3265,24 +3142,11 @@
       <w:bookmarkEnd w:id="3"/>
     </w:p>
     <w:p>
-      <w:pPr>
-        <w:jc w:val="center"/>
-      </w:pPr>
-      <w:r>
-        <w:t>This is an optional section</w:t>
-      </w:r>
-    </w:p>
-    <w:p>
-      <w:pPr>
-        <w:rPr>
-          <w:iCs/>
-        </w:rPr>
-      </w:pPr>
-      <w:r>
-        <w:rPr>
-          <w:iCs/>
-        </w:rPr>
-        <w:t>In this section you dedicate your project to anybody that you feel motivates you for hard work and putting effort for successful life.</w:t>
+      <w:r>
+        <w:t>We dedicate this project to our parents, whose unwavering love, encouragement, and sacrifices have been the foundation of our success. Their continuous support, both emotionally and intellectually, has inspired us to strive for excellence in every aspect of our lives. This accomplishment is a testament to their belief in us, and we are forever grateful for their guidance and unconditional care</w:t>
+      </w:r>
+      <w:r>
+        <w:t>.</w:t>
       </w:r>
     </w:p>
     <w:p>
@@ -3290,7 +3154,10 @@
         <w:pStyle w:val="Heading1"/>
         <w:jc w:val="center"/>
         <w:rPr>
-          <w:sz w:val="36"/>
+          <w:b w:val="0"/>
+          <w:iCs/>
+          <w:sz w:val="24"/>
+          <w:szCs w:val="24"/>
         </w:rPr>
       </w:pPr>
       <w:r>
@@ -3300,7 +3167,7 @@
         </w:rPr>
         <w:br w:type="page"/>
       </w:r>
-      <w:bookmarkStart w:id="4" w:name="_Toc224936334"/>
+      <w:bookmarkStart w:id="4" w:name="_Toc225271081"/>
       <w:r>
         <w:lastRenderedPageBreak/>
         <w:t>Executive Summary</w:t>
@@ -3434,132 +3301,13 @@
             </w:rPr>
             <w:fldChar w:fldCharType="separate"/>
           </w:r>
-          <w:bookmarkStart w:id="5" w:name="_GoBack"/>
-          <w:bookmarkEnd w:id="5"/>
-          <w:r>
-            <w:rPr>
-              <w:rStyle w:val="Hyperlink"/>
-              <w:noProof/>
-            </w:rPr>
-            <w:fldChar w:fldCharType="begin"/>
-          </w:r>
-          <w:r>
-            <w:rPr>
-              <w:rStyle w:val="Hyperlink"/>
-              <w:noProof/>
-            </w:rPr>
-            <w:instrText xml:space="preserve"> </w:instrText>
-          </w:r>
-          <w:r>
-            <w:rPr>
-              <w:noProof/>
-            </w:rPr>
-            <w:instrText>HYPERLINK \l "_Toc224936330"</w:instrText>
-          </w:r>
-          <w:r>
-            <w:rPr>
-              <w:rStyle w:val="Hyperlink"/>
-              <w:noProof/>
-            </w:rPr>
-            <w:instrText xml:space="preserve"> </w:instrText>
-          </w:r>
-          <w:r>
-            <w:rPr>
-              <w:rStyle w:val="Hyperlink"/>
-              <w:noProof/>
-            </w:rPr>
-          </w:r>
-          <w:r>
-            <w:rPr>
-              <w:rStyle w:val="Hyperlink"/>
-              <w:noProof/>
-            </w:rPr>
-            <w:fldChar w:fldCharType="separate"/>
-          </w:r>
-          <w:r>
-            <w:rPr>
-              <w:rStyle w:val="Hyperlink"/>
-              <w:noProof/>
-            </w:rPr>
-            <w:t>Approval Certificate</w:t>
-          </w:r>
-          <w:r>
-            <w:rPr>
-              <w:noProof/>
-              <w:webHidden/>
-            </w:rPr>
-            <w:tab/>
-          </w:r>
-          <w:r>
-            <w:rPr>
-              <w:noProof/>
-              <w:webHidden/>
-            </w:rPr>
-            <w:fldChar w:fldCharType="begin"/>
-          </w:r>
-          <w:r>
-            <w:rPr>
-              <w:noProof/>
-              <w:webHidden/>
-            </w:rPr>
-            <w:instrText xml:space="preserve"> PAGEREF _Toc224936330 \h </w:instrText>
-          </w:r>
-          <w:r>
-            <w:rPr>
-              <w:noProof/>
-              <w:webHidden/>
-            </w:rPr>
-          </w:r>
-          <w:r>
-            <w:rPr>
-              <w:noProof/>
-              <w:webHidden/>
-            </w:rPr>
-            <w:fldChar w:fldCharType="separate"/>
-          </w:r>
-          <w:r>
-            <w:rPr>
-              <w:noProof/>
-              <w:webHidden/>
-            </w:rPr>
-            <w:t>iii</w:t>
-          </w:r>
-          <w:r>
-            <w:rPr>
-              <w:noProof/>
-              <w:webHidden/>
-            </w:rPr>
-            <w:fldChar w:fldCharType="end"/>
-          </w:r>
-          <w:r>
-            <w:rPr>
-              <w:rStyle w:val="Hyperlink"/>
-              <w:noProof/>
-            </w:rPr>
-            <w:fldChar w:fldCharType="end"/>
-          </w:r>
-        </w:p>
-        <w:p>
-          <w:pPr>
-            <w:pStyle w:val="TOC1"/>
-            <w:tabs>
-              <w:tab w:val="right" w:leader="dot" w:pos="8990"/>
-            </w:tabs>
-            <w:rPr>
-              <w:rFonts w:asciiTheme="minorHAnsi" w:eastAsiaTheme="minorEastAsia" w:hAnsiTheme="minorHAnsi" w:cstheme="minorBidi"/>
-              <w:noProof/>
-              <w:color w:val="auto"/>
-              <w:sz w:val="22"/>
-              <w:szCs w:val="22"/>
-            </w:rPr>
-          </w:pPr>
-          <w:hyperlink w:anchor="_Toc224936331" w:history="1">
+          <w:hyperlink w:anchor="_Toc225271077" w:history="1">
             <w:r>
               <w:rPr>
                 <w:rStyle w:val="Hyperlink"/>
                 <w:noProof/>
               </w:rPr>
-              <w:t>Declaration</w:t>
+              <w:t>Approval Certificate</w:t>
             </w:r>
             <w:r>
               <w:rPr>
@@ -3580,7 +3328,7 @@
                 <w:noProof/>
                 <w:webHidden/>
               </w:rPr>
-              <w:instrText xml:space="preserve"> PAGEREF _Toc224936331 \h </w:instrText>
+              <w:instrText xml:space="preserve"> PAGEREF _Toc225271077 \h </w:instrText>
             </w:r>
             <w:r>
               <w:rPr>
@@ -3600,7 +3348,7 @@
                 <w:noProof/>
                 <w:webHidden/>
               </w:rPr>
-              <w:t>iv</w:t>
+              <w:t>iii</w:t>
             </w:r>
             <w:r>
               <w:rPr>
@@ -3625,13 +3373,13 @@
               <w:szCs w:val="22"/>
             </w:rPr>
           </w:pPr>
-          <w:hyperlink w:anchor="_Toc224936332" w:history="1">
+          <w:hyperlink w:anchor="_Toc225271078" w:history="1">
             <w:r>
               <w:rPr>
                 <w:rStyle w:val="Hyperlink"/>
                 <w:noProof/>
               </w:rPr>
-              <w:t>Acknowledgements</w:t>
+              <w:t>Declaration</w:t>
             </w:r>
             <w:r>
               <w:rPr>
@@ -3652,7 +3400,7 @@
                 <w:noProof/>
                 <w:webHidden/>
               </w:rPr>
-              <w:instrText xml:space="preserve"> PAGEREF _Toc224936332 \h </w:instrText>
+              <w:instrText xml:space="preserve"> PAGEREF _Toc225271078 \h </w:instrText>
             </w:r>
             <w:r>
               <w:rPr>
@@ -3672,7 +3420,7 @@
                 <w:noProof/>
                 <w:webHidden/>
               </w:rPr>
-              <w:t>v</w:t>
+              <w:t>iv</w:t>
             </w:r>
             <w:r>
               <w:rPr>
@@ -3697,13 +3445,13 @@
               <w:szCs w:val="22"/>
             </w:rPr>
           </w:pPr>
-          <w:hyperlink w:anchor="_Toc224936333" w:history="1">
+          <w:hyperlink w:anchor="_Toc225271079" w:history="1">
             <w:r>
               <w:rPr>
                 <w:rStyle w:val="Hyperlink"/>
                 <w:noProof/>
               </w:rPr>
-              <w:t>Dedication</w:t>
+              <w:t>Acknowledgements</w:t>
             </w:r>
             <w:r>
               <w:rPr>
@@ -3724,7 +3472,7 @@
                 <w:noProof/>
                 <w:webHidden/>
               </w:rPr>
-              <w:instrText xml:space="preserve"> PAGEREF _Toc224936333 \h </w:instrText>
+              <w:instrText xml:space="preserve"> PAGEREF _Toc225271079 \h </w:instrText>
             </w:r>
             <w:r>
               <w:rPr>
@@ -3744,7 +3492,7 @@
                 <w:noProof/>
                 <w:webHidden/>
               </w:rPr>
-              <w:t>vii</w:t>
+              <w:t>v</w:t>
             </w:r>
             <w:r>
               <w:rPr>
@@ -3769,13 +3517,13 @@
               <w:szCs w:val="22"/>
             </w:rPr>
           </w:pPr>
-          <w:hyperlink w:anchor="_Toc224936334" w:history="1">
+          <w:hyperlink w:anchor="_Toc225271080" w:history="1">
             <w:r>
               <w:rPr>
                 <w:rStyle w:val="Hyperlink"/>
                 <w:noProof/>
               </w:rPr>
-              <w:t>Executive Summary</w:t>
+              <w:t>Dedication</w:t>
             </w:r>
             <w:r>
               <w:rPr>
@@ -3796,7 +3544,7 @@
                 <w:noProof/>
                 <w:webHidden/>
               </w:rPr>
-              <w:instrText xml:space="preserve"> PAGEREF _Toc224936334 \h </w:instrText>
+              <w:instrText xml:space="preserve"> PAGEREF _Toc225271080 \h </w:instrText>
             </w:r>
             <w:r>
               <w:rPr>
@@ -3816,7 +3564,7 @@
                 <w:noProof/>
                 <w:webHidden/>
               </w:rPr>
-              <w:t>viii</w:t>
+              <w:t>vi</w:t>
             </w:r>
             <w:r>
               <w:rPr>
@@ -3841,12 +3589,84 @@
               <w:szCs w:val="22"/>
             </w:rPr>
           </w:pPr>
-          <w:hyperlink w:anchor="_Toc224936335" w:history="1">
+          <w:hyperlink w:anchor="_Toc225271081" w:history="1">
             <w:r>
               <w:rPr>
                 <w:rStyle w:val="Hyperlink"/>
                 <w:noProof/>
               </w:rPr>
+              <w:t>Executive Summary</w:t>
+            </w:r>
+            <w:r>
+              <w:rPr>
+                <w:noProof/>
+                <w:webHidden/>
+              </w:rPr>
+              <w:tab/>
+            </w:r>
+            <w:r>
+              <w:rPr>
+                <w:noProof/>
+                <w:webHidden/>
+              </w:rPr>
+              <w:fldChar w:fldCharType="begin"/>
+            </w:r>
+            <w:r>
+              <w:rPr>
+                <w:noProof/>
+                <w:webHidden/>
+              </w:rPr>
+              <w:instrText xml:space="preserve"> PAGEREF _Toc225271081 \h </w:instrText>
+            </w:r>
+            <w:r>
+              <w:rPr>
+                <w:noProof/>
+                <w:webHidden/>
+              </w:rPr>
+            </w:r>
+            <w:r>
+              <w:rPr>
+                <w:noProof/>
+                <w:webHidden/>
+              </w:rPr>
+              <w:fldChar w:fldCharType="separate"/>
+            </w:r>
+            <w:r>
+              <w:rPr>
+                <w:noProof/>
+                <w:webHidden/>
+              </w:rPr>
+              <w:t>vii</w:t>
+            </w:r>
+            <w:r>
+              <w:rPr>
+                <w:noProof/>
+                <w:webHidden/>
+              </w:rPr>
+              <w:fldChar w:fldCharType="end"/>
+            </w:r>
+          </w:hyperlink>
+        </w:p>
+        <w:p>
+          <w:pPr>
+            <w:pStyle w:val="TOC1"/>
+            <w:tabs>
+              <w:tab w:val="right" w:leader="dot" w:pos="8990"/>
+            </w:tabs>
+            <w:rPr>
+              <w:rFonts w:asciiTheme="minorHAnsi" w:eastAsiaTheme="minorEastAsia" w:hAnsiTheme="minorHAnsi" w:cstheme="minorBidi"/>
+              <w:noProof/>
+              <w:color w:val="auto"/>
+              <w:sz w:val="22"/>
+              <w:szCs w:val="22"/>
+            </w:rPr>
+          </w:pPr>
+          <w:hyperlink w:anchor="_Toc225271082" w:history="1">
+            <w:r>
+              <w:rPr>
+                <w:rStyle w:val="Hyperlink"/>
+                <w:noProof/>
+              </w:rPr>
               <w:t>Chapter 1</w:t>
             </w:r>
             <w:r>
@@ -3868,7 +3688,7 @@
                 <w:noProof/>
                 <w:webHidden/>
               </w:rPr>
-              <w:instrText xml:space="preserve"> PAGEREF _Toc224936335 \h </w:instrText>
+              <w:instrText xml:space="preserve"> PAGEREF _Toc225271082 \h </w:instrText>
             </w:r>
             <w:r>
               <w:rPr>
@@ -3888,7 +3708,7 @@
                 <w:noProof/>
                 <w:webHidden/>
               </w:rPr>
-              <w:t>14</w:t>
+              <w:t>13</w:t>
             </w:r>
             <w:r>
               <w:rPr>
@@ -3913,7 +3733,7 @@
               <w:szCs w:val="22"/>
             </w:rPr>
           </w:pPr>
-          <w:hyperlink w:anchor="_Toc224936336" w:history="1">
+          <w:hyperlink w:anchor="_Toc225271083" w:history="1">
             <w:r>
               <w:rPr>
                 <w:rStyle w:val="Hyperlink"/>
@@ -3940,7 +3760,7 @@
                 <w:noProof/>
                 <w:webHidden/>
               </w:rPr>
-              <w:instrText xml:space="preserve"> PAGEREF _Toc224936336 \h </w:instrText>
+              <w:instrText xml:space="preserve"> PAGEREF _Toc225271083 \h </w:instrText>
             </w:r>
             <w:r>
               <w:rPr>
@@ -3960,7 +3780,7 @@
                 <w:noProof/>
                 <w:webHidden/>
               </w:rPr>
-              <w:t>14</w:t>
+              <w:t>13</w:t>
             </w:r>
             <w:r>
               <w:rPr>
@@ -3985,7 +3805,7 @@
               <w:szCs w:val="22"/>
             </w:rPr>
           </w:pPr>
-          <w:hyperlink w:anchor="_Toc224936337" w:history="1">
+          <w:hyperlink w:anchor="_Toc225271084" w:history="1">
             <w:r>
               <w:rPr>
                 <w:rStyle w:val="Hyperlink"/>
@@ -4012,7 +3832,7 @@
                 <w:noProof/>
                 <w:webHidden/>
               </w:rPr>
-              <w:instrText xml:space="preserve"> PAGEREF _Toc224936337 \h </w:instrText>
+              <w:instrText xml:space="preserve"> PAGEREF _Toc225271084 \h </w:instrText>
             </w:r>
             <w:r>
               <w:rPr>
@@ -4032,7 +3852,7 @@
                 <w:noProof/>
                 <w:webHidden/>
               </w:rPr>
-              <w:t>14</w:t>
+              <w:t>13</w:t>
             </w:r>
             <w:r>
               <w:rPr>
@@ -4057,7 +3877,7 @@
               <w:szCs w:val="22"/>
             </w:rPr>
           </w:pPr>
-          <w:hyperlink w:anchor="_Toc224936338" w:history="1">
+          <w:hyperlink w:anchor="_Toc225271085" w:history="1">
             <w:r>
               <w:rPr>
                 <w:rStyle w:val="Hyperlink"/>
@@ -4084,7 +3904,7 @@
                 <w:noProof/>
                 <w:webHidden/>
               </w:rPr>
-              <w:instrText xml:space="preserve"> PAGEREF _Toc224936338 \h </w:instrText>
+              <w:instrText xml:space="preserve"> PAGEREF _Toc225271085 \h </w:instrText>
             </w:r>
             <w:r>
               <w:rPr>
@@ -4104,7 +3924,7 @@
                 <w:noProof/>
                 <w:webHidden/>
               </w:rPr>
-              <w:t>14</w:t>
+              <w:t>13</w:t>
             </w:r>
             <w:r>
               <w:rPr>
@@ -4129,7 +3949,7 @@
               <w:szCs w:val="22"/>
             </w:rPr>
           </w:pPr>
-          <w:hyperlink w:anchor="_Toc224936339" w:history="1">
+          <w:hyperlink w:anchor="_Toc225271086" w:history="1">
             <w:r>
               <w:rPr>
                 <w:rStyle w:val="Hyperlink"/>
@@ -4156,7 +3976,7 @@
                 <w:noProof/>
                 <w:webHidden/>
               </w:rPr>
-              <w:instrText xml:space="preserve"> PAGEREF _Toc224936339 \h </w:instrText>
+              <w:instrText xml:space="preserve"> PAGEREF _Toc225271086 \h </w:instrText>
             </w:r>
             <w:r>
               <w:rPr>
@@ -4176,7 +3996,7 @@
                 <w:noProof/>
                 <w:webHidden/>
               </w:rPr>
-              <w:t>15</w:t>
+              <w:t>14</w:t>
             </w:r>
             <w:r>
               <w:rPr>
@@ -4201,13 +4021,13 @@
               <w:szCs w:val="22"/>
             </w:rPr>
           </w:pPr>
-          <w:hyperlink w:anchor="_Toc224936340" w:history="1">
+          <w:hyperlink w:anchor="_Toc225271087" w:history="1">
             <w:r>
               <w:rPr>
                 <w:rStyle w:val="Hyperlink"/>
                 <w:noProof/>
               </w:rPr>
-              <w:t>1.2 Existing Examples / Solutions</w:t>
+              <w:t>1.2 Existing Solutions</w:t>
             </w:r>
             <w:r>
               <w:rPr>
@@ -4228,7 +4048,7 @@
                 <w:noProof/>
                 <w:webHidden/>
               </w:rPr>
-              <w:instrText xml:space="preserve"> PAGEREF _Toc224936340 \h </w:instrText>
+              <w:instrText xml:space="preserve"> PAGEREF _Toc225271087 \h </w:instrText>
             </w:r>
             <w:r>
               <w:rPr>
@@ -4248,7 +4068,7 @@
                 <w:noProof/>
                 <w:webHidden/>
               </w:rPr>
-              <w:t>15</w:t>
+              <w:t>14</w:t>
             </w:r>
             <w:r>
               <w:rPr>
@@ -4273,7 +4093,7 @@
               <w:szCs w:val="22"/>
             </w:rPr>
           </w:pPr>
-          <w:hyperlink w:anchor="_Toc224936341" w:history="1">
+          <w:hyperlink w:anchor="_Toc225271088" w:history="1">
             <w:r>
               <w:rPr>
                 <w:rStyle w:val="Hyperlink"/>
@@ -4300,7 +4120,7 @@
                 <w:noProof/>
                 <w:webHidden/>
               </w:rPr>
-              <w:instrText xml:space="preserve"> PAGEREF _Toc224936341 \h </w:instrText>
+              <w:instrText xml:space="preserve"> PAGEREF _Toc225271088 \h </w:instrText>
             </w:r>
             <w:r>
               <w:rPr>
@@ -4345,13 +4165,13 @@
               <w:szCs w:val="22"/>
             </w:rPr>
           </w:pPr>
-          <w:hyperlink w:anchor="_Toc224936342" w:history="1">
+          <w:hyperlink w:anchor="_Toc225271089" w:history="1">
             <w:r>
               <w:rPr>
                 <w:rStyle w:val="Hyperlink"/>
                 <w:noProof/>
               </w:rPr>
-              <w:t>1.4 Useful Tools and Technologies</w:t>
+              <w:t>1.4 Tools and Technologies</w:t>
             </w:r>
             <w:r>
               <w:rPr>
@@ -4372,7 +4192,7 @@
                 <w:noProof/>
                 <w:webHidden/>
               </w:rPr>
-              <w:instrText xml:space="preserve"> PAGEREF _Toc224936342 \h </w:instrText>
+              <w:instrText xml:space="preserve"> PAGEREF _Toc225271089 \h </w:instrText>
             </w:r>
             <w:r>
               <w:rPr>
@@ -4392,7 +4212,7 @@
                 <w:noProof/>
                 <w:webHidden/>
               </w:rPr>
-              <w:t>16</w:t>
+              <w:t>15</w:t>
             </w:r>
             <w:r>
               <w:rPr>
@@ -4417,7 +4237,7 @@
               <w:szCs w:val="22"/>
             </w:rPr>
           </w:pPr>
-          <w:hyperlink w:anchor="_Toc224936343" w:history="1">
+          <w:hyperlink w:anchor="_Toc225271090" w:history="1">
             <w:r>
               <w:rPr>
                 <w:rStyle w:val="Hyperlink"/>
@@ -4444,7 +4264,7 @@
                 <w:noProof/>
                 <w:webHidden/>
               </w:rPr>
-              <w:instrText xml:space="preserve"> PAGEREF _Toc224936343 \h </w:instrText>
+              <w:instrText xml:space="preserve"> PAGEREF _Toc225271090 \h </w:instrText>
             </w:r>
             <w:r>
               <w:rPr>
@@ -4464,7 +4284,7 @@
                 <w:noProof/>
                 <w:webHidden/>
               </w:rPr>
-              <w:t>17</w:t>
+              <w:t>16</w:t>
             </w:r>
             <w:r>
               <w:rPr>
@@ -4489,7 +4309,7 @@
               <w:szCs w:val="22"/>
             </w:rPr>
           </w:pPr>
-          <w:hyperlink w:anchor="_Toc224936344" w:history="1">
+          <w:hyperlink w:anchor="_Toc225271091" w:history="1">
             <w:r>
               <w:rPr>
                 <w:rStyle w:val="Hyperlink"/>
@@ -4516,7 +4336,7 @@
                 <w:noProof/>
                 <w:webHidden/>
               </w:rPr>
-              <w:instrText xml:space="preserve"> PAGEREF _Toc224936344 \h </w:instrText>
+              <w:instrText xml:space="preserve"> PAGEREF _Toc225271091 \h </w:instrText>
             </w:r>
             <w:r>
               <w:rPr>
@@ -4561,7 +4381,7 @@
               <w:szCs w:val="22"/>
             </w:rPr>
           </w:pPr>
-          <w:hyperlink w:anchor="_Toc224936345" w:history="1">
+          <w:hyperlink w:anchor="_Toc225271092" w:history="1">
             <w:r>
               <w:rPr>
                 <w:rStyle w:val="Hyperlink"/>
@@ -4588,7 +4408,7 @@
                 <w:noProof/>
                 <w:webHidden/>
               </w:rPr>
-              <w:instrText xml:space="preserve"> PAGEREF _Toc224936345 \h </w:instrText>
+              <w:instrText xml:space="preserve"> PAGEREF _Toc225271092 \h </w:instrText>
             </w:r>
             <w:r>
               <w:rPr>
@@ -4608,7 +4428,7 @@
                 <w:noProof/>
                 <w:webHidden/>
               </w:rPr>
-              <w:t>17</w:t>
+              <w:t>18</w:t>
             </w:r>
             <w:r>
               <w:rPr>
@@ -4633,7 +4453,7 @@
               <w:szCs w:val="22"/>
             </w:rPr>
           </w:pPr>
-          <w:hyperlink w:anchor="_Toc224936346" w:history="1">
+          <w:hyperlink w:anchor="_Toc225271093" w:history="1">
             <w:r>
               <w:rPr>
                 <w:rStyle w:val="Hyperlink"/>
@@ -4660,7 +4480,7 @@
                 <w:noProof/>
                 <w:webHidden/>
               </w:rPr>
-              <w:instrText xml:space="preserve"> PAGEREF _Toc224936346 \h </w:instrText>
+              <w:instrText xml:space="preserve"> PAGEREF _Toc225271093 \h </w:instrText>
             </w:r>
             <w:r>
               <w:rPr>
@@ -4705,7 +4525,7 @@
               <w:szCs w:val="22"/>
             </w:rPr>
           </w:pPr>
-          <w:hyperlink w:anchor="_Toc224936347" w:history="1">
+          <w:hyperlink w:anchor="_Toc225271094" w:history="1">
             <w:r>
               <w:rPr>
                 <w:rStyle w:val="Hyperlink"/>
@@ -4732,7 +4552,7 @@
                 <w:noProof/>
                 <w:webHidden/>
               </w:rPr>
-              <w:instrText xml:space="preserve"> PAGEREF _Toc224936347 \h </w:instrText>
+              <w:instrText xml:space="preserve"> PAGEREF _Toc225271094 \h </w:instrText>
             </w:r>
             <w:r>
               <w:rPr>
@@ -4777,7 +4597,7 @@
               <w:szCs w:val="22"/>
             </w:rPr>
           </w:pPr>
-          <w:hyperlink w:anchor="_Toc224936348" w:history="1">
+          <w:hyperlink w:anchor="_Toc225271095" w:history="1">
             <w:r>
               <w:rPr>
                 <w:rStyle w:val="Hyperlink"/>
@@ -4804,7 +4624,7 @@
                 <w:noProof/>
                 <w:webHidden/>
               </w:rPr>
-              <w:instrText xml:space="preserve"> PAGEREF _Toc224936348 \h </w:instrText>
+              <w:instrText xml:space="preserve"> PAGEREF _Toc225271095 \h </w:instrText>
             </w:r>
             <w:r>
               <w:rPr>
@@ -4849,7 +4669,7 @@
               <w:szCs w:val="22"/>
             </w:rPr>
           </w:pPr>
-          <w:hyperlink w:anchor="_Toc224936349" w:history="1">
+          <w:hyperlink w:anchor="_Toc225271096" w:history="1">
             <w:r>
               <w:rPr>
                 <w:rStyle w:val="Hyperlink"/>
@@ -4876,7 +4696,7 @@
                 <w:noProof/>
                 <w:webHidden/>
               </w:rPr>
-              <w:instrText xml:space="preserve"> PAGEREF _Toc224936349 \h </w:instrText>
+              <w:instrText xml:space="preserve"> PAGEREF _Toc225271096 \h </w:instrText>
             </w:r>
             <w:r>
               <w:rPr>
@@ -4935,12 +4755,29 @@
     <w:p>
       <w:pPr>
         <w:pStyle w:val="Normal1"/>
-        <w:rPr>
+        <w:jc w:val="center"/>
+      </w:pPr>
+      <w:r>
+        <w:br w:type="page"/>
+      </w:r>
+      <w:r>
+        <w:lastRenderedPageBreak/>
+        <w:t xml:space="preserve">This page is kept blank </w:t>
+      </w:r>
+    </w:p>
+    <w:p>
+      <w:pPr>
+        <w:spacing w:line="276" w:lineRule="auto"/>
+        <w:jc w:val="left"/>
+        <w:rPr>
+          <w:rFonts w:ascii="Arial" w:hAnsi="Arial"/>
           <w:i/>
         </w:rPr>
       </w:pPr>
       <w:r>
-        <w:lastRenderedPageBreak/>
+        <w:rPr>
+          <w:i/>
+        </w:rPr>
         <w:br w:type="page"/>
       </w:r>
     </w:p>
@@ -4999,6 +4836,9 @@
     <w:p>
       <w:pPr>
         <w:pStyle w:val="Normal1"/>
+        <w:tabs>
+          <w:tab w:val="left" w:pos="3564"/>
+        </w:tabs>
         <w:spacing w:after="0"/>
         <w:jc w:val="both"/>
         <w:rPr>
@@ -5006,6 +4846,13 @@
           <w:iCs/>
         </w:rPr>
       </w:pPr>
+      <w:r>
+        <w:rPr>
+          <w:rFonts w:ascii="Times New Roman" w:hAnsi="Times New Roman" w:cs="Times New Roman"/>
+          <w:iCs/>
+        </w:rPr>
+        <w:tab/>
+      </w:r>
     </w:p>
     <w:p>
       <w:pPr>
@@ -5045,13 +4892,13 @@
         </w:rPr>
         <w:fldChar w:fldCharType="separate"/>
       </w:r>
-      <w:hyperlink w:anchor="_Toc224936319" w:history="1">
+      <w:hyperlink w:anchor="_Toc225270753" w:history="1">
         <w:r>
           <w:rPr>
             <w:rStyle w:val="Hyperlink"/>
             <w:noProof/>
           </w:rPr>
-          <w:t>Figure 1-1 Gantt Chart</w:t>
+          <w:t>Figure 1-1 Lean Canva</w:t>
         </w:r>
         <w:r>
           <w:rPr>
@@ -5072,7 +4919,7 @@
             <w:noProof/>
             <w:webHidden/>
           </w:rPr>
-          <w:instrText xml:space="preserve"> PAGEREF _Toc224936319 \h </w:instrText>
+          <w:instrText xml:space="preserve"> PAGEREF _Toc225270753 \h </w:instrText>
         </w:r>
         <w:r>
           <w:rPr>
@@ -5092,7 +4939,7 @@
             <w:noProof/>
             <w:webHidden/>
           </w:rPr>
-          <w:t>19</w:t>
+          <w:t>15</w:t>
         </w:r>
         <w:r>
           <w:rPr>
@@ -5105,149 +4952,28 @@
     </w:p>
     <w:p>
       <w:pPr>
-        <w:pStyle w:val="Normal1"/>
-        <w:tabs>
-          <w:tab w:val="right" w:pos="9350"/>
-        </w:tabs>
-        <w:spacing w:after="0"/>
-        <w:ind w:left="480" w:hanging="480"/>
-        <w:rPr>
-          <w:rFonts w:ascii="Calibri" w:eastAsia="Calibri" w:hAnsi="Calibri" w:cs="Calibri"/>
-          <w:sz w:val="22"/>
-          <w:szCs w:val="22"/>
-        </w:rPr>
-      </w:pPr>
-      <w:r>
-        <w:rPr>
-          <w:rFonts w:ascii="Calibri" w:eastAsia="Calibri" w:hAnsi="Calibri" w:cs="Calibri"/>
-          <w:sz w:val="22"/>
-          <w:szCs w:val="22"/>
-        </w:rPr>
-        <w:fldChar w:fldCharType="end"/>
-      </w:r>
-    </w:p>
-    <w:p>
-      <w:pPr>
-        <w:pStyle w:val="Normal1"/>
-        <w:tabs>
-          <w:tab w:val="right" w:pos="9350"/>
-        </w:tabs>
-        <w:spacing w:after="0"/>
-        <w:ind w:left="480" w:hanging="480"/>
-        <w:rPr>
-          <w:rFonts w:ascii="Calibri" w:eastAsia="Calibri" w:hAnsi="Calibri" w:cs="Calibri"/>
-          <w:sz w:val="22"/>
-          <w:szCs w:val="22"/>
-        </w:rPr>
-      </w:pPr>
-    </w:p>
-    <w:p>
-      <w:pPr>
-        <w:pStyle w:val="Normal1"/>
-        <w:rPr>
-          <w:rFonts w:ascii="Calibri" w:eastAsia="Calibri" w:hAnsi="Calibri" w:cs="Calibri"/>
-          <w:smallCaps/>
-          <w:sz w:val="20"/>
-          <w:szCs w:val="20"/>
-        </w:rPr>
-      </w:pPr>
-    </w:p>
-    <w:p>
-      <w:pPr>
-        <w:pStyle w:val="Normal1"/>
-        <w:rPr>
-          <w:rFonts w:ascii="Calibri" w:eastAsia="Calibri" w:hAnsi="Calibri" w:cs="Calibri"/>
-          <w:smallCaps/>
-          <w:sz w:val="20"/>
-          <w:szCs w:val="20"/>
-        </w:rPr>
-      </w:pPr>
-    </w:p>
-    <w:p>
-      <w:pPr>
-        <w:rPr>
-          <w:rFonts w:ascii="Calibri" w:eastAsia="Calibri" w:hAnsi="Calibri" w:cs="Calibri"/>
-          <w:smallCaps/>
-          <w:sz w:val="20"/>
-          <w:szCs w:val="20"/>
-        </w:rPr>
-      </w:pPr>
-      <w:r>
-        <w:rPr>
-          <w:rFonts w:ascii="Calibri" w:eastAsia="Calibri" w:hAnsi="Calibri" w:cs="Calibri"/>
-          <w:smallCaps/>
-          <w:sz w:val="20"/>
-          <w:szCs w:val="20"/>
-        </w:rPr>
-        <w:br w:type="page"/>
-      </w:r>
-    </w:p>
-    <w:p>
-      <w:pPr>
-        <w:pStyle w:val="Normal1"/>
-        <w:jc w:val="center"/>
-        <w:rPr>
-          <w:rFonts w:asciiTheme="majorBidi" w:hAnsiTheme="majorBidi" w:cstheme="majorBidi"/>
-          <w:noProof/>
-        </w:rPr>
-      </w:pPr>
-      <w:r>
-        <w:rPr>
-          <w:rFonts w:asciiTheme="majorBidi" w:eastAsia="Calibri" w:hAnsiTheme="majorBidi" w:cstheme="majorBidi"/>
-          <w:b/>
-          <w:bCs/>
-          <w:smallCaps/>
-          <w:sz w:val="28"/>
-          <w:szCs w:val="28"/>
-        </w:rPr>
-        <w:lastRenderedPageBreak/>
-        <w:t>List of Tables</w:t>
-      </w:r>
-      <w:r>
-        <w:rPr>
-          <w:rFonts w:asciiTheme="majorBidi" w:hAnsiTheme="majorBidi" w:cstheme="majorBidi"/>
-        </w:rPr>
-        <w:fldChar w:fldCharType="begin"/>
-      </w:r>
-      <w:r>
-        <w:rPr>
-          <w:rFonts w:asciiTheme="majorBidi" w:hAnsiTheme="majorBidi" w:cstheme="majorBidi"/>
-        </w:rPr>
-        <w:instrText xml:space="preserve"> TOC \h \z \c "Table" </w:instrText>
-      </w:r>
-      <w:r>
-        <w:rPr>
-          <w:rFonts w:asciiTheme="majorBidi" w:hAnsiTheme="majorBidi" w:cstheme="majorBidi"/>
-        </w:rPr>
-        <w:fldChar w:fldCharType="separate"/>
-      </w:r>
-    </w:p>
-    <w:p>
-      <w:pPr>
         <w:pStyle w:val="TableofFigures"/>
         <w:tabs>
           <w:tab w:val="right" w:leader="dot" w:pos="8990"/>
         </w:tabs>
         <w:rPr>
-          <w:rFonts w:asciiTheme="majorBidi" w:eastAsiaTheme="minorEastAsia" w:hAnsiTheme="majorBidi" w:cstheme="majorBidi"/>
+          <w:rFonts w:asciiTheme="minorHAnsi" w:eastAsiaTheme="minorEastAsia" w:hAnsiTheme="minorHAnsi" w:cstheme="minorBidi"/>
           <w:noProof/>
           <w:color w:val="auto"/>
           <w:sz w:val="22"/>
           <w:szCs w:val="22"/>
         </w:rPr>
       </w:pPr>
-      <w:hyperlink w:anchor="_Toc224936294" w:history="1">
+      <w:hyperlink w:anchor="_Toc225270754" w:history="1">
         <w:r>
           <w:rPr>
             <w:rStyle w:val="Hyperlink"/>
-            <w:rFonts w:asciiTheme="majorBidi" w:hAnsiTheme="majorBidi" w:cstheme="majorBidi"/>
             <w:noProof/>
           </w:rPr>
-          <w:t>Table 1-1 Lean Canvas</w:t>
+          <w:t>Figure 1-2 Work Breakdown</w:t>
         </w:r>
         <w:r>
           <w:rPr>
-            <w:rFonts w:asciiTheme="majorBidi" w:hAnsiTheme="majorBidi" w:cstheme="majorBidi"/>
             <w:noProof/>
             <w:webHidden/>
           </w:rPr>
@@ -5255,7 +4981,6 @@
         </w:r>
         <w:r>
           <w:rPr>
-            <w:rFonts w:asciiTheme="majorBidi" w:hAnsiTheme="majorBidi" w:cstheme="majorBidi"/>
             <w:noProof/>
             <w:webHidden/>
           </w:rPr>
@@ -5263,22 +4988,19 @@
         </w:r>
         <w:r>
           <w:rPr>
-            <w:rFonts w:asciiTheme="majorBidi" w:hAnsiTheme="majorBidi" w:cstheme="majorBidi"/>
             <w:noProof/>
             <w:webHidden/>
           </w:rPr>
-          <w:instrText xml:space="preserve"> PAGEREF _Toc224936294 \h </w:instrText>
+          <w:instrText xml:space="preserve"> PAGEREF _Toc225270754 \h </w:instrText>
         </w:r>
         <w:r>
           <w:rPr>
-            <w:rFonts w:asciiTheme="majorBidi" w:hAnsiTheme="majorBidi" w:cstheme="majorBidi"/>
             <w:noProof/>
             <w:webHidden/>
           </w:rPr>
         </w:r>
         <w:r>
           <w:rPr>
-            <w:rFonts w:asciiTheme="majorBidi" w:hAnsiTheme="majorBidi" w:cstheme="majorBidi"/>
             <w:noProof/>
             <w:webHidden/>
           </w:rPr>
@@ -5286,7 +5008,6 @@
         </w:r>
         <w:r>
           <w:rPr>
-            <w:rFonts w:asciiTheme="majorBidi" w:hAnsiTheme="majorBidi" w:cstheme="majorBidi"/>
             <w:noProof/>
             <w:webHidden/>
           </w:rPr>
@@ -5294,7 +5015,6 @@
         </w:r>
         <w:r>
           <w:rPr>
-            <w:rFonts w:asciiTheme="majorBidi" w:hAnsiTheme="majorBidi" w:cstheme="majorBidi"/>
             <w:noProof/>
             <w:webHidden/>
           </w:rPr>
@@ -5304,6 +5024,347 @@
     </w:p>
     <w:p>
       <w:pPr>
+        <w:pStyle w:val="TableofFigures"/>
+        <w:tabs>
+          <w:tab w:val="right" w:leader="dot" w:pos="8990"/>
+        </w:tabs>
+        <w:rPr>
+          <w:rFonts w:asciiTheme="minorHAnsi" w:eastAsiaTheme="minorEastAsia" w:hAnsiTheme="minorHAnsi" w:cstheme="minorBidi"/>
+          <w:noProof/>
+          <w:color w:val="auto"/>
+          <w:sz w:val="22"/>
+          <w:szCs w:val="22"/>
+        </w:rPr>
+      </w:pPr>
+      <w:hyperlink w:anchor="_Toc225270755" w:history="1">
+        <w:r>
+          <w:rPr>
+            <w:rStyle w:val="Hyperlink"/>
+            <w:noProof/>
+          </w:rPr>
+          <w:t>Figure 1-3 Gantt Chart</w:t>
+        </w:r>
+        <w:r>
+          <w:rPr>
+            <w:noProof/>
+            <w:webHidden/>
+          </w:rPr>
+          <w:tab/>
+        </w:r>
+        <w:r>
+          <w:rPr>
+            <w:noProof/>
+            <w:webHidden/>
+          </w:rPr>
+          <w:fldChar w:fldCharType="begin"/>
+        </w:r>
+        <w:r>
+          <w:rPr>
+            <w:noProof/>
+            <w:webHidden/>
+          </w:rPr>
+          <w:instrText xml:space="preserve"> PAGEREF _Toc225270755 \h </w:instrText>
+        </w:r>
+        <w:r>
+          <w:rPr>
+            <w:noProof/>
+            <w:webHidden/>
+          </w:rPr>
+        </w:r>
+        <w:r>
+          <w:rPr>
+            <w:noProof/>
+            <w:webHidden/>
+          </w:rPr>
+          <w:fldChar w:fldCharType="separate"/>
+        </w:r>
+        <w:r>
+          <w:rPr>
+            <w:noProof/>
+            <w:webHidden/>
+          </w:rPr>
+          <w:t>18</w:t>
+        </w:r>
+        <w:r>
+          <w:rPr>
+            <w:noProof/>
+            <w:webHidden/>
+          </w:rPr>
+          <w:fldChar w:fldCharType="end"/>
+        </w:r>
+      </w:hyperlink>
+    </w:p>
+    <w:p>
+      <w:pPr>
+        <w:pStyle w:val="Normal1"/>
+        <w:tabs>
+          <w:tab w:val="right" w:pos="9350"/>
+        </w:tabs>
+        <w:spacing w:after="0"/>
+        <w:ind w:left="480" w:hanging="480"/>
+        <w:rPr>
+          <w:rFonts w:ascii="Calibri" w:eastAsia="Calibri" w:hAnsi="Calibri" w:cs="Calibri"/>
+          <w:sz w:val="22"/>
+          <w:szCs w:val="22"/>
+        </w:rPr>
+      </w:pPr>
+      <w:r>
+        <w:rPr>
+          <w:rFonts w:ascii="Calibri" w:eastAsia="Calibri" w:hAnsi="Calibri" w:cs="Calibri"/>
+          <w:sz w:val="22"/>
+          <w:szCs w:val="22"/>
+        </w:rPr>
+        <w:fldChar w:fldCharType="end"/>
+      </w:r>
+    </w:p>
+    <w:p>
+      <w:pPr>
+        <w:pStyle w:val="Normal1"/>
+        <w:tabs>
+          <w:tab w:val="right" w:pos="9350"/>
+        </w:tabs>
+        <w:spacing w:after="0"/>
+        <w:ind w:left="480" w:hanging="480"/>
+        <w:rPr>
+          <w:rFonts w:ascii="Calibri" w:eastAsia="Calibri" w:hAnsi="Calibri" w:cs="Calibri"/>
+          <w:sz w:val="22"/>
+          <w:szCs w:val="22"/>
+        </w:rPr>
+      </w:pPr>
+    </w:p>
+    <w:p>
+      <w:pPr>
+        <w:pStyle w:val="Normal1"/>
+        <w:rPr>
+          <w:rFonts w:ascii="Calibri" w:eastAsia="Calibri" w:hAnsi="Calibri" w:cs="Calibri"/>
+          <w:smallCaps/>
+          <w:sz w:val="20"/>
+          <w:szCs w:val="20"/>
+        </w:rPr>
+      </w:pPr>
+    </w:p>
+    <w:p>
+      <w:pPr>
+        <w:pStyle w:val="Normal1"/>
+        <w:rPr>
+          <w:rFonts w:ascii="Calibri" w:eastAsia="Calibri" w:hAnsi="Calibri" w:cs="Calibri"/>
+          <w:smallCaps/>
+          <w:sz w:val="20"/>
+          <w:szCs w:val="20"/>
+        </w:rPr>
+      </w:pPr>
+    </w:p>
+    <w:p>
+      <w:pPr>
+        <w:rPr>
+          <w:rFonts w:ascii="Calibri" w:eastAsia="Calibri" w:hAnsi="Calibri" w:cs="Calibri"/>
+          <w:smallCaps/>
+          <w:sz w:val="20"/>
+          <w:szCs w:val="20"/>
+        </w:rPr>
+      </w:pPr>
+      <w:r>
+        <w:rPr>
+          <w:rFonts w:ascii="Calibri" w:eastAsia="Calibri" w:hAnsi="Calibri" w:cs="Calibri"/>
+          <w:smallCaps/>
+          <w:sz w:val="20"/>
+          <w:szCs w:val="20"/>
+        </w:rPr>
+        <w:br w:type="page"/>
+      </w:r>
+    </w:p>
+    <w:p>
+      <w:pPr>
+        <w:pStyle w:val="Normal1"/>
+        <w:jc w:val="center"/>
+        <w:rPr>
+          <w:noProof/>
+        </w:rPr>
+      </w:pPr>
+      <w:r>
+        <w:rPr>
+          <w:rFonts w:asciiTheme="majorBidi" w:eastAsia="Calibri" w:hAnsiTheme="majorBidi" w:cstheme="majorBidi"/>
+          <w:b/>
+          <w:bCs/>
+          <w:smallCaps/>
+          <w:sz w:val="28"/>
+          <w:szCs w:val="28"/>
+        </w:rPr>
+        <w:lastRenderedPageBreak/>
+        <w:t>List of Tables</w:t>
+      </w:r>
+      <w:r>
+        <w:rPr>
+          <w:rFonts w:asciiTheme="majorBidi" w:hAnsiTheme="majorBidi" w:cstheme="majorBidi"/>
+        </w:rPr>
+        <w:fldChar w:fldCharType="begin"/>
+      </w:r>
+      <w:r>
+        <w:rPr>
+          <w:rFonts w:asciiTheme="majorBidi" w:hAnsiTheme="majorBidi" w:cstheme="majorBidi"/>
+        </w:rPr>
+        <w:instrText xml:space="preserve"> TOC \h \z \c "Table" </w:instrText>
+      </w:r>
+      <w:r>
+        <w:rPr>
+          <w:rFonts w:asciiTheme="majorBidi" w:hAnsiTheme="majorBidi" w:cstheme="majorBidi"/>
+        </w:rPr>
+        <w:fldChar w:fldCharType="separate"/>
+      </w:r>
+    </w:p>
+    <w:p>
+      <w:pPr>
+        <w:pStyle w:val="TableofFigures"/>
+        <w:tabs>
+          <w:tab w:val="right" w:leader="dot" w:pos="8990"/>
+        </w:tabs>
+        <w:rPr>
+          <w:rFonts w:asciiTheme="minorHAnsi" w:eastAsiaTheme="minorEastAsia" w:hAnsiTheme="minorHAnsi" w:cstheme="minorBidi"/>
+          <w:noProof/>
+          <w:color w:val="auto"/>
+          <w:sz w:val="22"/>
+          <w:szCs w:val="22"/>
+        </w:rPr>
+      </w:pPr>
+      <w:hyperlink w:anchor="_Toc225270734" w:history="1">
+        <w:r>
+          <w:rPr>
+            <w:rStyle w:val="Hyperlink"/>
+            <w:noProof/>
+          </w:rPr>
+          <w:t>Table 1-1 Comparison table</w:t>
+        </w:r>
+        <w:r>
+          <w:rPr>
+            <w:noProof/>
+            <w:webHidden/>
+          </w:rPr>
+          <w:tab/>
+        </w:r>
+        <w:r>
+          <w:rPr>
+            <w:noProof/>
+            <w:webHidden/>
+          </w:rPr>
+          <w:fldChar w:fldCharType="begin"/>
+        </w:r>
+        <w:r>
+          <w:rPr>
+            <w:noProof/>
+            <w:webHidden/>
+          </w:rPr>
+          <w:instrText xml:space="preserve"> PAGEREF _Toc225270734 \h </w:instrText>
+        </w:r>
+        <w:r>
+          <w:rPr>
+            <w:noProof/>
+            <w:webHidden/>
+          </w:rPr>
+        </w:r>
+        <w:r>
+          <w:rPr>
+            <w:noProof/>
+            <w:webHidden/>
+          </w:rPr>
+          <w:fldChar w:fldCharType="separate"/>
+        </w:r>
+        <w:r>
+          <w:rPr>
+            <w:noProof/>
+            <w:webHidden/>
+          </w:rPr>
+          <w:t>14</w:t>
+        </w:r>
+        <w:r>
+          <w:rPr>
+            <w:noProof/>
+            <w:webHidden/>
+          </w:rPr>
+          <w:fldChar w:fldCharType="end"/>
+        </w:r>
+      </w:hyperlink>
+    </w:p>
+    <w:p>
+      <w:pPr>
+        <w:pStyle w:val="TableofFigures"/>
+        <w:tabs>
+          <w:tab w:val="right" w:leader="dot" w:pos="8990"/>
+        </w:tabs>
+        <w:rPr>
+          <w:rFonts w:asciiTheme="minorHAnsi" w:eastAsiaTheme="minorEastAsia" w:hAnsiTheme="minorHAnsi" w:cstheme="minorBidi"/>
+          <w:noProof/>
+          <w:color w:val="auto"/>
+          <w:sz w:val="22"/>
+          <w:szCs w:val="22"/>
+        </w:rPr>
+      </w:pPr>
+      <w:hyperlink w:anchor="_Toc225270735" w:history="1">
+        <w:r>
+          <w:rPr>
+            <w:rStyle w:val="Hyperlink"/>
+            <w:noProof/>
+          </w:rPr>
+          <w:t>Table 1-2</w:t>
+        </w:r>
+        <w:r>
+          <w:rPr>
+            <w:rStyle w:val="Hyperlink"/>
+            <w:noProof/>
+          </w:rPr>
+          <w:t xml:space="preserve"> Project Timeline</w:t>
+        </w:r>
+        <w:r>
+          <w:rPr>
+            <w:noProof/>
+            <w:webHidden/>
+          </w:rPr>
+          <w:tab/>
+        </w:r>
+        <w:r>
+          <w:rPr>
+            <w:noProof/>
+            <w:webHidden/>
+          </w:rPr>
+          <w:fldChar w:fldCharType="begin"/>
+        </w:r>
+        <w:r>
+          <w:rPr>
+            <w:noProof/>
+            <w:webHidden/>
+          </w:rPr>
+          <w:instrText xml:space="preserve"> PAGEREF _Toc225270735 \h </w:instrText>
+        </w:r>
+        <w:r>
+          <w:rPr>
+            <w:noProof/>
+            <w:webHidden/>
+          </w:rPr>
+        </w:r>
+        <w:r>
+          <w:rPr>
+            <w:noProof/>
+            <w:webHidden/>
+          </w:rPr>
+          <w:fldChar w:fldCharType="separate"/>
+        </w:r>
+        <w:r>
+          <w:rPr>
+            <w:noProof/>
+            <w:webHidden/>
+          </w:rPr>
+          <w:t>18</w:t>
+        </w:r>
+        <w:r>
+          <w:rPr>
+            <w:noProof/>
+            <w:webHidden/>
+          </w:rPr>
+          <w:fldChar w:fldCharType="end"/>
+        </w:r>
+      </w:hyperlink>
+    </w:p>
+    <w:p>
+      <w:pPr>
         <w:spacing w:line="276" w:lineRule="auto"/>
         <w:jc w:val="left"/>
         <w:rPr>
@@ -5348,8 +5409,8 @@
         <w:lastRenderedPageBreak/>
         <w:t xml:space="preserve">This page is kept blank </w:t>
       </w:r>
-      <w:bookmarkStart w:id="6" w:name="_2s8eyo1" w:colFirst="0" w:colLast="0"/>
-      <w:bookmarkEnd w:id="6"/>
+      <w:bookmarkStart w:id="5" w:name="_2s8eyo1" w:colFirst="0" w:colLast="0"/>
+      <w:bookmarkEnd w:id="5"/>
     </w:p>
     <w:p>
       <w:pPr>
@@ -5376,13 +5437,13 @@
       <w:pPr>
         <w:pStyle w:val="Heading1"/>
       </w:pPr>
-      <w:bookmarkStart w:id="7" w:name="_1y810tw" w:colFirst="0" w:colLast="0"/>
-      <w:bookmarkStart w:id="8" w:name="_4i7ojhp" w:colFirst="0" w:colLast="0"/>
-      <w:bookmarkStart w:id="9" w:name="_2xcytpi" w:colFirst="0" w:colLast="0"/>
-      <w:bookmarkStart w:id="10" w:name="_Toc224936335"/>
+      <w:bookmarkStart w:id="6" w:name="_1y810tw" w:colFirst="0" w:colLast="0"/>
+      <w:bookmarkStart w:id="7" w:name="_4i7ojhp" w:colFirst="0" w:colLast="0"/>
+      <w:bookmarkStart w:id="8" w:name="_2xcytpi" w:colFirst="0" w:colLast="0"/>
+      <w:bookmarkStart w:id="9" w:name="_Toc225271082"/>
+      <w:bookmarkEnd w:id="6"/>
       <w:bookmarkEnd w:id="7"/>
       <w:bookmarkEnd w:id="8"/>
-      <w:bookmarkEnd w:id="9"/>
       <w:r>
         <w:rPr>
           <w:rStyle w:val="Strong"/>
@@ -5392,13 +5453,13 @@
         <w:lastRenderedPageBreak/>
         <w:t>Chapter 1</w:t>
       </w:r>
-      <w:bookmarkEnd w:id="10"/>
+      <w:bookmarkEnd w:id="9"/>
     </w:p>
     <w:p>
       <w:pPr>
         <w:pStyle w:val="Heading2"/>
       </w:pPr>
-      <w:bookmarkStart w:id="11" w:name="_Toc224936336"/>
+      <w:bookmarkStart w:id="10" w:name="_Toc225271083"/>
       <w:r>
         <w:rPr>
           <w:rStyle w:val="Strong"/>
@@ -5407,7 +5468,7 @@
         </w:rPr>
         <w:t>1. Introduction</w:t>
       </w:r>
-      <w:bookmarkEnd w:id="11"/>
+      <w:bookmarkEnd w:id="10"/>
     </w:p>
     <w:p>
       <w:r>
@@ -5437,7 +5498,7 @@
       <w:pPr>
         <w:pStyle w:val="Heading2"/>
       </w:pPr>
-      <w:bookmarkStart w:id="12" w:name="_Toc224936337"/>
+      <w:bookmarkStart w:id="11" w:name="_Toc225271084"/>
       <w:r>
         <w:rPr>
           <w:rStyle w:val="Strong"/>
@@ -5446,13 +5507,13 @@
         </w:rPr>
         <w:t>1.1 Project Introduction</w:t>
       </w:r>
-      <w:bookmarkEnd w:id="12"/>
+      <w:bookmarkEnd w:id="11"/>
     </w:p>
     <w:p>
       <w:pPr>
         <w:pStyle w:val="Heading3"/>
       </w:pPr>
-      <w:bookmarkStart w:id="13" w:name="_Toc224936338"/>
+      <w:bookmarkStart w:id="12" w:name="_Toc225271085"/>
       <w:r>
         <w:rPr>
           <w:rStyle w:val="Strong"/>
@@ -5461,7 +5522,7 @@
         </w:rPr>
         <w:t>1.1.1 Project Description</w:t>
       </w:r>
-      <w:bookmarkEnd w:id="13"/>
+      <w:bookmarkEnd w:id="12"/>
     </w:p>
     <w:p>
       <w:r>
@@ -5482,7 +5543,7 @@
       <w:pPr>
         <w:pStyle w:val="Heading3"/>
       </w:pPr>
-      <w:bookmarkStart w:id="14" w:name="_Toc224936339"/>
+      <w:bookmarkStart w:id="13" w:name="_Toc225271086"/>
       <w:r>
         <w:rPr>
           <w:rStyle w:val="Strong"/>
@@ -5492,7 +5553,7 @@
         <w:lastRenderedPageBreak/>
         <w:t>1.1.2 Beneficiary of the Project</w:t>
       </w:r>
-      <w:bookmarkEnd w:id="14"/>
+      <w:bookmarkEnd w:id="13"/>
     </w:p>
     <w:p>
       <w:r>
@@ -5567,20 +5628,44 @@
       <w:pPr>
         <w:pStyle w:val="Heading2"/>
       </w:pPr>
-      <w:bookmarkStart w:id="15" w:name="_Toc224936340"/>
+      <w:bookmarkStart w:id="14" w:name="_Toc225271087"/>
       <w:r>
         <w:rPr>
           <w:rStyle w:val="Strong"/>
           <w:b/>
           <w:bCs w:val="0"/>
         </w:rPr>
-        <w:t>1.2 Existing Examples / Solutions</w:t>
-      </w:r>
-      <w:bookmarkEnd w:id="15"/>
-    </w:p>
-    <w:p>
-      <w:r>
-        <w:t>There are several existing systems available for performance evaluation, such as BambooHR, Workday, and SAP SuccessFactors. These systems provide features like employee tracking, performance reviews, and reporting.</w:t>
+        <w:t xml:space="preserve">1.2 Existing </w:t>
+      </w:r>
+      <w:r>
+        <w:rPr>
+          <w:rStyle w:val="Strong"/>
+          <w:b/>
+          <w:bCs w:val="0"/>
+        </w:rPr>
+        <w:t>Solutions</w:t>
+      </w:r>
+      <w:bookmarkEnd w:id="14"/>
+    </w:p>
+    <w:p>
+      <w:r>
+        <w:t xml:space="preserve">There are several existing systems available for performance evaluation, such as </w:t>
+      </w:r>
+      <w:proofErr w:type="spellStart"/>
+      <w:r>
+        <w:t>BambooHR</w:t>
+      </w:r>
+      <w:proofErr w:type="spellEnd"/>
+      <w:r>
+        <w:t xml:space="preserve">, Workday, and SAP </w:t>
+      </w:r>
+      <w:proofErr w:type="spellStart"/>
+      <w:r>
+        <w:t>SuccessFactors</w:t>
+      </w:r>
+      <w:proofErr w:type="spellEnd"/>
+      <w:r>
+        <w:t>. These systems provide features like employee tracking, performance reviews, and reporting.</w:t>
       </w:r>
     </w:p>
     <w:p>
@@ -5643,31 +5728,10 @@
     </w:p>
     <w:p>
       <w:pPr>
-        <w:pStyle w:val="Heading2"/>
-      </w:pPr>
-      <w:bookmarkStart w:id="16" w:name="_Toc224936341"/>
-      <w:r>
-        <w:rPr>
-          <w:rStyle w:val="Strong"/>
-          <w:b/>
-          <w:bCs w:val="0"/>
-        </w:rPr>
-        <w:t>1.3 Business Scope</w:t>
-      </w:r>
-      <w:bookmarkEnd w:id="16"/>
-    </w:p>
-    <w:p>
-      <w:r>
-        <w:t>The Performance Evaluation Tool has strong business potential, especially for software houses, startups, and small to medium-sized enterprises. It helps organizations improve employee productivity and maintain fairness in evaluations.</w:t>
-      </w:r>
-    </w:p>
-    <w:p>
-      <w:pPr>
         <w:jc w:val="center"/>
       </w:pPr>
-      <w:bookmarkStart w:id="17" w:name="_Toc224936294"/>
-      <w:r>
-        <w:lastRenderedPageBreak/>
+      <w:bookmarkStart w:id="15" w:name="_Toc225270734"/>
+      <w:r>
         <w:t xml:space="preserve">Table </w:t>
       </w:r>
       <w:r>
@@ -5689,9 +5753,12 @@
         <w:fldChar w:fldCharType="end"/>
       </w:r>
       <w:r>
-        <w:t>-1 Lean Canvas</w:t>
-      </w:r>
-      <w:bookmarkEnd w:id="17"/>
+        <w:t>-</w:t>
+      </w:r>
+      <w:r>
+        <w:t>1 Comparison table</w:t>
+      </w:r>
+      <w:bookmarkEnd w:id="15"/>
     </w:p>
     <w:tbl>
       <w:tblPr>
@@ -5700,143 +5767,59 @@
         <w:tblLook w:val="04A0" w:firstRow="1" w:lastRow="0" w:firstColumn="1" w:lastColumn="0" w:noHBand="0" w:noVBand="1"/>
       </w:tblPr>
       <w:tblGrid>
-        <w:gridCol w:w="2048"/>
-        <w:gridCol w:w="1329"/>
-        <w:gridCol w:w="2028"/>
-        <w:gridCol w:w="1656"/>
-        <w:gridCol w:w="1929"/>
+        <w:gridCol w:w="3775"/>
+        <w:gridCol w:w="2015"/>
+        <w:gridCol w:w="2880"/>
       </w:tblGrid>
       <w:tr>
         <w:tc>
           <w:tcPr>
-            <w:tcW w:w="0" w:type="auto"/>
-            <w:shd w:val="clear" w:color="auto" w:fill="A6A6A6" w:themeFill="background1" w:themeFillShade="A6"/>
+            <w:tcW w:w="3775" w:type="dxa"/>
             <w:hideMark/>
           </w:tcPr>
           <w:p>
             <w:pPr>
-              <w:tabs>
-                <w:tab w:val="left" w:pos="400"/>
-                <w:tab w:val="center" w:pos="916"/>
-              </w:tabs>
-              <w:jc w:val="left"/>
+              <w:jc w:val="center"/>
+            </w:pPr>
+            <w:r>
               <w:rPr>
                 <w:b/>
-                <w:bCs/>
-              </w:rPr>
-            </w:pPr>
-            <w:r>
-              <w:rPr>
-                <w:b/>
-                <w:bCs/>
-              </w:rPr>
-              <w:tab/>
-            </w:r>
-            <w:r>
-              <w:rPr>
-                <w:b/>
-                <w:bCs/>
-              </w:rPr>
-              <w:tab/>
-            </w:r>
-            <w:r>
-              <w:rPr>
-                <w:b/>
-                <w:bCs/>
-              </w:rPr>
-              <w:t>Problem</w:t>
+              </w:rPr>
+              <w:t>Features</w:t>
             </w:r>
           </w:p>
         </w:tc>
         <w:tc>
           <w:tcPr>
-            <w:tcW w:w="0" w:type="auto"/>
-            <w:shd w:val="clear" w:color="auto" w:fill="A6A6A6" w:themeFill="background1" w:themeFillShade="A6"/>
+            <w:tcW w:w="2015" w:type="dxa"/>
             <w:hideMark/>
           </w:tcPr>
           <w:p>
             <w:pPr>
               <w:jc w:val="center"/>
+            </w:pPr>
+            <w:r>
               <w:rPr>
                 <w:b/>
-                <w:bCs/>
-              </w:rPr>
-            </w:pPr>
-            <w:r>
-              <w:rPr>
-                <w:b/>
-                <w:bCs/>
-              </w:rPr>
-              <w:t>Solution</w:t>
+              </w:rPr>
+              <w:t>Existing Systems</w:t>
             </w:r>
           </w:p>
         </w:tc>
         <w:tc>
           <w:tcPr>
-            <w:tcW w:w="0" w:type="auto"/>
-            <w:shd w:val="clear" w:color="auto" w:fill="A6A6A6" w:themeFill="background1" w:themeFillShade="A6"/>
+            <w:tcW w:w="2880" w:type="dxa"/>
             <w:hideMark/>
           </w:tcPr>
           <w:p>
             <w:pPr>
               <w:jc w:val="center"/>
+            </w:pPr>
+            <w:r>
               <w:rPr>
                 <w:b/>
-                <w:bCs/>
-              </w:rPr>
-            </w:pPr>
-            <w:r>
-              <w:rPr>
-                <w:b/>
-                <w:bCs/>
-              </w:rPr>
-              <w:t>Unique Value Proposition</w:t>
-            </w:r>
-          </w:p>
-        </w:tc>
-        <w:tc>
-          <w:tcPr>
-            <w:tcW w:w="0" w:type="auto"/>
-            <w:shd w:val="clear" w:color="auto" w:fill="A6A6A6" w:themeFill="background1" w:themeFillShade="A6"/>
-            <w:hideMark/>
-          </w:tcPr>
-          <w:p>
-            <w:pPr>
-              <w:jc w:val="center"/>
-              <w:rPr>
-                <w:b/>
-                <w:bCs/>
-              </w:rPr>
-            </w:pPr>
-            <w:r>
-              <w:rPr>
-                <w:b/>
-                <w:bCs/>
-              </w:rPr>
-              <w:t>Unfair Advantage</w:t>
-            </w:r>
-          </w:p>
-        </w:tc>
-        <w:tc>
-          <w:tcPr>
-            <w:tcW w:w="0" w:type="auto"/>
-            <w:shd w:val="clear" w:color="auto" w:fill="A6A6A6" w:themeFill="background1" w:themeFillShade="A6"/>
-            <w:hideMark/>
-          </w:tcPr>
-          <w:p>
-            <w:pPr>
-              <w:jc w:val="center"/>
-              <w:rPr>
-                <w:b/>
-                <w:bCs/>
-              </w:rPr>
-            </w:pPr>
-            <w:r>
-              <w:rPr>
-                <w:b/>
-                <w:bCs/>
-              </w:rPr>
-              <w:t>Customer Segments</w:t>
+              </w:rPr>
+              <w:t>Our System</w:t>
             </w:r>
           </w:p>
         </w:tc>
@@ -5844,197 +5827,43 @@
       <w:tr>
         <w:tc>
           <w:tcPr>
-            <w:tcW w:w="0" w:type="auto"/>
+            <w:tcW w:w="3775" w:type="dxa"/>
             <w:hideMark/>
           </w:tcPr>
           <w:p>
             <w:pPr>
-              <w:jc w:val="left"/>
+              <w:jc w:val="center"/>
             </w:pPr>
             <w:r>
-              <w:t>Manual evaluation, bias, lack of transparency</w:t>
+              <w:t>Cost</w:t>
             </w:r>
           </w:p>
         </w:tc>
         <w:tc>
           <w:tcPr>
-            <w:tcW w:w="0" w:type="auto"/>
+            <w:tcW w:w="2015" w:type="dxa"/>
             <w:hideMark/>
           </w:tcPr>
           <w:p>
-            <w:r>
-              <w:t>KPI-based web system</w:t>
+            <w:pPr>
+              <w:jc w:val="center"/>
+            </w:pPr>
+            <w:r>
+              <w:t>High</w:t>
             </w:r>
           </w:p>
         </w:tc>
         <w:tc>
           <w:tcPr>
-            <w:tcW w:w="0" w:type="auto"/>
+            <w:tcW w:w="2880" w:type="dxa"/>
             <w:hideMark/>
           </w:tcPr>
           <w:p>
-            <w:r>
-              <w:t>Simple, transparent, and customizable tool</w:t>
-            </w:r>
-          </w:p>
-        </w:tc>
-        <w:tc>
-          <w:tcPr>
-            <w:tcW w:w="0" w:type="auto"/>
-            <w:hideMark/>
-          </w:tcPr>
-          <w:p>
-            <w:r>
-              <w:t>Real-world KPIs + simplicity</w:t>
-            </w:r>
-          </w:p>
-        </w:tc>
-        <w:tc>
-          <w:tcPr>
-            <w:tcW w:w="0" w:type="auto"/>
-            <w:hideMark/>
-          </w:tcPr>
-          <w:p>
-            <w:r>
-              <w:t>Software houses, SMEs, HR departments</w:t>
-            </w:r>
-          </w:p>
-        </w:tc>
-      </w:tr>
-    </w:tbl>
-    <w:p>
-      <w:pPr>
-        <w:rPr>
-          <w:vanish/>
-        </w:rPr>
-      </w:pPr>
-    </w:p>
-    <w:tbl>
-      <w:tblPr>
-        <w:tblStyle w:val="TableGridLight"/>
-        <w:tblW w:w="0" w:type="auto"/>
-        <w:tblLook w:val="04A0" w:firstRow="1" w:lastRow="0" w:firstColumn="1" w:lastColumn="0" w:noHBand="0" w:noVBand="1"/>
-      </w:tblPr>
-      <w:tblGrid>
-        <w:gridCol w:w="1941"/>
-        <w:gridCol w:w="1913"/>
-        <w:gridCol w:w="1920"/>
-        <w:gridCol w:w="1745"/>
-        <w:gridCol w:w="1471"/>
-      </w:tblGrid>
-      <w:tr>
-        <w:tc>
-          <w:tcPr>
-            <w:tcW w:w="0" w:type="auto"/>
-            <w:shd w:val="clear" w:color="auto" w:fill="A6A6A6" w:themeFill="background1" w:themeFillShade="A6"/>
-            <w:hideMark/>
-          </w:tcPr>
-          <w:p>
             <w:pPr>
               <w:jc w:val="center"/>
-              <w:rPr>
-                <w:b/>
-                <w:bCs/>
-              </w:rPr>
             </w:pPr>
             <w:r>
-              <w:rPr>
-                <w:b/>
-                <w:bCs/>
-              </w:rPr>
-              <w:t>Existing Alternatives</w:t>
-            </w:r>
-          </w:p>
-        </w:tc>
-        <w:tc>
-          <w:tcPr>
-            <w:tcW w:w="0" w:type="auto"/>
-            <w:shd w:val="clear" w:color="auto" w:fill="A6A6A6" w:themeFill="background1" w:themeFillShade="A6"/>
-            <w:hideMark/>
-          </w:tcPr>
-          <w:p>
-            <w:pPr>
-              <w:jc w:val="center"/>
-              <w:rPr>
-                <w:b/>
-                <w:bCs/>
-              </w:rPr>
-            </w:pPr>
-            <w:r>
-              <w:rPr>
-                <w:b/>
-                <w:bCs/>
-              </w:rPr>
-              <w:t>Key Metrics</w:t>
-            </w:r>
-          </w:p>
-        </w:tc>
-        <w:tc>
-          <w:tcPr>
-            <w:tcW w:w="0" w:type="auto"/>
-            <w:shd w:val="clear" w:color="auto" w:fill="A6A6A6" w:themeFill="background1" w:themeFillShade="A6"/>
-            <w:hideMark/>
-          </w:tcPr>
-          <w:p>
-            <w:pPr>
-              <w:jc w:val="center"/>
-              <w:rPr>
-                <w:b/>
-                <w:bCs/>
-              </w:rPr>
-            </w:pPr>
-            <w:r>
-              <w:rPr>
-                <w:b/>
-                <w:bCs/>
-              </w:rPr>
-              <w:t>High-Level Concept</w:t>
-            </w:r>
-          </w:p>
-        </w:tc>
-        <w:tc>
-          <w:tcPr>
-            <w:tcW w:w="0" w:type="auto"/>
-            <w:shd w:val="clear" w:color="auto" w:fill="A6A6A6" w:themeFill="background1" w:themeFillShade="A6"/>
-            <w:hideMark/>
-          </w:tcPr>
-          <w:p>
-            <w:pPr>
-              <w:jc w:val="center"/>
-              <w:rPr>
-                <w:b/>
-                <w:bCs/>
-              </w:rPr>
-            </w:pPr>
-            <w:r>
-              <w:rPr>
-                <w:b/>
-                <w:bCs/>
-              </w:rPr>
-              <w:t>Channels</w:t>
-            </w:r>
-          </w:p>
-        </w:tc>
-        <w:tc>
-          <w:tcPr>
-            <w:tcW w:w="0" w:type="auto"/>
-            <w:shd w:val="clear" w:color="auto" w:fill="A6A6A6" w:themeFill="background1" w:themeFillShade="A6"/>
-            <w:hideMark/>
-          </w:tcPr>
-          <w:p>
-            <w:pPr>
-              <w:jc w:val="center"/>
-              <w:rPr>
-                <w:b/>
-                <w:bCs/>
-              </w:rPr>
-            </w:pPr>
-            <w:r>
-              <w:rPr>
-                <w:b/>
-                <w:bCs/>
-              </w:rPr>
-              <w:t>Early Adopters</w:t>
+              <w:t>Cost-effective</w:t>
             </w:r>
           </w:p>
         </w:tc>
@@ -6042,125 +5871,43 @@
       <w:tr>
         <w:tc>
           <w:tcPr>
-            <w:tcW w:w="0" w:type="auto"/>
+            <w:tcW w:w="3775" w:type="dxa"/>
             <w:hideMark/>
           </w:tcPr>
           <w:p>
             <w:pPr>
-              <w:jc w:val="left"/>
+              <w:jc w:val="center"/>
             </w:pPr>
             <w:r>
-              <w:t>Excel sheets, HR software</w:t>
+              <w:t>KPI Customization</w:t>
             </w:r>
           </w:p>
         </w:tc>
         <w:tc>
           <w:tcPr>
-            <w:tcW w:w="0" w:type="auto"/>
+            <w:tcW w:w="2015" w:type="dxa"/>
             <w:hideMark/>
           </w:tcPr>
           <w:p>
-            <w:r>
-              <w:t>User adoption, evaluation rate</w:t>
+            <w:pPr>
+              <w:jc w:val="center"/>
+            </w:pPr>
+            <w:r>
+              <w:t>Limited</w:t>
             </w:r>
           </w:p>
         </w:tc>
         <w:tc>
           <w:tcPr>
-            <w:tcW w:w="0" w:type="auto"/>
+            <w:tcW w:w="2880" w:type="dxa"/>
             <w:hideMark/>
           </w:tcPr>
           <w:p>
-            <w:r>
-              <w:t>Simple KPI evaluation system</w:t>
-            </w:r>
-          </w:p>
-        </w:tc>
-        <w:tc>
-          <w:tcPr>
-            <w:tcW w:w="0" w:type="auto"/>
-            <w:hideMark/>
-          </w:tcPr>
-          <w:p>
-            <w:r>
-              <w:t>Direct marketing, demos</w:t>
-            </w:r>
-          </w:p>
-        </w:tc>
-        <w:tc>
-          <w:tcPr>
-            <w:tcW w:w="0" w:type="auto"/>
-            <w:hideMark/>
-          </w:tcPr>
-          <w:p>
-            <w:r>
-              <w:t>Small companies</w:t>
-            </w:r>
-          </w:p>
-        </w:tc>
-      </w:tr>
-    </w:tbl>
-    <w:p>
-      <w:pPr>
-        <w:rPr>
-          <w:vanish/>
-        </w:rPr>
-      </w:pPr>
-    </w:p>
-    <w:tbl>
-      <w:tblPr>
-        <w:tblStyle w:val="TableGridLight"/>
-        <w:tblW w:w="0" w:type="auto"/>
-        <w:tblLook w:val="04A0" w:firstRow="1" w:lastRow="0" w:firstColumn="1" w:lastColumn="0" w:noHBand="0" w:noVBand="1"/>
-      </w:tblPr>
-      <w:tblGrid>
-        <w:gridCol w:w="3669"/>
-        <w:gridCol w:w="3076"/>
-      </w:tblGrid>
-      <w:tr>
-        <w:tc>
-          <w:tcPr>
-            <w:tcW w:w="0" w:type="auto"/>
-            <w:shd w:val="clear" w:color="auto" w:fill="A6A6A6" w:themeFill="background1" w:themeFillShade="A6"/>
-            <w:hideMark/>
-          </w:tcPr>
-          <w:p>
             <w:pPr>
               <w:jc w:val="center"/>
-              <w:rPr>
-                <w:b/>
-                <w:bCs/>
-              </w:rPr>
             </w:pPr>
             <w:r>
-              <w:rPr>
-                <w:b/>
-                <w:bCs/>
-              </w:rPr>
-              <w:t>Cost Structure</w:t>
-            </w:r>
-          </w:p>
-        </w:tc>
-        <w:tc>
-          <w:tcPr>
-            <w:tcW w:w="0" w:type="auto"/>
-            <w:shd w:val="clear" w:color="auto" w:fill="A6A6A6" w:themeFill="background1" w:themeFillShade="A6"/>
-            <w:hideMark/>
-          </w:tcPr>
-          <w:p>
-            <w:pPr>
-              <w:jc w:val="center"/>
-              <w:rPr>
-                <w:b/>
-                <w:bCs/>
-              </w:rPr>
-            </w:pPr>
-            <w:r>
-              <w:rPr>
-                <w:b/>
-                <w:bCs/>
-              </w:rPr>
-              <w:t>Revenue Structure</w:t>
+              <w:t>Fully customizable</w:t>
             </w:r>
           </w:p>
         </w:tc>
@@ -6168,441 +5915,44 @@
       <w:tr>
         <w:tc>
           <w:tcPr>
-            <w:tcW w:w="0" w:type="auto"/>
+            <w:tcW w:w="3775" w:type="dxa"/>
             <w:hideMark/>
           </w:tcPr>
           <w:p>
             <w:pPr>
-              <w:jc w:val="left"/>
+              <w:jc w:val="center"/>
             </w:pPr>
             <w:r>
-              <w:t>Development, hosting, maintenance</w:t>
+              <w:lastRenderedPageBreak/>
+              <w:t>User Interface</w:t>
             </w:r>
           </w:p>
         </w:tc>
         <w:tc>
           <w:tcPr>
-            <w:tcW w:w="0" w:type="auto"/>
+            <w:tcW w:w="2015" w:type="dxa"/>
             <w:hideMark/>
           </w:tcPr>
           <w:p>
-            <w:r>
-              <w:t>Subscription or license model</w:t>
-            </w:r>
-          </w:p>
-        </w:tc>
-      </w:tr>
-    </w:tbl>
-    <w:p>
-      <w:pPr>
-        <w:pStyle w:val="Heading2"/>
-      </w:pPr>
-      <w:bookmarkStart w:id="18" w:name="_Toc224936342"/>
-      <w:r>
-        <w:rPr>
-          <w:rStyle w:val="Strong"/>
-          <w:b/>
-          <w:bCs w:val="0"/>
-        </w:rPr>
-        <w:t>1.4 Useful Tools and Technologies</w:t>
-      </w:r>
-      <w:bookmarkEnd w:id="18"/>
-    </w:p>
-    <w:p>
-      <w:pPr>
-        <w:pStyle w:val="NormalWeb"/>
-      </w:pPr>
-      <w:r>
-        <w:t>The following technologies are proposed for the development of this system:</w:t>
-      </w:r>
-    </w:p>
-    <w:p>
-      <w:pPr>
-        <w:pStyle w:val="ListParagraph"/>
-        <w:numPr>
-          <w:ilvl w:val="0"/>
-          <w:numId w:val="3"/>
-        </w:numPr>
-      </w:pPr>
-      <w:r>
-        <w:rPr>
-          <w:rStyle w:val="Strong"/>
-        </w:rPr>
-        <w:t>Programming Language:</w:t>
-      </w:r>
-    </w:p>
-    <w:p>
-      <w:pPr>
-        <w:pStyle w:val="ListParagraph"/>
-      </w:pPr>
-      <w:r>
-        <w:t>C# (.NET) is selected for backend development due to its security, scalability, and enterprise-level support. JavaScript, HTML, and CSS are used for frontend development to create interactive user interfaces.</w:t>
-      </w:r>
-    </w:p>
-    <w:p>
-      <w:pPr>
-        <w:pStyle w:val="ListParagraph"/>
-        <w:numPr>
-          <w:ilvl w:val="0"/>
-          <w:numId w:val="3"/>
-        </w:numPr>
-      </w:pPr>
-      <w:r>
-        <w:rPr>
-          <w:rStyle w:val="Strong"/>
-        </w:rPr>
-        <w:t>Development Environment:</w:t>
-      </w:r>
-    </w:p>
-    <w:p>
-      <w:pPr>
-        <w:pStyle w:val="ListParagraph"/>
-      </w:pPr>
-      <w:r>
-        <w:t>Visual Studio is used as it provides strong support for .NET development and debugging.</w:t>
-      </w:r>
-    </w:p>
-    <w:p>
-      <w:pPr>
-        <w:pStyle w:val="ListParagraph"/>
-        <w:numPr>
-          <w:ilvl w:val="0"/>
-          <w:numId w:val="3"/>
-        </w:numPr>
-      </w:pPr>
-      <w:r>
-        <w:rPr>
-          <w:rStyle w:val="Strong"/>
-        </w:rPr>
-        <w:t>Database:</w:t>
-      </w:r>
-    </w:p>
-    <w:p>
-      <w:pPr>
-        <w:pStyle w:val="ListParagraph"/>
-      </w:pPr>
-      <w:r>
-        <w:t>SQL Server is used for storing employee data, KPIs, and evaluation results due to its reliability and performance.</w:t>
-      </w:r>
-    </w:p>
-    <w:p>
-      <w:pPr>
-        <w:pStyle w:val="ListParagraph"/>
-        <w:numPr>
-          <w:ilvl w:val="0"/>
-          <w:numId w:val="3"/>
-        </w:numPr>
-      </w:pPr>
-      <w:r>
-        <w:rPr>
-          <w:rStyle w:val="Strong"/>
-        </w:rPr>
-        <w:t>Operating System:</w:t>
-      </w:r>
-    </w:p>
-    <w:p>
-      <w:pPr>
-        <w:pStyle w:val="ListParagraph"/>
-      </w:pPr>
-      <w:r>
-        <w:t>The system will run on Windows and will be accessible through web browsers.</w:t>
-      </w:r>
-    </w:p>
-    <w:p>
-      <w:pPr>
-        <w:pStyle w:val="ListParagraph"/>
-        <w:numPr>
-          <w:ilvl w:val="0"/>
-          <w:numId w:val="3"/>
-        </w:numPr>
-      </w:pPr>
-      <w:r>
-        <w:rPr>
-          <w:rStyle w:val="Strong"/>
-        </w:rPr>
-        <w:lastRenderedPageBreak/>
-        <w:t>Network Protocol:</w:t>
-      </w:r>
-    </w:p>
-    <w:p>
-      <w:pPr>
-        <w:pStyle w:val="ListParagraph"/>
-      </w:pPr>
-      <w:r>
-        <w:t>HTTP/HTTPS is used to ensure secure communication between client and server.</w:t>
-      </w:r>
-    </w:p>
-    <w:p>
-      <w:pPr>
-        <w:pStyle w:val="Heading2"/>
-      </w:pPr>
-      <w:bookmarkStart w:id="19" w:name="_Toc224936343"/>
-      <w:r>
-        <w:rPr>
-          <w:rStyle w:val="Strong"/>
-          <w:b/>
-          <w:bCs w:val="0"/>
-        </w:rPr>
-        <w:t>1.5 Project Work Breakdown</w:t>
-      </w:r>
-      <w:bookmarkEnd w:id="19"/>
-    </w:p>
-    <w:p>
-      <w:r>
-        <w:t>The project is divided into multiple phases to ensure proper planning and execution.</w:t>
-      </w:r>
-    </w:p>
-    <w:p>
-      <w:r>
-        <w:rPr>
-          <w:rStyle w:val="Strong"/>
-        </w:rPr>
-        <w:t>Work Breakdown Structure</w:t>
-      </w:r>
-    </w:p>
-    <w:p>
-      <w:pPr>
-        <w:pStyle w:val="ListParagraph"/>
-        <w:numPr>
-          <w:ilvl w:val="0"/>
-          <w:numId w:val="3"/>
-        </w:numPr>
-      </w:pPr>
-      <w:r>
-        <w:t>Requirement Analysis</w:t>
-      </w:r>
-    </w:p>
-    <w:p>
-      <w:pPr>
-        <w:pStyle w:val="ListParagraph"/>
-        <w:numPr>
-          <w:ilvl w:val="0"/>
-          <w:numId w:val="3"/>
-        </w:numPr>
-      </w:pPr>
-      <w:r>
-        <w:t>System Design</w:t>
-      </w:r>
-    </w:p>
-    <w:p>
-      <w:pPr>
-        <w:pStyle w:val="ListParagraph"/>
-        <w:numPr>
-          <w:ilvl w:val="0"/>
-          <w:numId w:val="3"/>
-        </w:numPr>
-      </w:pPr>
-      <w:r>
-        <w:t>Frontend Development</w:t>
-      </w:r>
-    </w:p>
-    <w:p>
-      <w:pPr>
-        <w:pStyle w:val="ListParagraph"/>
-        <w:numPr>
-          <w:ilvl w:val="0"/>
-          <w:numId w:val="3"/>
-        </w:numPr>
-      </w:pPr>
-      <w:r>
-        <w:t>Backend Development</w:t>
-      </w:r>
-    </w:p>
-    <w:p>
-      <w:pPr>
-        <w:pStyle w:val="ListParagraph"/>
-        <w:numPr>
-          <w:ilvl w:val="0"/>
-          <w:numId w:val="3"/>
-        </w:numPr>
-      </w:pPr>
-      <w:r>
-        <w:t>Database Design</w:t>
-      </w:r>
-    </w:p>
-    <w:p>
-      <w:pPr>
-        <w:pStyle w:val="ListParagraph"/>
-        <w:numPr>
-          <w:ilvl w:val="0"/>
-          <w:numId w:val="3"/>
-        </w:numPr>
-      </w:pPr>
-      <w:r>
-        <w:t>Testing</w:t>
-      </w:r>
-    </w:p>
-    <w:p>
-      <w:pPr>
-        <w:pStyle w:val="ListParagraph"/>
-        <w:numPr>
-          <w:ilvl w:val="0"/>
-          <w:numId w:val="3"/>
-        </w:numPr>
-      </w:pPr>
-      <w:r>
-        <w:t>Deployment</w:t>
-      </w:r>
-    </w:p>
-    <w:p>
-      <w:pPr>
-        <w:pStyle w:val="ListParagraph"/>
-        <w:numPr>
-          <w:ilvl w:val="0"/>
-          <w:numId w:val="3"/>
-        </w:numPr>
-      </w:pPr>
-      <w:r>
-        <w:t>Documentation</w:t>
-      </w:r>
-    </w:p>
-    <w:p>
-      <w:pPr>
-        <w:pStyle w:val="Heading3"/>
-      </w:pPr>
-      <w:bookmarkStart w:id="20" w:name="_Toc224936344"/>
-      <w:r>
-        <w:rPr>
-          <w:rStyle w:val="Strong"/>
-          <w:b/>
-          <w:bCs w:val="0"/>
-        </w:rPr>
-        <w:t>Task Assignment</w:t>
-      </w:r>
-      <w:bookmarkEnd w:id="20"/>
-    </w:p>
-    <w:p>
-      <w:pPr>
-        <w:pStyle w:val="ListParagraph"/>
-        <w:numPr>
-          <w:ilvl w:val="0"/>
-          <w:numId w:val="4"/>
-        </w:numPr>
-      </w:pPr>
-      <w:r>
-        <w:rPr>
-          <w:rStyle w:val="Strong"/>
-        </w:rPr>
-        <w:t>Member 1:</w:t>
-      </w:r>
-      <w:r>
-        <w:t xml:space="preserve"> Backend development and API integration</w:t>
-      </w:r>
-    </w:p>
-    <w:p>
-      <w:pPr>
-        <w:pStyle w:val="ListParagraph"/>
-        <w:numPr>
-          <w:ilvl w:val="0"/>
-          <w:numId w:val="4"/>
-        </w:numPr>
-      </w:pPr>
-      <w:r>
-        <w:rPr>
-          <w:rStyle w:val="Strong"/>
-        </w:rPr>
-        <w:t>Member 2:</w:t>
-      </w:r>
-      <w:r>
-        <w:t xml:space="preserve"> Frontend development and user interface design</w:t>
-      </w:r>
-    </w:p>
-    <w:p>
-      <w:pPr>
-        <w:pStyle w:val="ListParagraph"/>
-        <w:numPr>
-          <w:ilvl w:val="0"/>
-          <w:numId w:val="4"/>
-        </w:numPr>
-      </w:pPr>
-      <w:r>
-        <w:rPr>
-          <w:rStyle w:val="Strong"/>
-        </w:rPr>
-        <w:t>Member 3:</w:t>
-      </w:r>
-      <w:r>
-        <w:t xml:space="preserve"> </w:t>
-      </w:r>
-      <w:r>
-        <w:t>AI Integration</w:t>
-      </w:r>
-    </w:p>
-    <w:p>
-      <w:r>
-        <w:t>Time allocation is based on task complexity. Backend and database development require more time due to complex logic, while documentation requires comparatively less time.</w:t>
-      </w:r>
-    </w:p>
-    <w:p>
-      <w:pPr>
-        <w:pStyle w:val="Heading2"/>
-      </w:pPr>
-      <w:bookmarkStart w:id="21" w:name="_Toc224936345"/>
-      <w:r>
-        <w:rPr>
-          <w:rStyle w:val="Strong"/>
-          <w:b/>
-          <w:bCs w:val="0"/>
-        </w:rPr>
-        <w:t>1.6 Project Time Line</w:t>
-      </w:r>
-      <w:bookmarkEnd w:id="21"/>
-    </w:p>
-    <w:p>
-      <w:r>
-        <w:t>The project will be completed in different phases over a defined period.</w:t>
-      </w:r>
-    </w:p>
-    <w:tbl>
-      <w:tblPr>
-        <w:tblStyle w:val="TableGridLight"/>
-        <w:tblW w:w="0" w:type="auto"/>
-        <w:tblLook w:val="04A0" w:firstRow="1" w:lastRow="0" w:firstColumn="1" w:lastColumn="0" w:noHBand="0" w:noVBand="1"/>
-      </w:tblPr>
-      <w:tblGrid>
-        <w:gridCol w:w="2356"/>
-        <w:gridCol w:w="1169"/>
-      </w:tblGrid>
-      <w:tr>
-        <w:tc>
-          <w:tcPr>
-            <w:tcW w:w="0" w:type="auto"/>
-            <w:hideMark/>
-          </w:tcPr>
-          <w:p>
             <w:pPr>
-              <w:rPr>
-                <w:b/>
-                <w:bCs/>
-              </w:rPr>
+              <w:jc w:val="center"/>
             </w:pPr>
             <w:r>
-              <w:rPr>
-                <w:b/>
-                <w:bCs/>
-              </w:rPr>
-              <w:t>Phase</w:t>
+              <w:t>Complex</w:t>
             </w:r>
           </w:p>
         </w:tc>
         <w:tc>
           <w:tcPr>
-            <w:tcW w:w="0" w:type="auto"/>
+            <w:tcW w:w="2880" w:type="dxa"/>
             <w:hideMark/>
           </w:tcPr>
           <w:p>
             <w:pPr>
-              <w:rPr>
-                <w:b/>
-                <w:bCs/>
-              </w:rPr>
+              <w:jc w:val="center"/>
             </w:pPr>
             <w:r>
-              <w:rPr>
-                <w:b/>
-                <w:bCs/>
-              </w:rPr>
-              <w:t>Duration</w:t>
+              <w:t>Simple &amp; user-friendly</w:t>
             </w:r>
           </w:p>
         </w:tc>
@@ -6610,29 +5960,43 @@
       <w:tr>
         <w:tc>
           <w:tcPr>
-            <w:tcW w:w="0" w:type="auto"/>
+            <w:tcW w:w="3775" w:type="dxa"/>
             <w:hideMark/>
           </w:tcPr>
           <w:p>
-            <w:r>
-              <w:t>Requirement Analysis</w:t>
+            <w:pPr>
+              <w:jc w:val="center"/>
+            </w:pPr>
+            <w:r>
+              <w:t>Transparency</w:t>
             </w:r>
           </w:p>
         </w:tc>
         <w:tc>
           <w:tcPr>
-            <w:tcW w:w="0" w:type="auto"/>
+            <w:tcW w:w="2015" w:type="dxa"/>
             <w:hideMark/>
           </w:tcPr>
           <w:p>
-            <w:r>
-              <w:t>2</w:t>
-            </w:r>
-            <w:r>
-              <w:t xml:space="preserve"> Week</w:t>
-            </w:r>
-            <w:r>
-              <w:t>s</w:t>
+            <w:pPr>
+              <w:jc w:val="center"/>
+            </w:pPr>
+            <w:r>
+              <w:t>Low to Moderate</w:t>
+            </w:r>
+          </w:p>
+        </w:tc>
+        <w:tc>
+          <w:tcPr>
+            <w:tcW w:w="2880" w:type="dxa"/>
+            <w:hideMark/>
+          </w:tcPr>
+          <w:p>
+            <w:pPr>
+              <w:jc w:val="center"/>
+            </w:pPr>
+            <w:r>
+              <w:t>High transparency</w:t>
             </w:r>
           </w:p>
         </w:tc>
@@ -6640,26 +6004,44 @@
       <w:tr>
         <w:tc>
           <w:tcPr>
-            <w:tcW w:w="0" w:type="auto"/>
+            <w:tcW w:w="3775" w:type="dxa"/>
             <w:hideMark/>
           </w:tcPr>
           <w:p>
-            <w:r>
-              <w:t>System Design</w:t>
+            <w:pPr>
+              <w:ind w:right="-109"/>
+              <w:jc w:val="center"/>
+            </w:pPr>
+            <w:r>
+              <w:t>Suitability for small organization</w:t>
             </w:r>
           </w:p>
         </w:tc>
         <w:tc>
           <w:tcPr>
-            <w:tcW w:w="0" w:type="auto"/>
+            <w:tcW w:w="2015" w:type="dxa"/>
             <w:hideMark/>
           </w:tcPr>
           <w:p>
-            <w:r>
-              <w:t>2</w:t>
-            </w:r>
-            <w:r>
-              <w:t xml:space="preserve"> Weeks</w:t>
+            <w:pPr>
+              <w:jc w:val="center"/>
+            </w:pPr>
+            <w:r>
+              <w:t>Low</w:t>
+            </w:r>
+          </w:p>
+        </w:tc>
+        <w:tc>
+          <w:tcPr>
+            <w:tcW w:w="2880" w:type="dxa"/>
+            <w:hideMark/>
+          </w:tcPr>
+          <w:p>
+            <w:pPr>
+              <w:jc w:val="center"/>
+            </w:pPr>
+            <w:r>
+              <w:t>High</w:t>
             </w:r>
           </w:p>
         </w:tc>
@@ -6667,26 +6049,43 @@
       <w:tr>
         <w:tc>
           <w:tcPr>
-            <w:tcW w:w="0" w:type="auto"/>
+            <w:tcW w:w="3775" w:type="dxa"/>
             <w:hideMark/>
           </w:tcPr>
           <w:p>
-            <w:r>
-              <w:t>Development</w:t>
+            <w:pPr>
+              <w:jc w:val="center"/>
+            </w:pPr>
+            <w:r>
+              <w:t>Evaluation Style</w:t>
             </w:r>
           </w:p>
         </w:tc>
         <w:tc>
           <w:tcPr>
-            <w:tcW w:w="0" w:type="auto"/>
+            <w:tcW w:w="2015" w:type="dxa"/>
             <w:hideMark/>
           </w:tcPr>
           <w:p>
-            <w:r>
-              <w:t>14</w:t>
-            </w:r>
-            <w:r>
-              <w:t xml:space="preserve"> Weeks</w:t>
+            <w:pPr>
+              <w:jc w:val="center"/>
+            </w:pPr>
+            <w:r>
+              <w:t>Generalized</w:t>
+            </w:r>
+          </w:p>
+        </w:tc>
+        <w:tc>
+          <w:tcPr>
+            <w:tcW w:w="2880" w:type="dxa"/>
+            <w:hideMark/>
+          </w:tcPr>
+          <w:p>
+            <w:pPr>
+              <w:jc w:val="center"/>
+            </w:pPr>
+            <w:r>
+              <w:t>Structured KPI-based</w:t>
             </w:r>
           </w:p>
         </w:tc>
@@ -6694,76 +6093,43 @@
       <w:tr>
         <w:tc>
           <w:tcPr>
-            <w:tcW w:w="0" w:type="auto"/>
+            <w:tcW w:w="3775" w:type="dxa"/>
             <w:hideMark/>
           </w:tcPr>
           <w:p>
-            <w:r>
-              <w:lastRenderedPageBreak/>
-              <w:t>Testing</w:t>
+            <w:pPr>
+              <w:jc w:val="center"/>
+            </w:pPr>
+            <w:r>
+              <w:t>Employee Accessibility</w:t>
             </w:r>
           </w:p>
         </w:tc>
         <w:tc>
           <w:tcPr>
-            <w:tcW w:w="0" w:type="auto"/>
+            <w:tcW w:w="2015" w:type="dxa"/>
             <w:hideMark/>
           </w:tcPr>
           <w:p>
-            <w:r>
-              <w:t>8</w:t>
-            </w:r>
-            <w:r>
-              <w:t xml:space="preserve"> Weeks</w:t>
-            </w:r>
-          </w:p>
-        </w:tc>
-      </w:tr>
-      <w:tr>
-        <w:tc>
-          <w:tcPr>
-            <w:tcW w:w="0" w:type="auto"/>
-            <w:hideMark/>
-          </w:tcPr>
-          <w:p>
-            <w:r>
-              <w:t>Documentation</w:t>
+            <w:pPr>
+              <w:jc w:val="center"/>
+            </w:pPr>
+            <w:r>
+              <w:t>Limited</w:t>
             </w:r>
           </w:p>
         </w:tc>
         <w:tc>
           <w:tcPr>
-            <w:tcW w:w="0" w:type="auto"/>
+            <w:tcW w:w="2880" w:type="dxa"/>
             <w:hideMark/>
           </w:tcPr>
           <w:p>
-            <w:r>
-              <w:t>8</w:t>
-            </w:r>
-            <w:r>
-              <w:t xml:space="preserve"> Week</w:t>
-            </w:r>
-          </w:p>
-        </w:tc>
-      </w:tr>
-      <w:tr>
-        <w:tc>
-          <w:tcPr>
-            <w:tcW w:w="0" w:type="auto"/>
-          </w:tcPr>
-          <w:p>
-            <w:r>
-              <w:t>Deployment</w:t>
-            </w:r>
-          </w:p>
-        </w:tc>
-        <w:tc>
-          <w:tcPr>
-            <w:tcW w:w="0" w:type="auto"/>
-          </w:tcPr>
-          <w:p>
-            <w:r>
-              <w:t>3 Weeks</w:t>
+            <w:pPr>
+              <w:jc w:val="center"/>
+            </w:pPr>
+            <w:r>
+              <w:t>Employees can view results</w:t>
             </w:r>
           </w:p>
         </w:tc>
@@ -6771,28 +6137,48 @@
     </w:tbl>
     <w:p>
       <w:pPr>
-        <w:spacing w:line="276" w:lineRule="auto"/>
-        <w:jc w:val="left"/>
+        <w:pStyle w:val="Heading2"/>
+      </w:pPr>
+      <w:bookmarkStart w:id="16" w:name="_Toc225271088"/>
+      <w:r>
+        <w:rPr>
+          <w:rStyle w:val="Strong"/>
+          <w:b/>
+          <w:bCs w:val="0"/>
+        </w:rPr>
+        <w:t>1.3 Business Scope</w:t>
+      </w:r>
+      <w:bookmarkEnd w:id="16"/>
+    </w:p>
+    <w:p>
+      <w:r>
+        <w:t>The Performance Evaluation Tool has strong business potential, especially for software houses, startups, and small to medium-sized enterprises. It helps organizations improve employee productivity and ma</w:t>
+      </w:r>
+      <w:r>
+        <w:t>intain fairness in evaluations.</w:t>
+      </w:r>
+    </w:p>
+    <w:p>
+      <w:pPr>
+        <w:rPr>
+          <w:sz w:val="10"/>
+          <w:szCs w:val="10"/>
+        </w:rPr>
+      </w:pPr>
+    </w:p>
+    <w:p>
+      <w:pPr>
+        <w:keepNext/>
+      </w:pPr>
+      <w:r>
         <w:rPr>
           <w:noProof/>
         </w:rPr>
-      </w:pPr>
-    </w:p>
-    <w:p>
-      <w:pPr>
-        <w:keepNext/>
-        <w:spacing w:line="276" w:lineRule="auto"/>
-        <w:jc w:val="left"/>
-      </w:pPr>
-      <w:r>
-        <w:rPr>
-          <w:noProof/>
-        </w:rPr>
         <w:drawing>
-          <wp:inline distT="0" distB="0" distL="0" distR="0" wp14:anchorId="2C84CCCA" wp14:editId="706E1738">
-            <wp:extent cx="5715000" cy="3232150"/>
-            <wp:effectExtent l="0" t="0" r="0" b="6350"/>
-            <wp:docPr id="2" name="Picture 2" descr="C:\Users\Ahmad\PyCharmMiscProject\gantt_chart.png"/>
+          <wp:inline distT="0" distB="0" distL="0" distR="0" wp14:anchorId="7D6BC7C6" wp14:editId="25C3EF75">
+            <wp:extent cx="5715000" cy="3214675"/>
+            <wp:effectExtent l="0" t="0" r="0" b="5080"/>
+            <wp:docPr id="5" name="Picture 5" descr="C:\Users\Ahmad\Downloads\Green Grid Business Model Canvas Brainstorm.png"/>
             <wp:cNvGraphicFramePr>
               <a:graphicFrameLocks xmlns:a="http://schemas.openxmlformats.org/drawingml/2006/main" noChangeAspect="1"/>
             </wp:cNvGraphicFramePr>
@@ -6800,26 +6186,28 @@
               <a:graphicData uri="http://schemas.openxmlformats.org/drawingml/2006/picture">
                 <pic:pic xmlns:pic="http://schemas.openxmlformats.org/drawingml/2006/picture">
                   <pic:nvPicPr>
-                    <pic:cNvPr id="0" name="Picture 19" descr="C:\Users\Ahmad\PyCharmMiscProject\gantt_chart.png"/>
+                    <pic:cNvPr id="0" name="Picture 2" descr="C:\Users\Ahmad\Downloads\Green Grid Business Model Canvas Brainstorm.png"/>
                     <pic:cNvPicPr>
                       <a:picLocks noChangeAspect="1" noChangeArrowheads="1"/>
                     </pic:cNvPicPr>
                   </pic:nvPicPr>
-                  <pic:blipFill rotWithShape="1">
-                    <a:blip r:embed="rId14">
+                  <pic:blipFill>
+                    <a:blip r:embed="rId14" cstate="print">
                       <a:extLst>
                         <a:ext uri="{28A0092B-C50C-407E-A947-70E740481C1C}">
                           <a14:useLocalDpi xmlns:a14="http://schemas.microsoft.com/office/drawing/2010/main" val="0"/>
                         </a:ext>
                       </a:extLst>
                     </a:blip>
-                    <a:srcRect t="5740"/>
-                    <a:stretch/>
+                    <a:srcRect/>
+                    <a:stretch>
+                      <a:fillRect/>
+                    </a:stretch>
                   </pic:blipFill>
                   <pic:spPr bwMode="auto">
                     <a:xfrm>
                       <a:off x="0" y="0"/>
-                      <a:ext cx="5715000" cy="3232150"/>
+                      <a:ext cx="5715000" cy="3214675"/>
                     </a:xfrm>
                     <a:prstGeom prst="rect">
                       <a:avLst/>
@@ -6828,11 +6216,6 @@
                     <a:ln>
                       <a:noFill/>
                     </a:ln>
-                    <a:extLst>
-                      <a:ext uri="{53640926-AAD7-44D8-BBD7-CCE9431645EC}">
-                        <a14:shadowObscured xmlns:a14="http://schemas.microsoft.com/office/drawing/2010/main"/>
-                      </a:ext>
-                    </a:extLst>
                   </pic:spPr>
                 </pic:pic>
               </a:graphicData>
@@ -6845,7 +6228,7 @@
       <w:pPr>
         <w:jc w:val="center"/>
       </w:pPr>
-      <w:bookmarkStart w:id="22" w:name="_Toc224936319"/>
+      <w:bookmarkStart w:id="17" w:name="_Toc225270753"/>
       <w:r>
         <w:t xml:space="preserve">Figure </w:t>
       </w:r>
@@ -6868,9 +6251,1010 @@
         <w:fldChar w:fldCharType="end"/>
       </w:r>
       <w:r>
-        <w:t>-1 Gantt Chart</w:t>
+        <w:t>-1</w:t>
+      </w:r>
+      <w:r>
+        <w:t xml:space="preserve"> Lean </w:t>
+      </w:r>
+      <w:proofErr w:type="spellStart"/>
+      <w:r>
+        <w:t>Canva</w:t>
+      </w:r>
+      <w:bookmarkEnd w:id="17"/>
+      <w:proofErr w:type="spellEnd"/>
+    </w:p>
+    <w:p>
+      <w:pPr>
+        <w:pStyle w:val="Heading2"/>
+      </w:pPr>
+      <w:bookmarkStart w:id="18" w:name="_Toc225271089"/>
+      <w:r>
+        <w:rPr>
+          <w:rStyle w:val="Strong"/>
+          <w:b/>
+          <w:bCs w:val="0"/>
+        </w:rPr>
+        <w:t>1.4 Tools and Technologies</w:t>
+      </w:r>
+      <w:bookmarkEnd w:id="18"/>
+    </w:p>
+    <w:p>
+      <w:pPr>
+        <w:pStyle w:val="NormalWeb"/>
+      </w:pPr>
+      <w:r>
+        <w:t>The following technologies are proposed for the development of this system:</w:t>
+      </w:r>
+    </w:p>
+    <w:p>
+      <w:pPr>
+        <w:pStyle w:val="ListParagraph"/>
+        <w:numPr>
+          <w:ilvl w:val="0"/>
+          <w:numId w:val="3"/>
+        </w:numPr>
+      </w:pPr>
+      <w:r>
+        <w:rPr>
+          <w:rStyle w:val="Strong"/>
+        </w:rPr>
+        <w:lastRenderedPageBreak/>
+        <w:t>Programming Language:</w:t>
+      </w:r>
+    </w:p>
+    <w:p>
+      <w:pPr>
+        <w:pStyle w:val="ListParagraph"/>
+      </w:pPr>
+      <w:r>
+        <w:t>C# (.NET) is</w:t>
+      </w:r>
+      <w:r>
+        <w:t xml:space="preserve"> selected for backend development due to its security, scalability, and enterprise-level support. JavaScript, HTML, </w:t>
+      </w:r>
+      <w:r>
+        <w:t>and CSS are selected</w:t>
+      </w:r>
+      <w:r>
+        <w:t xml:space="preserve"> for frontend development to create interactive user interfaces.</w:t>
+      </w:r>
+    </w:p>
+    <w:p>
+      <w:pPr>
+        <w:pStyle w:val="ListParagraph"/>
+        <w:numPr>
+          <w:ilvl w:val="0"/>
+          <w:numId w:val="3"/>
+        </w:numPr>
+      </w:pPr>
+      <w:r>
+        <w:rPr>
+          <w:rStyle w:val="Strong"/>
+        </w:rPr>
+        <w:t>Development Environment:</w:t>
+      </w:r>
+    </w:p>
+    <w:p>
+      <w:pPr>
+        <w:pStyle w:val="ListParagraph"/>
+      </w:pPr>
+      <w:r>
+        <w:t>Visual Studio will be</w:t>
+      </w:r>
+      <w:r>
+        <w:t xml:space="preserve"> used as it provides strong support for .NET development and debugging.</w:t>
+      </w:r>
+    </w:p>
+    <w:p>
+      <w:pPr>
+        <w:pStyle w:val="ListParagraph"/>
+        <w:numPr>
+          <w:ilvl w:val="0"/>
+          <w:numId w:val="3"/>
+        </w:numPr>
+      </w:pPr>
+      <w:r>
+        <w:rPr>
+          <w:rStyle w:val="Strong"/>
+        </w:rPr>
+        <w:t>Database:</w:t>
+      </w:r>
+    </w:p>
+    <w:p>
+      <w:pPr>
+        <w:pStyle w:val="ListParagraph"/>
+      </w:pPr>
+      <w:r>
+        <w:t>SQL Server is selected</w:t>
+      </w:r>
+      <w:r>
+        <w:t xml:space="preserve"> for storing employee data, KPIs, and evaluation results due to its reliability and performance.</w:t>
+      </w:r>
+    </w:p>
+    <w:p>
+      <w:pPr>
+        <w:pStyle w:val="ListParagraph"/>
+        <w:numPr>
+          <w:ilvl w:val="0"/>
+          <w:numId w:val="3"/>
+        </w:numPr>
+      </w:pPr>
+      <w:r>
+        <w:rPr>
+          <w:rStyle w:val="Strong"/>
+        </w:rPr>
+        <w:t>Operating System:</w:t>
+      </w:r>
+    </w:p>
+    <w:p>
+      <w:pPr>
+        <w:pStyle w:val="ListParagraph"/>
+      </w:pPr>
+      <w:r>
+        <w:t>The system will run on Windows and will be accessible through web browsers.</w:t>
+      </w:r>
+    </w:p>
+    <w:p>
+      <w:pPr>
+        <w:pStyle w:val="ListParagraph"/>
+        <w:numPr>
+          <w:ilvl w:val="0"/>
+          <w:numId w:val="3"/>
+        </w:numPr>
+      </w:pPr>
+      <w:r>
+        <w:rPr>
+          <w:rStyle w:val="Strong"/>
+        </w:rPr>
+        <w:t>Network Protocol:</w:t>
+      </w:r>
+    </w:p>
+    <w:p>
+      <w:pPr>
+        <w:pStyle w:val="ListParagraph"/>
+      </w:pPr>
+      <w:r>
+        <w:t>HTTP/HTTPS is selected</w:t>
+      </w:r>
+      <w:r>
+        <w:t xml:space="preserve"> to ensure secure communication between client and server.</w:t>
+      </w:r>
+    </w:p>
+    <w:p>
+      <w:pPr>
+        <w:pStyle w:val="Heading2"/>
+      </w:pPr>
+      <w:bookmarkStart w:id="19" w:name="_Toc225271090"/>
+      <w:r>
+        <w:rPr>
+          <w:rStyle w:val="Strong"/>
+          <w:b/>
+          <w:bCs w:val="0"/>
+        </w:rPr>
+        <w:t>1.5 Project Work Breakdown</w:t>
+      </w:r>
+      <w:bookmarkEnd w:id="19"/>
+    </w:p>
+    <w:p>
+      <w:r>
+        <w:t>The project is divided into multiple phases to ensure proper planning and execution.</w:t>
+      </w:r>
+    </w:p>
+    <w:p>
+      <w:r>
+        <w:rPr>
+          <w:rStyle w:val="Strong"/>
+        </w:rPr>
+        <w:t>Work Breakdown Structure</w:t>
+      </w:r>
+    </w:p>
+    <w:p>
+      <w:pPr>
+        <w:pStyle w:val="ListParagraph"/>
+        <w:numPr>
+          <w:ilvl w:val="0"/>
+          <w:numId w:val="3"/>
+        </w:numPr>
+      </w:pPr>
+      <w:r>
+        <w:t>Projec</w:t>
+      </w:r>
+      <w:bookmarkStart w:id="20" w:name="_GoBack"/>
+      <w:bookmarkEnd w:id="20"/>
+      <w:r>
+        <w:t xml:space="preserve">t </w:t>
+      </w:r>
+      <w:r>
+        <w:t>Management</w:t>
+      </w:r>
+    </w:p>
+    <w:p>
+      <w:pPr>
+        <w:pStyle w:val="ListParagraph"/>
+        <w:numPr>
+          <w:ilvl w:val="0"/>
+          <w:numId w:val="3"/>
+        </w:numPr>
+      </w:pPr>
+      <w:r>
+        <w:t>Requirement Analysis</w:t>
+      </w:r>
+    </w:p>
+    <w:p>
+      <w:pPr>
+        <w:pStyle w:val="ListParagraph"/>
+        <w:numPr>
+          <w:ilvl w:val="0"/>
+          <w:numId w:val="3"/>
+        </w:numPr>
+      </w:pPr>
+      <w:r>
+        <w:t>System Design</w:t>
+      </w:r>
+    </w:p>
+    <w:p>
+      <w:pPr>
+        <w:pStyle w:val="ListParagraph"/>
+        <w:numPr>
+          <w:ilvl w:val="0"/>
+          <w:numId w:val="3"/>
+        </w:numPr>
+      </w:pPr>
+      <w:r>
+        <w:t>Development</w:t>
+      </w:r>
+    </w:p>
+    <w:p>
+      <w:pPr>
+        <w:pStyle w:val="ListParagraph"/>
+        <w:numPr>
+          <w:ilvl w:val="1"/>
+          <w:numId w:val="3"/>
+        </w:numPr>
+      </w:pPr>
+      <w:r>
+        <w:t>Frontend Development</w:t>
+      </w:r>
+    </w:p>
+    <w:p>
+      <w:pPr>
+        <w:pStyle w:val="ListParagraph"/>
+        <w:numPr>
+          <w:ilvl w:val="1"/>
+          <w:numId w:val="3"/>
+        </w:numPr>
+      </w:pPr>
+      <w:r>
+        <w:t>Backend Development</w:t>
+      </w:r>
+    </w:p>
+    <w:p>
+      <w:pPr>
+        <w:pStyle w:val="ListParagraph"/>
+        <w:numPr>
+          <w:ilvl w:val="1"/>
+          <w:numId w:val="3"/>
+        </w:numPr>
+      </w:pPr>
+      <w:r>
+        <w:t>Database Design</w:t>
+      </w:r>
+    </w:p>
+    <w:p>
+      <w:pPr>
+        <w:pStyle w:val="ListParagraph"/>
+        <w:numPr>
+          <w:ilvl w:val="0"/>
+          <w:numId w:val="3"/>
+        </w:numPr>
+      </w:pPr>
+      <w:r>
+        <w:t>Testing</w:t>
+      </w:r>
+    </w:p>
+    <w:p>
+      <w:pPr>
+        <w:pStyle w:val="ListParagraph"/>
+        <w:numPr>
+          <w:ilvl w:val="0"/>
+          <w:numId w:val="3"/>
+        </w:numPr>
+      </w:pPr>
+      <w:r>
+        <w:t>Deployment</w:t>
+      </w:r>
+    </w:p>
+    <w:p>
+      <w:pPr>
+        <w:pStyle w:val="ListParagraph"/>
+        <w:numPr>
+          <w:ilvl w:val="0"/>
+          <w:numId w:val="3"/>
+        </w:numPr>
+      </w:pPr>
+      <w:r>
+        <w:t>Documentation</w:t>
+      </w:r>
+    </w:p>
+    <w:p>
+      <w:pPr>
+        <w:keepNext/>
+        <w:rPr>
+          <w:noProof/>
+          <w:sz w:val="10"/>
+          <w:szCs w:val="10"/>
+        </w:rPr>
+      </w:pPr>
+    </w:p>
+    <w:p>
+      <w:pPr>
+        <w:keepNext/>
+      </w:pPr>
+      <w:r>
+        <w:rPr>
+          <w:noProof/>
+        </w:rPr>
+        <w:drawing>
+          <wp:inline distT="0" distB="0" distL="0" distR="0" wp14:anchorId="245B229F" wp14:editId="1C066499">
+            <wp:extent cx="5715000" cy="4286250"/>
+            <wp:effectExtent l="0" t="0" r="0" b="0"/>
+            <wp:docPr id="8" name="Picture 8"/>
+            <wp:cNvGraphicFramePr>
+              <a:graphicFrameLocks xmlns:a="http://schemas.openxmlformats.org/drawingml/2006/main" noChangeAspect="1"/>
+            </wp:cNvGraphicFramePr>
+            <a:graphic xmlns:a="http://schemas.openxmlformats.org/drawingml/2006/main">
+              <a:graphicData uri="http://schemas.openxmlformats.org/drawingml/2006/picture">
+                <pic:pic xmlns:pic="http://schemas.openxmlformats.org/drawingml/2006/picture">
+                  <pic:nvPicPr>
+                    <pic:cNvPr id="8" name="Blue Green Work Breakdown Structure Graph.png"/>
+                    <pic:cNvPicPr/>
+                  </pic:nvPicPr>
+                  <pic:blipFill>
+                    <a:blip r:embed="rId15">
+                      <a:extLst>
+                        <a:ext uri="{28A0092B-C50C-407E-A947-70E740481C1C}">
+                          <a14:useLocalDpi xmlns:a14="http://schemas.microsoft.com/office/drawing/2010/main" val="0"/>
+                        </a:ext>
+                      </a:extLst>
+                    </a:blip>
+                    <a:stretch>
+                      <a:fillRect/>
+                    </a:stretch>
+                  </pic:blipFill>
+                  <pic:spPr>
+                    <a:xfrm>
+                      <a:off x="0" y="0"/>
+                      <a:ext cx="5715000" cy="4286250"/>
+                    </a:xfrm>
+                    <a:prstGeom prst="rect">
+                      <a:avLst/>
+                    </a:prstGeom>
+                  </pic:spPr>
+                </pic:pic>
+              </a:graphicData>
+            </a:graphic>
+          </wp:inline>
+        </w:drawing>
+      </w:r>
+    </w:p>
+    <w:p>
+      <w:pPr>
+        <w:jc w:val="center"/>
+      </w:pPr>
+      <w:bookmarkStart w:id="21" w:name="_Toc225270754"/>
+      <w:r>
+        <w:t>Figure 1-</w:t>
+      </w:r>
+      <w:r>
+        <w:fldChar w:fldCharType="begin"/>
+      </w:r>
+      <w:r>
+        <w:instrText xml:space="preserve"> SEQ Figure \* ARABIC </w:instrText>
+      </w:r>
+      <w:r>
+        <w:fldChar w:fldCharType="separate"/>
+      </w:r>
+      <w:r>
+        <w:rPr>
+          <w:noProof/>
+        </w:rPr>
+        <w:t>2</w:t>
+      </w:r>
+      <w:r>
+        <w:fldChar w:fldCharType="end"/>
+      </w:r>
+      <w:r>
+        <w:t xml:space="preserve"> Work Breakdown</w:t>
+      </w:r>
+      <w:bookmarkEnd w:id="21"/>
+    </w:p>
+    <w:p>
+      <w:pPr>
+        <w:pStyle w:val="Heading3"/>
+      </w:pPr>
+      <w:bookmarkStart w:id="22" w:name="_Toc225271091"/>
+      <w:r>
+        <w:rPr>
+          <w:rStyle w:val="Strong"/>
+          <w:b/>
+          <w:bCs w:val="0"/>
+        </w:rPr>
+        <w:t>Task Assignment</w:t>
       </w:r>
       <w:bookmarkEnd w:id="22"/>
+    </w:p>
+    <w:p>
+      <w:pPr>
+        <w:pStyle w:val="ListParagraph"/>
+        <w:numPr>
+          <w:ilvl w:val="0"/>
+          <w:numId w:val="4"/>
+        </w:numPr>
+      </w:pPr>
+      <w:r>
+        <w:rPr>
+          <w:rStyle w:val="Strong"/>
+        </w:rPr>
+        <w:t>Member 1:</w:t>
+      </w:r>
+      <w:r>
+        <w:t xml:space="preserve"> </w:t>
+      </w:r>
+      <w:r>
+        <w:t xml:space="preserve">Frontend development and user interface design </w:t>
+      </w:r>
+    </w:p>
+    <w:p>
+      <w:pPr>
+        <w:pStyle w:val="ListParagraph"/>
+        <w:numPr>
+          <w:ilvl w:val="0"/>
+          <w:numId w:val="4"/>
+        </w:numPr>
+      </w:pPr>
+      <w:r>
+        <w:rPr>
+          <w:rStyle w:val="Strong"/>
+        </w:rPr>
+        <w:t>Member 2:</w:t>
+      </w:r>
+      <w:r>
+        <w:t xml:space="preserve"> </w:t>
+      </w:r>
+      <w:r>
+        <w:t>AI Integration</w:t>
+      </w:r>
+    </w:p>
+    <w:p>
+      <w:pPr>
+        <w:pStyle w:val="ListParagraph"/>
+        <w:numPr>
+          <w:ilvl w:val="0"/>
+          <w:numId w:val="4"/>
+        </w:numPr>
+      </w:pPr>
+      <w:r>
+        <w:rPr>
+          <w:rStyle w:val="Strong"/>
+        </w:rPr>
+        <w:t>Member 3:</w:t>
+      </w:r>
+      <w:r>
+        <w:t xml:space="preserve"> </w:t>
+      </w:r>
+      <w:r>
+        <w:t>Backend development and API integration</w:t>
+      </w:r>
+    </w:p>
+    <w:p>
+      <w:r>
+        <w:t>Time allocation is based on task complexity. Backend and database development require more time due to complex logic, while documentation requires comparatively less time.</w:t>
+      </w:r>
+    </w:p>
+    <w:p>
+      <w:pPr>
+        <w:spacing w:line="276" w:lineRule="auto"/>
+        <w:jc w:val="left"/>
+        <w:rPr>
+          <w:rStyle w:val="Strong"/>
+          <w:bCs w:val="0"/>
+          <w:sz w:val="28"/>
+          <w:szCs w:val="32"/>
+        </w:rPr>
+      </w:pPr>
+      <w:r>
+        <w:rPr>
+          <w:rStyle w:val="Strong"/>
+          <w:b w:val="0"/>
+          <w:bCs w:val="0"/>
+        </w:rPr>
+        <w:br w:type="page"/>
+      </w:r>
+    </w:p>
+    <w:p>
+      <w:pPr>
+        <w:pStyle w:val="Heading2"/>
+      </w:pPr>
+      <w:bookmarkStart w:id="23" w:name="_Toc225271092"/>
+      <w:r>
+        <w:rPr>
+          <w:rStyle w:val="Strong"/>
+          <w:b/>
+          <w:bCs w:val="0"/>
+        </w:rPr>
+        <w:lastRenderedPageBreak/>
+        <w:t>1.6 Project Time Line</w:t>
+      </w:r>
+      <w:bookmarkEnd w:id="23"/>
+    </w:p>
+    <w:p>
+      <w:r>
+        <w:t>The project will be completed in different phases over a defined period.</w:t>
+      </w:r>
+    </w:p>
+    <w:p>
+      <w:pPr>
+        <w:jc w:val="center"/>
+      </w:pPr>
+      <w:bookmarkStart w:id="24" w:name="_Toc225270735"/>
+      <w:r>
+        <w:t xml:space="preserve">Table </w:t>
+      </w:r>
+      <w:r>
+        <w:fldChar w:fldCharType="begin"/>
+      </w:r>
+      <w:r>
+        <w:instrText xml:space="preserve"> SEQ Table \* ARABIC </w:instrText>
+      </w:r>
+      <w:r>
+        <w:fldChar w:fldCharType="separate"/>
+      </w:r>
+      <w:r>
+        <w:rPr>
+          <w:noProof/>
+        </w:rPr>
+        <w:t>2</w:t>
+      </w:r>
+      <w:r>
+        <w:fldChar w:fldCharType="end"/>
+      </w:r>
+      <w:r>
+        <w:t>-1</w:t>
+      </w:r>
+      <w:r>
+        <w:t xml:space="preserve"> Project Timeline</w:t>
+      </w:r>
+      <w:bookmarkEnd w:id="24"/>
+    </w:p>
+    <w:tbl>
+      <w:tblPr>
+        <w:tblStyle w:val="TableGridLight"/>
+        <w:tblW w:w="0" w:type="auto"/>
+        <w:jc w:val="center"/>
+        <w:tblLook w:val="04A0" w:firstRow="1" w:lastRow="0" w:firstColumn="1" w:lastColumn="0" w:noHBand="0" w:noVBand="1"/>
+      </w:tblPr>
+      <w:tblGrid>
+        <w:gridCol w:w="2356"/>
+        <w:gridCol w:w="1556"/>
+        <w:gridCol w:w="1169"/>
+      </w:tblGrid>
+      <w:tr>
+        <w:trPr>
+          <w:jc w:val="center"/>
+        </w:trPr>
+        <w:tc>
+          <w:tcPr>
+            <w:tcW w:w="0" w:type="auto"/>
+            <w:hideMark/>
+          </w:tcPr>
+          <w:p>
+            <w:pPr>
+              <w:rPr>
+                <w:b/>
+                <w:bCs/>
+              </w:rPr>
+            </w:pPr>
+            <w:r>
+              <w:rPr>
+                <w:b/>
+                <w:bCs/>
+              </w:rPr>
+              <w:t>Phase</w:t>
+            </w:r>
+          </w:p>
+        </w:tc>
+        <w:tc>
+          <w:tcPr>
+            <w:tcW w:w="0" w:type="auto"/>
+          </w:tcPr>
+          <w:p>
+            <w:pPr>
+              <w:rPr>
+                <w:b/>
+                <w:bCs/>
+              </w:rPr>
+            </w:pPr>
+            <w:proofErr w:type="spellStart"/>
+            <w:r>
+              <w:rPr>
+                <w:b/>
+                <w:bCs/>
+              </w:rPr>
+              <w:t>Startint</w:t>
+            </w:r>
+            <w:proofErr w:type="spellEnd"/>
+            <w:r>
+              <w:rPr>
+                <w:b/>
+                <w:bCs/>
+              </w:rPr>
+              <w:t xml:space="preserve"> Date</w:t>
+            </w:r>
+          </w:p>
+        </w:tc>
+        <w:tc>
+          <w:tcPr>
+            <w:tcW w:w="0" w:type="auto"/>
+            <w:hideMark/>
+          </w:tcPr>
+          <w:p>
+            <w:pPr>
+              <w:rPr>
+                <w:b/>
+                <w:bCs/>
+              </w:rPr>
+            </w:pPr>
+            <w:r>
+              <w:rPr>
+                <w:b/>
+                <w:bCs/>
+              </w:rPr>
+              <w:t>Duration</w:t>
+            </w:r>
+          </w:p>
+        </w:tc>
+      </w:tr>
+      <w:tr>
+        <w:trPr>
+          <w:jc w:val="center"/>
+        </w:trPr>
+        <w:tc>
+          <w:tcPr>
+            <w:tcW w:w="0" w:type="auto"/>
+            <w:hideMark/>
+          </w:tcPr>
+          <w:p>
+            <w:r>
+              <w:t>Requirement Analysis</w:t>
+            </w:r>
+          </w:p>
+        </w:tc>
+        <w:tc>
+          <w:tcPr>
+            <w:tcW w:w="0" w:type="auto"/>
+          </w:tcPr>
+          <w:p>
+            <w:r>
+              <w:t>01-04-2026</w:t>
+            </w:r>
+          </w:p>
+        </w:tc>
+        <w:tc>
+          <w:tcPr>
+            <w:tcW w:w="0" w:type="auto"/>
+            <w:hideMark/>
+          </w:tcPr>
+          <w:p>
+            <w:r>
+              <w:t>2 Weeks</w:t>
+            </w:r>
+          </w:p>
+        </w:tc>
+      </w:tr>
+      <w:tr>
+        <w:trPr>
+          <w:jc w:val="center"/>
+        </w:trPr>
+        <w:tc>
+          <w:tcPr>
+            <w:tcW w:w="0" w:type="auto"/>
+            <w:hideMark/>
+          </w:tcPr>
+          <w:p>
+            <w:r>
+              <w:t>System Design</w:t>
+            </w:r>
+          </w:p>
+        </w:tc>
+        <w:tc>
+          <w:tcPr>
+            <w:tcW w:w="0" w:type="auto"/>
+          </w:tcPr>
+          <w:p>
+            <w:r>
+              <w:t>15-04-2026</w:t>
+            </w:r>
+          </w:p>
+        </w:tc>
+        <w:tc>
+          <w:tcPr>
+            <w:tcW w:w="0" w:type="auto"/>
+            <w:hideMark/>
+          </w:tcPr>
+          <w:p>
+            <w:r>
+              <w:t>2 Weeks</w:t>
+            </w:r>
+          </w:p>
+        </w:tc>
+      </w:tr>
+      <w:tr>
+        <w:trPr>
+          <w:jc w:val="center"/>
+        </w:trPr>
+        <w:tc>
+          <w:tcPr>
+            <w:tcW w:w="0" w:type="auto"/>
+            <w:hideMark/>
+          </w:tcPr>
+          <w:p>
+            <w:r>
+              <w:t>Development</w:t>
+            </w:r>
+          </w:p>
+        </w:tc>
+        <w:tc>
+          <w:tcPr>
+            <w:tcW w:w="0" w:type="auto"/>
+          </w:tcPr>
+          <w:p>
+            <w:r>
+              <w:t>01-05-2026</w:t>
+            </w:r>
+          </w:p>
+        </w:tc>
+        <w:tc>
+          <w:tcPr>
+            <w:tcW w:w="0" w:type="auto"/>
+            <w:hideMark/>
+          </w:tcPr>
+          <w:p>
+            <w:r>
+              <w:t>1</w:t>
+            </w:r>
+            <w:r>
+              <w:t>4</w:t>
+            </w:r>
+            <w:r>
+              <w:t xml:space="preserve"> Weeks</w:t>
+            </w:r>
+          </w:p>
+        </w:tc>
+      </w:tr>
+      <w:tr>
+        <w:trPr>
+          <w:jc w:val="center"/>
+        </w:trPr>
+        <w:tc>
+          <w:tcPr>
+            <w:tcW w:w="0" w:type="auto"/>
+            <w:hideMark/>
+          </w:tcPr>
+          <w:p>
+            <w:r>
+              <w:t>Testing</w:t>
+            </w:r>
+          </w:p>
+        </w:tc>
+        <w:tc>
+          <w:tcPr>
+            <w:tcW w:w="0" w:type="auto"/>
+          </w:tcPr>
+          <w:p>
+            <w:r>
+              <w:t>22</w:t>
+            </w:r>
+            <w:r>
+              <w:t>-0</w:t>
+            </w:r>
+            <w:r>
+              <w:t>8</w:t>
+            </w:r>
+            <w:r>
+              <w:t>-2026</w:t>
+            </w:r>
+          </w:p>
+        </w:tc>
+        <w:tc>
+          <w:tcPr>
+            <w:tcW w:w="0" w:type="auto"/>
+            <w:hideMark/>
+          </w:tcPr>
+          <w:p>
+            <w:r>
+              <w:t>9</w:t>
+            </w:r>
+            <w:r>
+              <w:t xml:space="preserve"> Weeks</w:t>
+            </w:r>
+          </w:p>
+        </w:tc>
+      </w:tr>
+      <w:tr>
+        <w:trPr>
+          <w:jc w:val="center"/>
+        </w:trPr>
+        <w:tc>
+          <w:tcPr>
+            <w:tcW w:w="0" w:type="auto"/>
+            <w:hideMark/>
+          </w:tcPr>
+          <w:p>
+            <w:r>
+              <w:t>Documentation</w:t>
+            </w:r>
+          </w:p>
+        </w:tc>
+        <w:tc>
+          <w:tcPr>
+            <w:tcW w:w="0" w:type="auto"/>
+          </w:tcPr>
+          <w:p>
+            <w:r>
+              <w:t>01-11-2026</w:t>
+            </w:r>
+          </w:p>
+        </w:tc>
+        <w:tc>
+          <w:tcPr>
+            <w:tcW w:w="0" w:type="auto"/>
+            <w:hideMark/>
+          </w:tcPr>
+          <w:p>
+            <w:r>
+              <w:t>8 Week</w:t>
+            </w:r>
+          </w:p>
+        </w:tc>
+      </w:tr>
+      <w:tr>
+        <w:trPr>
+          <w:jc w:val="center"/>
+        </w:trPr>
+        <w:tc>
+          <w:tcPr>
+            <w:tcW w:w="0" w:type="auto"/>
+          </w:tcPr>
+          <w:p>
+            <w:r>
+              <w:t>Deployment</w:t>
+            </w:r>
+          </w:p>
+        </w:tc>
+        <w:tc>
+          <w:tcPr>
+            <w:tcW w:w="0" w:type="auto"/>
+          </w:tcPr>
+          <w:p>
+            <w:r>
+              <w:t>01-01-2027</w:t>
+            </w:r>
+          </w:p>
+        </w:tc>
+        <w:tc>
+          <w:tcPr>
+            <w:tcW w:w="0" w:type="auto"/>
+          </w:tcPr>
+          <w:p>
+            <w:r>
+              <w:t>3 Weeks</w:t>
+            </w:r>
+          </w:p>
+        </w:tc>
+      </w:tr>
+    </w:tbl>
+    <w:p>
+      <w:pPr>
+        <w:spacing w:line="276" w:lineRule="auto"/>
+        <w:jc w:val="left"/>
+        <w:rPr>
+          <w:noProof/>
+        </w:rPr>
+      </w:pPr>
+    </w:p>
+    <w:p>
+      <w:pPr>
+        <w:keepNext/>
+        <w:spacing w:line="276" w:lineRule="auto"/>
+        <w:jc w:val="left"/>
+      </w:pPr>
+      <w:r>
+        <w:rPr>
+          <w:noProof/>
+        </w:rPr>
+        <w:drawing>
+          <wp:inline distT="0" distB="0" distL="0" distR="0" wp14:anchorId="033966E3" wp14:editId="7CA03F98">
+            <wp:extent cx="5715000" cy="3429000"/>
+            <wp:effectExtent l="0" t="0" r="0" b="0"/>
+            <wp:docPr id="7" name="Picture 7" descr="C:\Users\Ahmad\PyCharmMiscProject\gantt_chart.png"/>
+            <wp:cNvGraphicFramePr>
+              <a:graphicFrameLocks xmlns:a="http://schemas.openxmlformats.org/drawingml/2006/main" noChangeAspect="1"/>
+            </wp:cNvGraphicFramePr>
+            <a:graphic xmlns:a="http://schemas.openxmlformats.org/drawingml/2006/main">
+              <a:graphicData uri="http://schemas.openxmlformats.org/drawingml/2006/picture">
+                <pic:pic xmlns:pic="http://schemas.openxmlformats.org/drawingml/2006/picture">
+                  <pic:nvPicPr>
+                    <pic:cNvPr id="0" name="Picture 4" descr="C:\Users\Ahmad\PyCharmMiscProject\gantt_chart.png"/>
+                    <pic:cNvPicPr>
+                      <a:picLocks noChangeAspect="1" noChangeArrowheads="1"/>
+                    </pic:cNvPicPr>
+                  </pic:nvPicPr>
+                  <pic:blipFill>
+                    <a:blip r:embed="rId16">
+                      <a:extLst>
+                        <a:ext uri="{28A0092B-C50C-407E-A947-70E740481C1C}">
+                          <a14:useLocalDpi xmlns:a14="http://schemas.microsoft.com/office/drawing/2010/main" val="0"/>
+                        </a:ext>
+                      </a:extLst>
+                    </a:blip>
+                    <a:srcRect/>
+                    <a:stretch>
+                      <a:fillRect/>
+                    </a:stretch>
+                  </pic:blipFill>
+                  <pic:spPr bwMode="auto">
+                    <a:xfrm>
+                      <a:off x="0" y="0"/>
+                      <a:ext cx="5715000" cy="3429000"/>
+                    </a:xfrm>
+                    <a:prstGeom prst="rect">
+                      <a:avLst/>
+                    </a:prstGeom>
+                    <a:noFill/>
+                    <a:ln>
+                      <a:noFill/>
+                    </a:ln>
+                  </pic:spPr>
+                </pic:pic>
+              </a:graphicData>
+            </a:graphic>
+          </wp:inline>
+        </w:drawing>
+      </w:r>
+    </w:p>
+    <w:p>
+      <w:pPr>
+        <w:jc w:val="center"/>
+      </w:pPr>
+      <w:bookmarkStart w:id="25" w:name="_Toc225270755"/>
+      <w:r>
+        <w:t xml:space="preserve">Figure </w:t>
+      </w:r>
+      <w:r>
+        <w:t>1-</w:t>
+      </w:r>
+      <w:r>
+        <w:fldChar w:fldCharType="begin"/>
+      </w:r>
+      <w:r>
+        <w:instrText xml:space="preserve"> SEQ Figure \* ARABIC </w:instrText>
+      </w:r>
+      <w:r>
+        <w:fldChar w:fldCharType="separate"/>
+      </w:r>
+      <w:r>
+        <w:rPr>
+          <w:noProof/>
+        </w:rPr>
+        <w:t>3</w:t>
+      </w:r>
+      <w:r>
+        <w:fldChar w:fldCharType="end"/>
+      </w:r>
+      <w:r>
+        <w:t xml:space="preserve"> Gantt Chart</w:t>
+      </w:r>
+      <w:bookmarkEnd w:id="25"/>
     </w:p>
     <w:p>
       <w:pPr>
@@ -6889,312 +7273,7 @@
     <w:p>
       <w:pPr>
         <w:sectPr>
-          <w:headerReference w:type="default" r:id="rId15"/>
-          <w:headerReference w:type="first" r:id="rId16"/>
-          <w:pgSz w:w="12240" w:h="15840"/>
-          <w:pgMar w:top="1440" w:right="1440" w:bottom="1440" w:left="1800" w:header="1008" w:footer="720" w:gutter="0"/>
-          <w:cols w:space="720"/>
-          <w:titlePg/>
-          <w:docGrid w:linePitch="326"/>
-        </w:sectPr>
-      </w:pPr>
-    </w:p>
-    <w:p>
-      <w:pPr>
-        <w:pStyle w:val="Heading1"/>
-      </w:pPr>
-      <w:bookmarkStart w:id="23" w:name="_pkwqa1" w:colFirst="0" w:colLast="0"/>
-      <w:bookmarkStart w:id="24" w:name="_39kk8xu" w:colFirst="0" w:colLast="0"/>
-      <w:bookmarkStart w:id="25" w:name="_Toc224936346"/>
-      <w:bookmarkEnd w:id="23"/>
-      <w:bookmarkEnd w:id="24"/>
-      <w:r>
-        <w:lastRenderedPageBreak/>
-        <w:t>References</w:t>
-      </w:r>
-      <w:bookmarkEnd w:id="25"/>
-    </w:p>
-    <w:p>
-      <w:pPr>
-        <w:pStyle w:val="Normal1"/>
-        <w:spacing w:after="0"/>
-        <w:jc w:val="both"/>
-        <w:rPr>
-          <w:rFonts w:ascii="Times New Roman" w:hAnsi="Times New Roman" w:cs="Times New Roman"/>
-        </w:rPr>
-      </w:pPr>
-      <w:r>
-        <w:rPr>
-          <w:rFonts w:ascii="Times New Roman" w:hAnsi="Times New Roman" w:cs="Times New Roman"/>
-        </w:rPr>
-        <w:t>All the documents, papers, articles and WebPages that you have taken help from must be cited in the references section</w:t>
-      </w:r>
-    </w:p>
-    <w:p>
-      <w:pPr>
-        <w:pStyle w:val="Normal1"/>
-        <w:spacing w:after="0"/>
-        <w:jc w:val="both"/>
-        <w:rPr>
-          <w:rFonts w:ascii="Times New Roman" w:hAnsi="Times New Roman" w:cs="Times New Roman"/>
-        </w:rPr>
-      </w:pPr>
-    </w:p>
-    <w:p>
-      <w:pPr>
-        <w:pStyle w:val="Normal1"/>
-        <w:spacing w:after="0"/>
-        <w:jc w:val="both"/>
-        <w:rPr>
-          <w:rFonts w:ascii="Times New Roman" w:hAnsi="Times New Roman" w:cs="Times New Roman"/>
-          <w:b/>
-        </w:rPr>
-      </w:pPr>
-      <w:bookmarkStart w:id="26" w:name="_2250f4o" w:colFirst="0" w:colLast="0"/>
-      <w:bookmarkEnd w:id="26"/>
-      <w:r>
-        <w:rPr>
-          <w:rFonts w:ascii="Times New Roman" w:hAnsi="Times New Roman" w:cs="Times New Roman"/>
-          <w:b/>
-        </w:rPr>
-        <w:t>Book</w:t>
-      </w:r>
-    </w:p>
-    <w:p>
-      <w:pPr>
-        <w:pStyle w:val="Normal1"/>
-        <w:spacing w:after="0"/>
-        <w:jc w:val="both"/>
-        <w:rPr>
-          <w:rFonts w:ascii="Times New Roman" w:hAnsi="Times New Roman" w:cs="Times New Roman"/>
-        </w:rPr>
-      </w:pPr>
-      <w:r>
-        <w:rPr>
-          <w:rFonts w:ascii="Times New Roman" w:hAnsi="Times New Roman" w:cs="Times New Roman"/>
-        </w:rPr>
-        <w:t xml:space="preserve">Author(s), Book Title. Place of publication: Publisher, year, volume, page number(s). </w:t>
-      </w:r>
-    </w:p>
-    <w:p>
-      <w:pPr>
-        <w:pStyle w:val="Normal1"/>
-        <w:spacing w:after="0"/>
-        <w:jc w:val="both"/>
-        <w:rPr>
-          <w:rFonts w:ascii="Times New Roman" w:hAnsi="Times New Roman" w:cs="Times New Roman"/>
-        </w:rPr>
-      </w:pPr>
-    </w:p>
-    <w:p>
-      <w:pPr>
-        <w:pStyle w:val="Normal1"/>
-        <w:spacing w:after="0" w:line="240" w:lineRule="auto"/>
-        <w:jc w:val="both"/>
-        <w:rPr>
-          <w:rFonts w:ascii="Times New Roman" w:hAnsi="Times New Roman" w:cs="Times New Roman"/>
-        </w:rPr>
-      </w:pPr>
-      <w:r>
-        <w:rPr>
-          <w:rFonts w:ascii="Times New Roman" w:hAnsi="Times New Roman" w:cs="Times New Roman"/>
-        </w:rPr>
-        <w:t>Example: [1] W.K. Chen, Linear Networks and Systems. Belmont, CA: Wadsworth, 1993, pp. 123-35.</w:t>
-      </w:r>
-    </w:p>
-    <w:p>
-      <w:pPr>
-        <w:pStyle w:val="Normal1"/>
-        <w:spacing w:after="0"/>
-        <w:jc w:val="both"/>
-        <w:rPr>
-          <w:rFonts w:ascii="Times New Roman" w:hAnsi="Times New Roman" w:cs="Times New Roman"/>
-        </w:rPr>
-      </w:pPr>
-    </w:p>
-    <w:p>
-      <w:pPr>
-        <w:pStyle w:val="Normal1"/>
-        <w:spacing w:after="0"/>
-        <w:jc w:val="both"/>
-        <w:rPr>
-          <w:rFonts w:ascii="Times New Roman" w:hAnsi="Times New Roman" w:cs="Times New Roman"/>
-        </w:rPr>
-      </w:pPr>
-      <w:r>
-        <w:rPr>
-          <w:rFonts w:ascii="Times New Roman" w:hAnsi="Times New Roman" w:cs="Times New Roman"/>
-          <w:b/>
-        </w:rPr>
-        <w:t>Webpage</w:t>
-      </w:r>
-    </w:p>
-    <w:p>
-      <w:pPr>
-        <w:pStyle w:val="Normal1"/>
-        <w:spacing w:after="280" w:line="240" w:lineRule="auto"/>
-        <w:jc w:val="both"/>
-        <w:rPr>
-          <w:rFonts w:ascii="Times New Roman" w:hAnsi="Times New Roman" w:cs="Times New Roman"/>
-        </w:rPr>
-      </w:pPr>
-      <w:r>
-        <w:rPr>
-          <w:rFonts w:ascii="Times New Roman" w:hAnsi="Times New Roman" w:cs="Times New Roman"/>
-        </w:rPr>
-        <w:t>Author(s) and/or organization, date of publish or date the page was last updated, title of web page document, website address that provides a direct link to the document, and the date you last accessed the document</w:t>
-      </w:r>
-    </w:p>
-    <w:p>
-      <w:pPr>
-        <w:pStyle w:val="Normal1"/>
-        <w:spacing w:after="40" w:line="240" w:lineRule="auto"/>
-        <w:jc w:val="both"/>
-        <w:rPr>
-          <w:rFonts w:ascii="Times New Roman" w:hAnsi="Times New Roman" w:cs="Times New Roman"/>
-        </w:rPr>
-      </w:pPr>
-      <w:r>
-        <w:rPr>
-          <w:rFonts w:ascii="Times New Roman" w:hAnsi="Times New Roman" w:cs="Times New Roman"/>
-        </w:rPr>
-        <w:t>Example: Winston, J 1999, A look at referencing,  AAA Educational Services, accessed 20 October 2015, &lt;http://www.aaa.edu.au/aaa.html&gt;. United Nations Web Services 2006,</w:t>
-      </w:r>
-    </w:p>
-    <w:p>
-      <w:pPr>
-        <w:pStyle w:val="Normal1"/>
-        <w:spacing w:before="240" w:after="0"/>
-        <w:jc w:val="both"/>
-        <w:rPr>
-          <w:rFonts w:ascii="Times New Roman" w:hAnsi="Times New Roman" w:cs="Times New Roman"/>
-          <w:b/>
-        </w:rPr>
-      </w:pPr>
-      <w:r>
-        <w:rPr>
-          <w:rFonts w:ascii="Times New Roman" w:hAnsi="Times New Roman" w:cs="Times New Roman"/>
-          <w:b/>
-        </w:rPr>
-        <w:t>Research Paper</w:t>
-      </w:r>
-    </w:p>
-    <w:p>
-      <w:pPr>
-        <w:pStyle w:val="Normal1"/>
-        <w:spacing w:after="0" w:line="240" w:lineRule="auto"/>
-        <w:jc w:val="both"/>
-        <w:rPr>
-          <w:rFonts w:ascii="Times New Roman" w:hAnsi="Times New Roman" w:cs="Times New Roman"/>
-        </w:rPr>
-      </w:pPr>
-      <w:r>
-        <w:rPr>
-          <w:rFonts w:ascii="Times New Roman" w:hAnsi="Times New Roman" w:cs="Times New Roman"/>
-        </w:rPr>
-        <w:t xml:space="preserve">Author(s), "Article title, Journal Title, vol., no., page number(s), Month year. </w:t>
-      </w:r>
-    </w:p>
-    <w:p>
-      <w:pPr>
-        <w:pStyle w:val="Normal1"/>
-        <w:spacing w:after="0" w:line="240" w:lineRule="auto"/>
-        <w:jc w:val="both"/>
-        <w:rPr>
-          <w:rFonts w:ascii="Times New Roman" w:hAnsi="Times New Roman" w:cs="Times New Roman"/>
-        </w:rPr>
-      </w:pPr>
-    </w:p>
-    <w:p>
-      <w:pPr>
-        <w:pStyle w:val="Normal1"/>
-        <w:spacing w:after="0" w:line="240" w:lineRule="auto"/>
-        <w:jc w:val="both"/>
-        <w:rPr>
-          <w:rFonts w:ascii="Times New Roman" w:hAnsi="Times New Roman" w:cs="Times New Roman"/>
-        </w:rPr>
-      </w:pPr>
-      <w:r>
-        <w:rPr>
-          <w:rFonts w:ascii="Times New Roman" w:hAnsi="Times New Roman" w:cs="Times New Roman"/>
-        </w:rPr>
-        <w:t>Example: [2] G. Pevere, "Infrared Nation, International Journal of Infrared Design, vol. 33, pp. 56-99, Jan. 1979.</w:t>
-      </w:r>
-    </w:p>
-    <w:p>
-      <w:pPr>
-        <w:pStyle w:val="Normal1"/>
-        <w:spacing w:after="0"/>
-        <w:jc w:val="both"/>
-        <w:rPr>
-          <w:rFonts w:ascii="Times New Roman" w:hAnsi="Times New Roman" w:cs="Times New Roman"/>
-        </w:rPr>
-      </w:pPr>
-    </w:p>
-    <w:p>
-      <w:pPr>
-        <w:pStyle w:val="Normal1"/>
-        <w:spacing w:after="0"/>
-        <w:jc w:val="both"/>
-        <w:rPr>
-          <w:rFonts w:ascii="Times New Roman" w:hAnsi="Times New Roman" w:cs="Times New Roman"/>
-          <w:b/>
-        </w:rPr>
-      </w:pPr>
-    </w:p>
-    <w:p>
-      <w:pPr>
-        <w:pStyle w:val="Normal1"/>
-        <w:spacing w:after="0"/>
-        <w:jc w:val="both"/>
-        <w:rPr>
-          <w:rFonts w:ascii="Times New Roman" w:hAnsi="Times New Roman" w:cs="Times New Roman"/>
-        </w:rPr>
-      </w:pPr>
-      <w:r>
-        <w:rPr>
-          <w:rFonts w:ascii="Times New Roman" w:hAnsi="Times New Roman" w:cs="Times New Roman"/>
-        </w:rPr>
-        <w:t xml:space="preserve">If you need to reference any item that is not the the list, you should consult IEEE citation format available at the following link </w:t>
-      </w:r>
-      <w:hyperlink r:id="rId17">
-        <w:r>
-          <w:rPr>
-            <w:rFonts w:ascii="Times New Roman" w:hAnsi="Times New Roman" w:cs="Times New Roman"/>
-            <w:color w:val="0000FF"/>
-            <w:u w:val="single"/>
-          </w:rPr>
-          <w:t>http://library.queensu.ca/book/export/html/5846</w:t>
-        </w:r>
-      </w:hyperlink>
-      <w:r>
-        <w:rPr>
-          <w:rFonts w:ascii="Times New Roman" w:hAnsi="Times New Roman" w:cs="Times New Roman"/>
-        </w:rPr>
-        <w:fldChar w:fldCharType="begin"/>
-      </w:r>
-      <w:r>
-        <w:rPr>
-          <w:rFonts w:ascii="Times New Roman" w:hAnsi="Times New Roman" w:cs="Times New Roman"/>
-        </w:rPr>
-        <w:instrText xml:space="preserve"> HYPERLINK "http://library.queensu.ca/book/export/html/5846" </w:instrText>
-      </w:r>
-      <w:r>
-        <w:rPr>
-          <w:rFonts w:ascii="Times New Roman" w:hAnsi="Times New Roman" w:cs="Times New Roman"/>
-        </w:rPr>
-        <w:fldChar w:fldCharType="separate"/>
-      </w:r>
-    </w:p>
-    <w:p>
-      <w:pPr>
-        <w:pStyle w:val="Normal1"/>
-        <w:spacing w:after="0"/>
-        <w:jc w:val="both"/>
-        <w:rPr>
-          <w:rFonts w:ascii="Times New Roman" w:hAnsi="Times New Roman" w:cs="Times New Roman"/>
-        </w:rPr>
-        <w:sectPr>
+          <w:headerReference w:type="default" r:id="rId17"/>
           <w:headerReference w:type="first" r:id="rId18"/>
           <w:pgSz w:w="12240" w:h="15840"/>
           <w:pgMar w:top="1440" w:right="1440" w:bottom="1440" w:left="1800" w:header="1008" w:footer="720" w:gutter="0"/>
@@ -7203,47 +7282,29 @@
           <w:docGrid w:linePitch="326"/>
         </w:sectPr>
       </w:pPr>
-      <w:r>
+    </w:p>
+    <w:p>
+      <w:pPr>
+        <w:pStyle w:val="Heading1"/>
+      </w:pPr>
+      <w:bookmarkStart w:id="26" w:name="_pkwqa1" w:colFirst="0" w:colLast="0"/>
+      <w:bookmarkStart w:id="27" w:name="_39kk8xu" w:colFirst="0" w:colLast="0"/>
+      <w:bookmarkStart w:id="28" w:name="_Toc225271093"/>
+      <w:bookmarkEnd w:id="26"/>
+      <w:bookmarkEnd w:id="27"/>
+      <w:r>
+        <w:lastRenderedPageBreak/>
+        <w:t>References</w:t>
+      </w:r>
+      <w:bookmarkEnd w:id="28"/>
+    </w:p>
+    <w:p>
+      <w:pPr>
+        <w:pStyle w:val="Normal1"/>
+        <w:spacing w:after="0"/>
+        <w:jc w:val="both"/>
         <w:rPr>
           <w:rFonts w:ascii="Times New Roman" w:hAnsi="Times New Roman" w:cs="Times New Roman"/>
-        </w:rPr>
-        <w:fldChar w:fldCharType="end"/>
-      </w:r>
-    </w:p>
-    <w:p>
-      <w:pPr>
-        <w:pStyle w:val="Heading1"/>
-      </w:pPr>
-      <w:bookmarkStart w:id="27" w:name="_Toc224936347"/>
-      <w:r>
-        <w:lastRenderedPageBreak/>
-        <w:t>Plagiarism Report</w:t>
-      </w:r>
-      <w:bookmarkEnd w:id="27"/>
-    </w:p>
-    <w:p>
-      <w:pPr>
-        <w:rPr>
-          <w:bCs/>
-        </w:rPr>
-      </w:pPr>
-      <w:r>
-        <w:rPr>
-          <w:bCs/>
-        </w:rPr>
-        <w:t xml:space="preserve">Attached </w:t>
-      </w:r>
-      <w:r>
-        <w:rPr>
-          <w:bCs/>
-        </w:rPr>
-        <w:t>plagiarism report here that can be obtained from the library.</w:t>
-      </w:r>
-    </w:p>
-    <w:p>
-      <w:pPr>
-        <w:rPr>
-          <w:bCs/>
         </w:rPr>
         <w:sectPr>
           <w:headerReference w:type="first" r:id="rId19"/>
@@ -7259,29 +7320,61 @@
       <w:pPr>
         <w:pStyle w:val="Heading1"/>
       </w:pPr>
-      <w:bookmarkStart w:id="28" w:name="_Toc224936348"/>
+      <w:bookmarkStart w:id="29" w:name="_Toc225271094"/>
+      <w:r>
+        <w:lastRenderedPageBreak/>
+        <w:t>Plagiarism Report</w:t>
+      </w:r>
+      <w:bookmarkEnd w:id="29"/>
+    </w:p>
+    <w:p>
+      <w:pPr>
+        <w:pStyle w:val="Normal1"/>
+      </w:pPr>
+    </w:p>
+    <w:p>
+      <w:pPr>
+        <w:rPr>
+          <w:bCs/>
+        </w:rPr>
+        <w:sectPr>
+          <w:headerReference w:type="first" r:id="rId20"/>
+          <w:pgSz w:w="12240" w:h="15840"/>
+          <w:pgMar w:top="1440" w:right="1440" w:bottom="1440" w:left="1800" w:header="1008" w:footer="720" w:gutter="0"/>
+          <w:cols w:space="720"/>
+          <w:titlePg/>
+          <w:docGrid w:linePitch="326"/>
+        </w:sectPr>
+      </w:pPr>
+    </w:p>
+    <w:p>
+      <w:pPr>
+        <w:pStyle w:val="Heading1"/>
+      </w:pPr>
+      <w:bookmarkStart w:id="30" w:name="_Toc225271095"/>
       <w:r>
         <w:lastRenderedPageBreak/>
         <w:t>Report Approval Certificate</w:t>
       </w:r>
-      <w:bookmarkEnd w:id="28"/>
+      <w:bookmarkEnd w:id="30"/>
       <w:r>
         <w:t xml:space="preserve"> </w:t>
       </w:r>
     </w:p>
     <w:p>
       <w:pPr>
-        <w:rPr>
-          <w:rFonts w:cs="Times New Roman"/>
-        </w:rPr>
-      </w:pPr>
-      <w:bookmarkStart w:id="29" w:name="_3mzq4wv" w:colFirst="0" w:colLast="0"/>
-      <w:bookmarkEnd w:id="29"/>
-      <w:r>
-        <w:rPr>
-          <w:rFonts w:cs="Times New Roman"/>
-        </w:rPr>
-        <w:t xml:space="preserve">The report of the project, “Title” has been approved based on the following evaluation guideline. </w:t>
+        <w:jc w:val="left"/>
+      </w:pPr>
+      <w:bookmarkStart w:id="31" w:name="_3mzq4wv" w:colFirst="0" w:colLast="0"/>
+      <w:bookmarkEnd w:id="31"/>
+      <w:r>
+        <w:t>T</w:t>
+      </w:r>
+      <w:r>
+        <w:t>he report of the project, “Performance Evaluation Tool</w:t>
+      </w:r>
+      <w:r>
+        <w:t xml:space="preserve">” has been approved based on the following evaluation guideline. </w:t>
       </w:r>
     </w:p>
     <w:p>
@@ -7293,8 +7386,8 @@
           <w:szCs w:val="28"/>
         </w:rPr>
       </w:pPr>
-      <w:bookmarkStart w:id="30" w:name="_1opuj5n" w:colFirst="0" w:colLast="0"/>
-      <w:bookmarkEnd w:id="30"/>
+      <w:bookmarkStart w:id="32" w:name="_1opuj5n" w:colFirst="0" w:colLast="0"/>
+      <w:bookmarkEnd w:id="32"/>
       <w:r>
         <w:rPr>
           <w:b/>
@@ -7327,6 +7420,7 @@
           </w:tcPr>
           <w:p>
             <w:pPr>
+              <w:jc w:val="left"/>
               <w:rPr>
                 <w:rFonts w:cs="Times New Roman"/>
                 <w:b/>
@@ -7352,6 +7446,7 @@
           </w:tcPr>
           <w:p>
             <w:pPr>
+              <w:jc w:val="left"/>
               <w:rPr>
                 <w:rFonts w:cs="Times New Roman"/>
               </w:rPr>
@@ -7370,6 +7465,7 @@
           </w:tcPr>
           <w:p>
             <w:pPr>
+              <w:jc w:val="left"/>
               <w:rPr>
                 <w:rFonts w:cs="Times New Roman"/>
               </w:rPr>
@@ -7385,6 +7481,7 @@
           </w:tcPr>
           <w:p>
             <w:pPr>
+              <w:jc w:val="left"/>
               <w:rPr>
                 <w:rFonts w:cs="Times New Roman"/>
               </w:rPr>
@@ -7403,6 +7500,7 @@
           </w:tcPr>
           <w:p>
             <w:pPr>
+              <w:jc w:val="left"/>
               <w:rPr>
                 <w:rFonts w:cs="Times New Roman"/>
               </w:rPr>
@@ -7422,6 +7520,7 @@
           </w:tcPr>
           <w:p>
             <w:pPr>
+              <w:jc w:val="left"/>
               <w:rPr>
                 <w:rFonts w:cs="Times New Roman"/>
                 <w:b/>
@@ -7446,6 +7545,7 @@
           </w:tcPr>
           <w:p>
             <w:pPr>
+              <w:jc w:val="left"/>
               <w:rPr>
                 <w:rFonts w:cs="Times New Roman"/>
               </w:rPr>
@@ -7464,6 +7564,7 @@
           </w:tcPr>
           <w:p>
             <w:pPr>
+              <w:jc w:val="left"/>
               <w:rPr>
                 <w:rFonts w:cs="Times New Roman"/>
               </w:rPr>
@@ -7478,6 +7579,7 @@
           </w:tcPr>
           <w:p>
             <w:pPr>
+              <w:jc w:val="left"/>
               <w:rPr>
                 <w:rFonts w:cs="Times New Roman"/>
               </w:rPr>
@@ -7496,6 +7598,7 @@
           </w:tcPr>
           <w:p>
             <w:pPr>
+              <w:jc w:val="left"/>
               <w:rPr>
                 <w:rFonts w:cs="Times New Roman"/>
               </w:rPr>
@@ -7510,6 +7613,7 @@
           </w:tcPr>
           <w:p>
             <w:pPr>
+              <w:jc w:val="left"/>
               <w:rPr>
                 <w:rFonts w:cs="Times New Roman"/>
               </w:rPr>
@@ -7528,6 +7632,7 @@
           </w:tcPr>
           <w:p>
             <w:pPr>
+              <w:jc w:val="left"/>
               <w:rPr>
                 <w:rFonts w:cs="Times New Roman"/>
               </w:rPr>
@@ -7654,7 +7759,7 @@
         <w:pStyle w:val="Heading1"/>
         <w:jc w:val="both"/>
         <w:sectPr>
-          <w:headerReference w:type="first" r:id="rId20"/>
+          <w:headerReference w:type="first" r:id="rId21"/>
           <w:pgSz w:w="12240" w:h="15840"/>
           <w:pgMar w:top="1440" w:right="1440" w:bottom="1440" w:left="1800" w:header="1008" w:footer="720" w:gutter="0"/>
           <w:cols w:space="720"/>
@@ -7667,12 +7772,12 @@
       <w:pPr>
         <w:pStyle w:val="Heading1"/>
       </w:pPr>
-      <w:bookmarkStart w:id="31" w:name="_Toc224936349"/>
+      <w:bookmarkStart w:id="33" w:name="_Toc225271096"/>
       <w:r>
         <w:lastRenderedPageBreak/>
         <w:t>Appendix</w:t>
       </w:r>
-      <w:bookmarkEnd w:id="31"/>
+      <w:bookmarkEnd w:id="33"/>
     </w:p>
     <w:p>
       <w:pPr>
@@ -7689,7 +7794,7 @@
           <w:rFonts w:ascii="Times New Roman" w:hAnsi="Times New Roman" w:cs="Times New Roman"/>
           <w:bCs/>
         </w:rPr>
-        <w:t xml:space="preserve"> User Manual of the software</w:t>
+        <w:t xml:space="preserve"> </w:t>
       </w:r>
     </w:p>
     <w:p>
@@ -7737,22 +7842,6 @@
 </w:endnotes>
 </file>
 
-<file path=word/footer1.xml><?xml version="1.0" encoding="utf-8"?>
-<w:ftr xmlns:wpc="http://schemas.microsoft.com/office/word/2010/wordprocessingCanvas" xmlns:cx="http://schemas.microsoft.com/office/drawing/2014/chartex" xmlns:cx1="http://schemas.microsoft.com/office/drawing/2015/9/8/chartex" xmlns:mc="http://schemas.openxmlformats.org/markup-compatibility/2006" xmlns:o="urn:schemas-microsoft-com:office:office" xmlns:r="http://schemas.openxmlformats.org/officeDocument/2006/relationships" xmlns:m="http://schemas.openxmlformats.org/officeDocument/2006/math" xmlns:v="urn:schemas-microsoft-com:vml" xmlns:wp14="http://schemas.microsoft.com/office/word/2010/wordprocessingDrawing" xmlns:wp="http://schemas.openxmlformats.org/drawingml/2006/wordprocessingDrawing" xmlns:w10="urn:schemas-microsoft-com:office:word" xmlns:w="http://schemas.openxmlformats.org/wordprocessingml/2006/main" xmlns:w14="http://schemas.microsoft.com/office/word/2010/wordml" xmlns:w15="http://schemas.microsoft.com/office/word/2012/wordml" xmlns:w16se="http://schemas.microsoft.com/office/word/2015/wordml/symex" xmlns:wpg="http://schemas.microsoft.com/office/word/2010/wordprocessingGroup" xmlns:wpi="http://schemas.microsoft.com/office/word/2010/wordprocessingInk" xmlns:wne="http://schemas.microsoft.com/office/word/2006/wordml" xmlns:wps="http://schemas.microsoft.com/office/word/2010/wordprocessingShape" mc:Ignorable="w14 w15 w16se wp14">
-  <w:p>
-    <w:pPr>
-      <w:pStyle w:val="Normal1"/>
-      <w:tabs>
-        <w:tab w:val="center" w:pos="4320"/>
-        <w:tab w:val="right" w:pos="8640"/>
-      </w:tabs>
-      <w:spacing w:after="720" w:line="240" w:lineRule="auto"/>
-      <w:ind w:right="360"/>
-    </w:pPr>
-  </w:p>
-</w:ftr>
-</file>
-
 <file path=word/footnotes.xml><?xml version="1.0" encoding="utf-8"?>
 <w:footnotes xmlns:wpc="http://schemas.microsoft.com/office/word/2010/wordprocessingCanvas" xmlns:cx="http://schemas.microsoft.com/office/drawing/2014/chartex" xmlns:cx1="http://schemas.microsoft.com/office/drawing/2015/9/8/chartex" xmlns:mc="http://schemas.openxmlformats.org/markup-compatibility/2006" xmlns:o="urn:schemas-microsoft-com:office:office" xmlns:r="http://schemas.openxmlformats.org/officeDocument/2006/relationships" xmlns:m="http://schemas.openxmlformats.org/officeDocument/2006/math" xmlns:v="urn:schemas-microsoft-com:vml" xmlns:wp14="http://schemas.microsoft.com/office/word/2010/wordprocessingDrawing" xmlns:wp="http://schemas.openxmlformats.org/drawingml/2006/wordprocessingDrawing" xmlns:w10="urn:schemas-microsoft-com:office:word" xmlns:w="http://schemas.openxmlformats.org/wordprocessingml/2006/main" xmlns:w14="http://schemas.microsoft.com/office/word/2010/wordml" xmlns:w15="http://schemas.microsoft.com/office/word/2012/wordml" xmlns:w16se="http://schemas.microsoft.com/office/word/2015/wordml/symex" xmlns:wpg="http://schemas.microsoft.com/office/word/2010/wordprocessingGroup" xmlns:wpi="http://schemas.microsoft.com/office/word/2010/wordprocessingInk" xmlns:wne="http://schemas.microsoft.com/office/word/2006/wordml" xmlns:wps="http://schemas.microsoft.com/office/word/2010/wordprocessingShape" mc:Ignorable="w14 w15 w16se wp14">
   <w:footnote w:type="separator" w:id="-1">
@@ -7782,156 +7871,7 @@
 <w:hdr xmlns:wpc="http://schemas.microsoft.com/office/word/2010/wordprocessingCanvas" xmlns:cx="http://schemas.microsoft.com/office/drawing/2014/chartex" xmlns:cx1="http://schemas.microsoft.com/office/drawing/2015/9/8/chartex" xmlns:mc="http://schemas.openxmlformats.org/markup-compatibility/2006" xmlns:o="urn:schemas-microsoft-com:office:office" xmlns:r="http://schemas.openxmlformats.org/officeDocument/2006/relationships" xmlns:m="http://schemas.openxmlformats.org/officeDocument/2006/math" xmlns:v="urn:schemas-microsoft-com:vml" xmlns:wp14="http://schemas.microsoft.com/office/word/2010/wordprocessingDrawing" xmlns:wp="http://schemas.openxmlformats.org/drawingml/2006/wordprocessingDrawing" xmlns:w10="urn:schemas-microsoft-com:office:word" xmlns:w="http://schemas.openxmlformats.org/wordprocessingml/2006/main" xmlns:w14="http://schemas.microsoft.com/office/word/2010/wordml" xmlns:w15="http://schemas.microsoft.com/office/word/2012/wordml" xmlns:w16se="http://schemas.microsoft.com/office/word/2015/wordml/symex" xmlns:wpg="http://schemas.microsoft.com/office/word/2010/wordprocessingGroup" xmlns:wpi="http://schemas.microsoft.com/office/word/2010/wordprocessingInk" xmlns:wne="http://schemas.microsoft.com/office/word/2006/wordml" xmlns:wps="http://schemas.microsoft.com/office/word/2010/wordprocessingShape" mc:Ignorable="w14 w15 w16se wp14">
   <w:sdt>
     <w:sdtPr>
-      <w:id w:val="-1668093517"/>
-      <w:docPartObj>
-        <w:docPartGallery w:val="Page Numbers (Top of Page)"/>
-        <w:docPartUnique/>
-      </w:docPartObj>
-    </w:sdtPr>
-    <w:sdtEndPr>
-      <w:rPr>
-        <w:noProof/>
-      </w:rPr>
-    </w:sdtEndPr>
-    <w:sdtContent>
-      <w:p>
-        <w:pPr>
-          <w:pStyle w:val="Header"/>
-          <w:jc w:val="left"/>
-          <w:rPr>
-            <w:noProof/>
-          </w:rPr>
-        </w:pPr>
-        <w:r>
-          <w:t xml:space="preserve">Introduction                                                                                                                            </w:t>
-        </w:r>
-        <w:r>
-          <w:fldChar w:fldCharType="begin"/>
-        </w:r>
-        <w:r>
-          <w:instrText xml:space="preserve"> PAGE   \* MERGEFORMAT </w:instrText>
-        </w:r>
-        <w:r>
-          <w:fldChar w:fldCharType="separate"/>
-        </w:r>
-        <w:r>
-          <w:rPr>
-            <w:noProof/>
-          </w:rPr>
-          <w:t>2</w:t>
-        </w:r>
-        <w:r>
-          <w:rPr>
-            <w:noProof/>
-          </w:rPr>
-          <w:fldChar w:fldCharType="end"/>
-        </w:r>
-      </w:p>
-    </w:sdtContent>
-  </w:sdt>
-  <w:p>
-    <w:pPr>
-      <w:pStyle w:val="Header"/>
-    </w:pPr>
-    <w:r>
-      <w:rPr>
-        <w:noProof/>
-      </w:rPr>
-      <mc:AlternateContent>
-        <mc:Choice Requires="wps">
-          <w:drawing>
-            <wp:anchor distT="0" distB="0" distL="114300" distR="114300" simplePos="0" relativeHeight="251658240" behindDoc="0" locked="0" layoutInCell="1" allowOverlap="1" wp14:anchorId="29C749DA" wp14:editId="3F5A1337">
-              <wp:simplePos x="0" y="0"/>
-              <wp:positionH relativeFrom="column">
-                <wp:posOffset>-47625</wp:posOffset>
-              </wp:positionH>
-              <wp:positionV relativeFrom="paragraph">
-                <wp:posOffset>66675</wp:posOffset>
-              </wp:positionV>
-              <wp:extent cx="5734050" cy="0"/>
-              <wp:effectExtent l="9525" t="5715" r="9525" b="13335"/>
-              <wp:wrapNone/>
-              <wp:docPr id="1993455269" name="AutoShape 3"/>
-              <wp:cNvGraphicFramePr>
-                <a:graphicFrameLocks xmlns:a="http://schemas.openxmlformats.org/drawingml/2006/main"/>
-              </wp:cNvGraphicFramePr>
-              <a:graphic xmlns:a="http://schemas.openxmlformats.org/drawingml/2006/main">
-                <a:graphicData uri="http://schemas.microsoft.com/office/word/2010/wordprocessingShape">
-                  <wps:wsp>
-                    <wps:cNvCnPr>
-                      <a:cxnSpLocks noChangeShapeType="1"/>
-                    </wps:cNvCnPr>
-                    <wps:spPr bwMode="auto">
-                      <a:xfrm>
-                        <a:off x="0" y="0"/>
-                        <a:ext cx="5734050" cy="0"/>
-                      </a:xfrm>
-                      <a:prstGeom prst="straightConnector1">
-                        <a:avLst/>
-                      </a:prstGeom>
-                      <a:noFill/>
-                      <a:ln w="9525">
-                        <a:solidFill>
-                          <a:srgbClr val="000000"/>
-                        </a:solidFill>
-                        <a:round/>
-                        <a:headEnd/>
-                        <a:tailEnd/>
-                      </a:ln>
-                      <a:extLst>
-                        <a:ext uri="{909E8E84-426E-40DD-AFC4-6F175D3DCCD1}">
-                          <a14:hiddenFill xmlns:a14="http://schemas.microsoft.com/office/drawing/2010/main">
-                            <a:noFill/>
-                          </a14:hiddenFill>
-                        </a:ext>
-                      </a:extLst>
-                    </wps:spPr>
-                    <wps:bodyPr/>
-                  </wps:wsp>
-                </a:graphicData>
-              </a:graphic>
-              <wp14:sizeRelH relativeFrom="page">
-                <wp14:pctWidth>0</wp14:pctWidth>
-              </wp14:sizeRelH>
-              <wp14:sizeRelV relativeFrom="page">
-                <wp14:pctHeight>0</wp14:pctHeight>
-              </wp14:sizeRelV>
-            </wp:anchor>
-          </w:drawing>
-        </mc:Choice>
-        <mc:Fallback xmlns:w16sdtfl="http://schemas.microsoft.com/office/word/2024/wordml/sdtformatlock" xmlns:w16sdtdh="http://schemas.microsoft.com/office/word/2020/wordml/sdtdatahash" xmlns:w16du="http://schemas.microsoft.com/office/word/2023/wordml/word16du" xmlns:w16="http://schemas.microsoft.com/office/word/2018/wordml" xmlns:w16cid="http://schemas.microsoft.com/office/word/2016/wordml/cid" xmlns:w16cex="http://schemas.microsoft.com/office/word/2018/wordml/cex" xmlns:oel="http://schemas.microsoft.com/office/2019/extlst" xmlns:am3d="http://schemas.microsoft.com/office/drawing/2017/model3d" xmlns:aink="http://schemas.microsoft.com/office/drawing/2016/ink" xmlns:cx8="http://schemas.microsoft.com/office/drawing/2016/5/14/chartex" xmlns:cx7="http://schemas.microsoft.com/office/drawing/2016/5/13/chartex" xmlns:cx6="http://schemas.microsoft.com/office/drawing/2016/5/12/chartex" xmlns:cx5="http://schemas.microsoft.com/office/drawing/2016/5/11/chartex" xmlns:cx4="http://schemas.microsoft.com/office/drawing/2016/5/10/chartex" xmlns:cx3="http://schemas.microsoft.com/office/drawing/2016/5/9/chartex" xmlns:cx2="http://schemas.microsoft.com/office/drawing/2015/10/21/chartex">
-          <w:pict>
-            <v:shapetype w14:anchorId="677E310C" id="_x0000_t32" coordsize="21600,21600" o:spt="32" o:oned="t" path="m,l21600,21600e" filled="f">
-              <v:path arrowok="t" fillok="f" o:connecttype="none"/>
-              <o:lock v:ext="edit" shapetype="t"/>
-            </v:shapetype>
-            <v:shape id="AutoShape 3" o:spid="_x0000_s1026" type="#_x0000_t32" style="position:absolute;margin-left:-3.75pt;margin-top:5.25pt;width:451.5pt;height:0;z-index:251658240;visibility:visible;mso-wrap-style:square;mso-width-percent:0;mso-height-percent:0;mso-wrap-distance-left:9pt;mso-wrap-distance-top:0;mso-wrap-distance-right:9pt;mso-wrap-distance-bottom:0;mso-position-horizontal:absolute;mso-position-horizontal-relative:text;mso-position-vertical:absolute;mso-position-vertical-relative:text;mso-width-percent:0;mso-height-percent:0;mso-width-relative:page;mso-height-relative:page" o:gfxdata="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"/>
-          </w:pict>
-        </mc:Fallback>
-      </mc:AlternateContent>
-    </w:r>
-  </w:p>
-</w:hdr>
-</file>
-
-<file path=word/header2.xml><?xml version="1.0" encoding="utf-8"?>
-<w:hdr xmlns:wpc="http://schemas.microsoft.com/office/word/2010/wordprocessingCanvas" xmlns:cx="http://schemas.microsoft.com/office/drawing/2014/chartex" xmlns:cx1="http://schemas.microsoft.com/office/drawing/2015/9/8/chartex" xmlns:mc="http://schemas.openxmlformats.org/markup-compatibility/2006" xmlns:o="urn:schemas-microsoft-com:office:office" xmlns:r="http://schemas.openxmlformats.org/officeDocument/2006/relationships" xmlns:m="http://schemas.openxmlformats.org/officeDocument/2006/math" xmlns:v="urn:schemas-microsoft-com:vml" xmlns:wp14="http://schemas.microsoft.com/office/word/2010/wordprocessingDrawing" xmlns:wp="http://schemas.openxmlformats.org/drawingml/2006/wordprocessingDrawing" xmlns:w10="urn:schemas-microsoft-com:office:word" xmlns:w="http://schemas.openxmlformats.org/wordprocessingml/2006/main" xmlns:w14="http://schemas.microsoft.com/office/word/2010/wordml" xmlns:w15="http://schemas.microsoft.com/office/word/2012/wordml" xmlns:w16se="http://schemas.microsoft.com/office/word/2015/wordml/symex" xmlns:wpg="http://schemas.microsoft.com/office/word/2010/wordprocessingGroup" xmlns:wpi="http://schemas.microsoft.com/office/word/2010/wordprocessingInk" xmlns:wne="http://schemas.microsoft.com/office/word/2006/wordml" xmlns:wps="http://schemas.microsoft.com/office/word/2010/wordprocessingShape" mc:Ignorable="w14 w15 w16se wp14">
-  <w:p>
-    <w:pPr>
-      <w:pStyle w:val="Header"/>
-      <w:tabs>
-        <w:tab w:val="clear" w:pos="9360"/>
-      </w:tabs>
-    </w:pPr>
-  </w:p>
-</w:hdr>
-</file>
-
-<file path=word/header3.xml><?xml version="1.0" encoding="utf-8"?>
-<w:hdr xmlns:wpc="http://schemas.microsoft.com/office/word/2010/wordprocessingCanvas" xmlns:cx="http://schemas.microsoft.com/office/drawing/2014/chartex" xmlns:cx1="http://schemas.microsoft.com/office/drawing/2015/9/8/chartex" xmlns:mc="http://schemas.openxmlformats.org/markup-compatibility/2006" xmlns:o="urn:schemas-microsoft-com:office:office" xmlns:r="http://schemas.openxmlformats.org/officeDocument/2006/relationships" xmlns:m="http://schemas.openxmlformats.org/officeDocument/2006/math" xmlns:v="urn:schemas-microsoft-com:vml" xmlns:wp14="http://schemas.microsoft.com/office/word/2010/wordprocessingDrawing" xmlns:wp="http://schemas.openxmlformats.org/drawingml/2006/wordprocessingDrawing" xmlns:w10="urn:schemas-microsoft-com:office:word" xmlns:w="http://schemas.openxmlformats.org/wordprocessingml/2006/main" xmlns:w14="http://schemas.microsoft.com/office/word/2010/wordml" xmlns:w15="http://schemas.microsoft.com/office/word/2012/wordml" xmlns:w16se="http://schemas.microsoft.com/office/word/2015/wordml/symex" xmlns:wpg="http://schemas.microsoft.com/office/word/2010/wordprocessingGroup" xmlns:wpi="http://schemas.microsoft.com/office/word/2010/wordprocessingInk" xmlns:wne="http://schemas.microsoft.com/office/word/2006/wordml" xmlns:wps="http://schemas.microsoft.com/office/word/2010/wordprocessingShape" mc:Ignorable="w14 w15 w16se wp14">
-  <w:sdt>
-    <w:sdtPr>
-      <w:id w:val="1002401732"/>
+      <w:id w:val="1434548812"/>
       <w:docPartObj>
         <w:docPartGallery w:val="Page Numbers (Top of Page)"/>
         <w:docPartUnique/>
@@ -7945,7 +7885,7 @@
     <w:sdtContent>
       <w:sdt>
         <w:sdtPr>
-          <w:id w:val="144634034"/>
+          <w:id w:val="449438013"/>
           <w:docPartObj>
             <w:docPartGallery w:val="Page Numbers (Top of Page)"/>
             <w:docPartUnique/>
@@ -7980,7 +7920,7 @@
               <w:rPr>
                 <w:noProof/>
               </w:rPr>
-              <w:t>xiii</w:t>
+              <w:t>xii</w:t>
             </w:r>
             <w:r>
               <w:rPr>
@@ -8061,7 +8001,7 @@
                 </wp:anchor>
               </w:drawing>
             </mc:Choice>
-            <mc:Fallback xmlns:w16sdtfl="http://schemas.microsoft.com/office/word/2024/wordml/sdtformatlock" xmlns:w16sdtdh="http://schemas.microsoft.com/office/word/2020/wordml/sdtdatahash" xmlns:w16du="http://schemas.microsoft.com/office/word/2023/wordml/word16du" xmlns:w16="http://schemas.microsoft.com/office/word/2018/wordml" xmlns:w16cid="http://schemas.microsoft.com/office/word/2016/wordml/cid" xmlns:w16cex="http://schemas.microsoft.com/office/word/2018/wordml/cex" xmlns:oel="http://schemas.microsoft.com/office/2019/extlst" xmlns:am3d="http://schemas.microsoft.com/office/drawing/2017/model3d" xmlns:aink="http://schemas.microsoft.com/office/drawing/2016/ink" xmlns:cx8="http://schemas.microsoft.com/office/drawing/2016/5/14/chartex" xmlns:cx7="http://schemas.microsoft.com/office/drawing/2016/5/13/chartex" xmlns:cx6="http://schemas.microsoft.com/office/drawing/2016/5/12/chartex" xmlns:cx5="http://schemas.microsoft.com/office/drawing/2016/5/11/chartex" xmlns:cx4="http://schemas.microsoft.com/office/drawing/2016/5/10/chartex" xmlns:cx3="http://schemas.microsoft.com/office/drawing/2016/5/9/chartex" xmlns:cx2="http://schemas.microsoft.com/office/drawing/2015/10/21/chartex">
+            <mc:Fallback xmlns:cx2="http://schemas.microsoft.com/office/drawing/2015/10/21/chartex" xmlns:cx3="http://schemas.microsoft.com/office/drawing/2016/5/9/chartex" xmlns:cx4="http://schemas.microsoft.com/office/drawing/2016/5/10/chartex" xmlns:cx5="http://schemas.microsoft.com/office/drawing/2016/5/11/chartex" xmlns:cx6="http://schemas.microsoft.com/office/drawing/2016/5/12/chartex" xmlns:cx7="http://schemas.microsoft.com/office/drawing/2016/5/13/chartex" xmlns:cx8="http://schemas.microsoft.com/office/drawing/2016/5/14/chartex" xmlns:aink="http://schemas.microsoft.com/office/drawing/2016/ink" xmlns:am3d="http://schemas.microsoft.com/office/drawing/2017/model3d" xmlns:oel="http://schemas.microsoft.com/office/2019/extlst" xmlns:w16cex="http://schemas.microsoft.com/office/word/2018/wordml/cex" xmlns:w16cid="http://schemas.microsoft.com/office/word/2016/wordml/cid" xmlns:w16="http://schemas.microsoft.com/office/word/2018/wordml" xmlns:w16du="http://schemas.microsoft.com/office/word/2023/wordml/word16du" xmlns:w16sdtdh="http://schemas.microsoft.com/office/word/2020/wordml/sdtdatahash" xmlns:w16sdtfl="http://schemas.microsoft.com/office/word/2024/wordml/sdtformatlock">
               <w:pict>
                 <v:shapetype w14:anchorId="5E5F3D20" id="_x0000_t32" coordsize="21600,21600" o:spt="32" o:oned="t" path="m,l21600,21600e" filled="f">
                   <v:path arrowok="t" fillok="f" o:connecttype="none"/>
@@ -8081,11 +8021,11 @@
 </w:hdr>
 </file>
 
-<file path=word/header4.xml><?xml version="1.0" encoding="utf-8"?>
+<file path=word/header2.xml><?xml version="1.0" encoding="utf-8"?>
 <w:hdr xmlns:wpc="http://schemas.microsoft.com/office/word/2010/wordprocessingCanvas" xmlns:cx="http://schemas.microsoft.com/office/drawing/2014/chartex" xmlns:cx1="http://schemas.microsoft.com/office/drawing/2015/9/8/chartex" xmlns:mc="http://schemas.openxmlformats.org/markup-compatibility/2006" xmlns:o="urn:schemas-microsoft-com:office:office" xmlns:r="http://schemas.openxmlformats.org/officeDocument/2006/relationships" xmlns:m="http://schemas.openxmlformats.org/officeDocument/2006/math" xmlns:v="urn:schemas-microsoft-com:vml" xmlns:wp14="http://schemas.microsoft.com/office/word/2010/wordprocessingDrawing" xmlns:wp="http://schemas.openxmlformats.org/drawingml/2006/wordprocessingDrawing" xmlns:w10="urn:schemas-microsoft-com:office:word" xmlns:w="http://schemas.openxmlformats.org/wordprocessingml/2006/main" xmlns:w14="http://schemas.microsoft.com/office/word/2010/wordml" xmlns:w15="http://schemas.microsoft.com/office/word/2012/wordml" xmlns:w16se="http://schemas.microsoft.com/office/word/2015/wordml/symex" xmlns:wpg="http://schemas.microsoft.com/office/word/2010/wordprocessingGroup" xmlns:wpi="http://schemas.microsoft.com/office/word/2010/wordprocessingInk" xmlns:wne="http://schemas.microsoft.com/office/word/2006/wordml" xmlns:wps="http://schemas.microsoft.com/office/word/2010/wordprocessingShape" mc:Ignorable="w14 w15 w16se wp14">
   <w:sdt>
     <w:sdtPr>
-      <w:id w:val="-1160616432"/>
+      <w:id w:val="-2094008592"/>
       <w:docPartObj>
         <w:docPartGallery w:val="Page Numbers (Top of Page)"/>
         <w:docPartUnique/>
@@ -8106,10 +8046,7 @@
           </w:rPr>
         </w:pPr>
         <w:r>
-          <w:t xml:space="preserve">Introduction        </w:t>
-        </w:r>
-        <w:r>
-          <w:t xml:space="preserve">                                                                                                                     </w:t>
+          <w:t xml:space="preserve">Introduction                                                                                                                             </w:t>
         </w:r>
         <w:r>
           <w:fldChar w:fldCharType="begin"/>
@@ -8138,6 +8075,11 @@
   <w:p>
     <w:pPr>
       <w:pStyle w:val="Header"/>
+      <w:tabs>
+        <w:tab w:val="clear" w:pos="4680"/>
+        <w:tab w:val="clear" w:pos="9360"/>
+        <w:tab w:val="left" w:pos="1094"/>
+      </w:tabs>
     </w:pPr>
     <w:r>
       <w:rPr>
@@ -8205,7 +8147,7 @@
             </wp:anchor>
           </w:drawing>
         </mc:Choice>
-        <mc:Fallback xmlns:w16sdtfl="http://schemas.microsoft.com/office/word/2024/wordml/sdtformatlock" xmlns:w16sdtdh="http://schemas.microsoft.com/office/word/2020/wordml/sdtdatahash" xmlns:w16du="http://schemas.microsoft.com/office/word/2023/wordml/word16du" xmlns:w16="http://schemas.microsoft.com/office/word/2018/wordml" xmlns:w16cid="http://schemas.microsoft.com/office/word/2016/wordml/cid" xmlns:w16cex="http://schemas.microsoft.com/office/word/2018/wordml/cex" xmlns:oel="http://schemas.microsoft.com/office/2019/extlst" xmlns:am3d="http://schemas.microsoft.com/office/drawing/2017/model3d" xmlns:aink="http://schemas.microsoft.com/office/drawing/2016/ink" xmlns:cx8="http://schemas.microsoft.com/office/drawing/2016/5/14/chartex" xmlns:cx7="http://schemas.microsoft.com/office/drawing/2016/5/13/chartex" xmlns:cx6="http://schemas.microsoft.com/office/drawing/2016/5/12/chartex" xmlns:cx5="http://schemas.microsoft.com/office/drawing/2016/5/11/chartex" xmlns:cx4="http://schemas.microsoft.com/office/drawing/2016/5/10/chartex" xmlns:cx3="http://schemas.microsoft.com/office/drawing/2016/5/9/chartex" xmlns:cx2="http://schemas.microsoft.com/office/drawing/2015/10/21/chartex">
+        <mc:Fallback xmlns:cx2="http://schemas.microsoft.com/office/drawing/2015/10/21/chartex" xmlns:cx3="http://schemas.microsoft.com/office/drawing/2016/5/9/chartex" xmlns:cx4="http://schemas.microsoft.com/office/drawing/2016/5/10/chartex" xmlns:cx5="http://schemas.microsoft.com/office/drawing/2016/5/11/chartex" xmlns:cx6="http://schemas.microsoft.com/office/drawing/2016/5/12/chartex" xmlns:cx7="http://schemas.microsoft.com/office/drawing/2016/5/13/chartex" xmlns:cx8="http://schemas.microsoft.com/office/drawing/2016/5/14/chartex" xmlns:aink="http://schemas.microsoft.com/office/drawing/2016/ink" xmlns:am3d="http://schemas.microsoft.com/office/drawing/2017/model3d" xmlns:oel="http://schemas.microsoft.com/office/2019/extlst" xmlns:w16cex="http://schemas.microsoft.com/office/word/2018/wordml/cex" xmlns:w16cid="http://schemas.microsoft.com/office/word/2016/wordml/cid" xmlns:w16="http://schemas.microsoft.com/office/word/2018/wordml" xmlns:w16du="http://schemas.microsoft.com/office/word/2023/wordml/word16du" xmlns:w16sdtdh="http://schemas.microsoft.com/office/word/2020/wordml/sdtdatahash" xmlns:w16sdtfl="http://schemas.microsoft.com/office/word/2024/wordml/sdtformatlock">
           <w:pict>
             <v:shapetype w14:anchorId="7B16F103" id="_x0000_t32" coordsize="21600,21600" o:spt="32" o:oned="t" path="m,l21600,21600e" filled="f">
               <v:path arrowok="t" fillok="f" o:connecttype="none"/>
@@ -8216,15 +8158,18 @@
         </mc:Fallback>
       </mc:AlternateContent>
     </w:r>
+    <w:r>
+      <w:tab/>
+    </w:r>
   </w:p>
 </w:hdr>
 </file>
 
-<file path=word/header5.xml><?xml version="1.0" encoding="utf-8"?>
+<file path=word/header3.xml><?xml version="1.0" encoding="utf-8"?>
 <w:hdr xmlns:wpc="http://schemas.microsoft.com/office/word/2010/wordprocessingCanvas" xmlns:cx="http://schemas.microsoft.com/office/drawing/2014/chartex" xmlns:cx1="http://schemas.microsoft.com/office/drawing/2015/9/8/chartex" xmlns:mc="http://schemas.openxmlformats.org/markup-compatibility/2006" xmlns:o="urn:schemas-microsoft-com:office:office" xmlns:r="http://schemas.openxmlformats.org/officeDocument/2006/relationships" xmlns:m="http://schemas.openxmlformats.org/officeDocument/2006/math" xmlns:v="urn:schemas-microsoft-com:vml" xmlns:wp14="http://schemas.microsoft.com/office/word/2010/wordprocessingDrawing" xmlns:wp="http://schemas.openxmlformats.org/drawingml/2006/wordprocessingDrawing" xmlns:w10="urn:schemas-microsoft-com:office:word" xmlns:w="http://schemas.openxmlformats.org/wordprocessingml/2006/main" xmlns:w14="http://schemas.microsoft.com/office/word/2010/wordml" xmlns:w15="http://schemas.microsoft.com/office/word/2012/wordml" xmlns:w16se="http://schemas.microsoft.com/office/word/2015/wordml/symex" xmlns:wpg="http://schemas.microsoft.com/office/word/2010/wordprocessingGroup" xmlns:wpi="http://schemas.microsoft.com/office/word/2010/wordprocessingInk" xmlns:wne="http://schemas.microsoft.com/office/word/2006/wordml" xmlns:wps="http://schemas.microsoft.com/office/word/2010/wordprocessingShape" mc:Ignorable="w14 w15 w16se wp14">
   <w:sdt>
     <w:sdtPr>
-      <w:id w:val="1726407910"/>
+      <w:id w:val="-834303619"/>
       <w:docPartObj>
         <w:docPartGallery w:val="Page Numbers (Top of Page)"/>
         <w:docPartUnique/>
@@ -8260,7 +8205,7 @@
           <w:rPr>
             <w:noProof/>
           </w:rPr>
-          <w:t>14</w:t>
+          <w:t>13</w:t>
         </w:r>
         <w:r>
           <w:rPr>
@@ -8344,7 +8289,7 @@
             </wp:anchor>
           </w:drawing>
         </mc:Choice>
-        <mc:Fallback xmlns:w16sdtfl="http://schemas.microsoft.com/office/word/2024/wordml/sdtformatlock" xmlns:w16sdtdh="http://schemas.microsoft.com/office/word/2020/wordml/sdtdatahash" xmlns:w16du="http://schemas.microsoft.com/office/word/2023/wordml/word16du" xmlns:w16="http://schemas.microsoft.com/office/word/2018/wordml" xmlns:w16cid="http://schemas.microsoft.com/office/word/2016/wordml/cid" xmlns:w16cex="http://schemas.microsoft.com/office/word/2018/wordml/cex" xmlns:oel="http://schemas.microsoft.com/office/2019/extlst" xmlns:am3d="http://schemas.microsoft.com/office/drawing/2017/model3d" xmlns:aink="http://schemas.microsoft.com/office/drawing/2016/ink" xmlns:cx8="http://schemas.microsoft.com/office/drawing/2016/5/14/chartex" xmlns:cx7="http://schemas.microsoft.com/office/drawing/2016/5/13/chartex" xmlns:cx6="http://schemas.microsoft.com/office/drawing/2016/5/12/chartex" xmlns:cx5="http://schemas.microsoft.com/office/drawing/2016/5/11/chartex" xmlns:cx4="http://schemas.microsoft.com/office/drawing/2016/5/10/chartex" xmlns:cx3="http://schemas.microsoft.com/office/drawing/2016/5/9/chartex" xmlns:cx2="http://schemas.microsoft.com/office/drawing/2015/10/21/chartex">
+        <mc:Fallback xmlns:cx2="http://schemas.microsoft.com/office/drawing/2015/10/21/chartex" xmlns:cx3="http://schemas.microsoft.com/office/drawing/2016/5/9/chartex" xmlns:cx4="http://schemas.microsoft.com/office/drawing/2016/5/10/chartex" xmlns:cx5="http://schemas.microsoft.com/office/drawing/2016/5/11/chartex" xmlns:cx6="http://schemas.microsoft.com/office/drawing/2016/5/12/chartex" xmlns:cx7="http://schemas.microsoft.com/office/drawing/2016/5/13/chartex" xmlns:cx8="http://schemas.microsoft.com/office/drawing/2016/5/14/chartex" xmlns:aink="http://schemas.microsoft.com/office/drawing/2016/ink" xmlns:am3d="http://schemas.microsoft.com/office/drawing/2017/model3d" xmlns:oel="http://schemas.microsoft.com/office/2019/extlst" xmlns:w16cex="http://schemas.microsoft.com/office/word/2018/wordml/cex" xmlns:w16cid="http://schemas.microsoft.com/office/word/2016/wordml/cid" xmlns:w16="http://schemas.microsoft.com/office/word/2018/wordml" xmlns:w16du="http://schemas.microsoft.com/office/word/2023/wordml/word16du" xmlns:w16sdtdh="http://schemas.microsoft.com/office/word/2020/wordml/sdtdatahash" xmlns:w16sdtfl="http://schemas.microsoft.com/office/word/2024/wordml/sdtformatlock">
           <w:pict>
             <v:shapetype w14:anchorId="38B9BD75" id="_x0000_t32" coordsize="21600,21600" o:spt="32" o:oned="t" path="m,l21600,21600e" filled="f">
               <v:path arrowok="t" fillok="f" o:connecttype="none"/>
@@ -8359,11 +8304,11 @@
 </w:hdr>
 </file>
 
-<file path=word/header6.xml><?xml version="1.0" encoding="utf-8"?>
+<file path=word/header4.xml><?xml version="1.0" encoding="utf-8"?>
 <w:hdr xmlns:wpc="http://schemas.microsoft.com/office/word/2010/wordprocessingCanvas" xmlns:cx="http://schemas.microsoft.com/office/drawing/2014/chartex" xmlns:cx1="http://schemas.microsoft.com/office/drawing/2015/9/8/chartex" xmlns:mc="http://schemas.openxmlformats.org/markup-compatibility/2006" xmlns:o="urn:schemas-microsoft-com:office:office" xmlns:r="http://schemas.openxmlformats.org/officeDocument/2006/relationships" xmlns:m="http://schemas.openxmlformats.org/officeDocument/2006/math" xmlns:v="urn:schemas-microsoft-com:vml" xmlns:wp14="http://schemas.microsoft.com/office/word/2010/wordprocessingDrawing" xmlns:wp="http://schemas.openxmlformats.org/drawingml/2006/wordprocessingDrawing" xmlns:w10="urn:schemas-microsoft-com:office:word" xmlns:w="http://schemas.openxmlformats.org/wordprocessingml/2006/main" xmlns:w14="http://schemas.microsoft.com/office/word/2010/wordml" xmlns:w15="http://schemas.microsoft.com/office/word/2012/wordml" xmlns:w16se="http://schemas.microsoft.com/office/word/2015/wordml/symex" xmlns:wpg="http://schemas.microsoft.com/office/word/2010/wordprocessingGroup" xmlns:wpi="http://schemas.microsoft.com/office/word/2010/wordprocessingInk" xmlns:wne="http://schemas.microsoft.com/office/word/2006/wordml" xmlns:wps="http://schemas.microsoft.com/office/word/2010/wordprocessingShape" mc:Ignorable="w14 w15 w16se wp14">
   <w:sdt>
     <w:sdtPr>
-      <w:id w:val="910659150"/>
+      <w:id w:val="-1773232924"/>
       <w:docPartObj>
         <w:docPartGallery w:val="Page Numbers (Top of Page)"/>
         <w:docPartUnique/>
@@ -8483,7 +8428,7 @@
             </wp:anchor>
           </w:drawing>
         </mc:Choice>
-        <mc:Fallback xmlns:w16sdtfl="http://schemas.microsoft.com/office/word/2024/wordml/sdtformatlock" xmlns:w16sdtdh="http://schemas.microsoft.com/office/word/2020/wordml/sdtdatahash" xmlns:w16du="http://schemas.microsoft.com/office/word/2023/wordml/word16du" xmlns:w16="http://schemas.microsoft.com/office/word/2018/wordml" xmlns:w16cid="http://schemas.microsoft.com/office/word/2016/wordml/cid" xmlns:w16cex="http://schemas.microsoft.com/office/word/2018/wordml/cex" xmlns:oel="http://schemas.microsoft.com/office/2019/extlst" xmlns:am3d="http://schemas.microsoft.com/office/drawing/2017/model3d" xmlns:aink="http://schemas.microsoft.com/office/drawing/2016/ink" xmlns:cx8="http://schemas.microsoft.com/office/drawing/2016/5/14/chartex" xmlns:cx7="http://schemas.microsoft.com/office/drawing/2016/5/13/chartex" xmlns:cx6="http://schemas.microsoft.com/office/drawing/2016/5/12/chartex" xmlns:cx5="http://schemas.microsoft.com/office/drawing/2016/5/11/chartex" xmlns:cx4="http://schemas.microsoft.com/office/drawing/2016/5/10/chartex" xmlns:cx3="http://schemas.microsoft.com/office/drawing/2016/5/9/chartex" xmlns:cx2="http://schemas.microsoft.com/office/drawing/2015/10/21/chartex">
+        <mc:Fallback xmlns:cx2="http://schemas.microsoft.com/office/drawing/2015/10/21/chartex" xmlns:cx3="http://schemas.microsoft.com/office/drawing/2016/5/9/chartex" xmlns:cx4="http://schemas.microsoft.com/office/drawing/2016/5/10/chartex" xmlns:cx5="http://schemas.microsoft.com/office/drawing/2016/5/11/chartex" xmlns:cx6="http://schemas.microsoft.com/office/drawing/2016/5/12/chartex" xmlns:cx7="http://schemas.microsoft.com/office/drawing/2016/5/13/chartex" xmlns:cx8="http://schemas.microsoft.com/office/drawing/2016/5/14/chartex" xmlns:aink="http://schemas.microsoft.com/office/drawing/2016/ink" xmlns:am3d="http://schemas.microsoft.com/office/drawing/2017/model3d" xmlns:oel="http://schemas.microsoft.com/office/2019/extlst" xmlns:w16cex="http://schemas.microsoft.com/office/word/2018/wordml/cex" xmlns:w16cid="http://schemas.microsoft.com/office/word/2016/wordml/cid" xmlns:w16="http://schemas.microsoft.com/office/word/2018/wordml" xmlns:w16du="http://schemas.microsoft.com/office/word/2023/wordml/word16du" xmlns:w16sdtdh="http://schemas.microsoft.com/office/word/2020/wordml/sdtdatahash" xmlns:w16sdtfl="http://schemas.microsoft.com/office/word/2024/wordml/sdtformatlock">
           <w:pict>
             <v:shapetype w14:anchorId="66CFA97F" id="_x0000_t32" coordsize="21600,21600" o:spt="32" o:oned="t" path="m,l21600,21600e" filled="f">
               <v:path arrowok="t" fillok="f" o:connecttype="none"/>
@@ -8498,7 +8443,7 @@
 </w:hdr>
 </file>
 
-<file path=word/header7.xml><?xml version="1.0" encoding="utf-8"?>
+<file path=word/header5.xml><?xml version="1.0" encoding="utf-8"?>
 <w:hdr xmlns:wpc="http://schemas.microsoft.com/office/word/2010/wordprocessingCanvas" xmlns:cx="http://schemas.microsoft.com/office/drawing/2014/chartex" xmlns:cx1="http://schemas.microsoft.com/office/drawing/2015/9/8/chartex" xmlns:mc="http://schemas.openxmlformats.org/markup-compatibility/2006" xmlns:o="urn:schemas-microsoft-com:office:office" xmlns:r="http://schemas.openxmlformats.org/officeDocument/2006/relationships" xmlns:m="http://schemas.openxmlformats.org/officeDocument/2006/math" xmlns:v="urn:schemas-microsoft-com:vml" xmlns:wp14="http://schemas.microsoft.com/office/word/2010/wordprocessingDrawing" xmlns:wp="http://schemas.openxmlformats.org/drawingml/2006/wordprocessingDrawing" xmlns:w10="urn:schemas-microsoft-com:office:word" xmlns:w="http://schemas.openxmlformats.org/wordprocessingml/2006/main" xmlns:w14="http://schemas.microsoft.com/office/word/2010/wordml" xmlns:w15="http://schemas.microsoft.com/office/word/2012/wordml" xmlns:w16se="http://schemas.microsoft.com/office/word/2015/wordml/symex" xmlns:wpg="http://schemas.microsoft.com/office/word/2010/wordprocessingGroup" xmlns:wpi="http://schemas.microsoft.com/office/word/2010/wordprocessingInk" xmlns:wne="http://schemas.microsoft.com/office/word/2006/wordml" xmlns:wps="http://schemas.microsoft.com/office/word/2010/wordprocessingShape" mc:Ignorable="w14 w15 w16se wp14">
   <w:sdt>
     <w:sdtPr>
@@ -8622,7 +8567,7 @@
             </wp:anchor>
           </w:drawing>
         </mc:Choice>
-        <mc:Fallback xmlns:w16sdtfl="http://schemas.microsoft.com/office/word/2024/wordml/sdtformatlock" xmlns:w16sdtdh="http://schemas.microsoft.com/office/word/2020/wordml/sdtdatahash" xmlns:w16du="http://schemas.microsoft.com/office/word/2023/wordml/word16du" xmlns:w16="http://schemas.microsoft.com/office/word/2018/wordml" xmlns:w16cid="http://schemas.microsoft.com/office/word/2016/wordml/cid" xmlns:w16cex="http://schemas.microsoft.com/office/word/2018/wordml/cex" xmlns:oel="http://schemas.microsoft.com/office/2019/extlst" xmlns:am3d="http://schemas.microsoft.com/office/drawing/2017/model3d" xmlns:aink="http://schemas.microsoft.com/office/drawing/2016/ink" xmlns:cx8="http://schemas.microsoft.com/office/drawing/2016/5/14/chartex" xmlns:cx7="http://schemas.microsoft.com/office/drawing/2016/5/13/chartex" xmlns:cx6="http://schemas.microsoft.com/office/drawing/2016/5/12/chartex" xmlns:cx5="http://schemas.microsoft.com/office/drawing/2016/5/11/chartex" xmlns:cx4="http://schemas.microsoft.com/office/drawing/2016/5/10/chartex" xmlns:cx3="http://schemas.microsoft.com/office/drawing/2016/5/9/chartex" xmlns:cx2="http://schemas.microsoft.com/office/drawing/2015/10/21/chartex">
+        <mc:Fallback xmlns:cx2="http://schemas.microsoft.com/office/drawing/2015/10/21/chartex" xmlns:cx3="http://schemas.microsoft.com/office/drawing/2016/5/9/chartex" xmlns:cx4="http://schemas.microsoft.com/office/drawing/2016/5/10/chartex" xmlns:cx5="http://schemas.microsoft.com/office/drawing/2016/5/11/chartex" xmlns:cx6="http://schemas.microsoft.com/office/drawing/2016/5/12/chartex" xmlns:cx7="http://schemas.microsoft.com/office/drawing/2016/5/13/chartex" xmlns:cx8="http://schemas.microsoft.com/office/drawing/2016/5/14/chartex" xmlns:aink="http://schemas.microsoft.com/office/drawing/2016/ink" xmlns:am3d="http://schemas.microsoft.com/office/drawing/2017/model3d" xmlns:oel="http://schemas.microsoft.com/office/2019/extlst" xmlns:w16cex="http://schemas.microsoft.com/office/word/2018/wordml/cex" xmlns:w16cid="http://schemas.microsoft.com/office/word/2016/wordml/cid" xmlns:w16="http://schemas.microsoft.com/office/word/2018/wordml" xmlns:w16du="http://schemas.microsoft.com/office/word/2023/wordml/word16du" xmlns:w16sdtdh="http://schemas.microsoft.com/office/word/2020/wordml/sdtdatahash" xmlns:w16sdtfl="http://schemas.microsoft.com/office/word/2024/wordml/sdtformatlock">
           <w:pict>
             <v:shapetype w14:anchorId="2A6DC4EA" id="_x0000_t32" coordsize="21600,21600" o:spt="32" o:oned="t" path="m,l21600,21600e" filled="f">
               <v:path arrowok="t" fillok="f" o:connecttype="none"/>
@@ -8637,7 +8582,7 @@
 </w:hdr>
 </file>
 
-<file path=word/header8.xml><?xml version="1.0" encoding="utf-8"?>
+<file path=word/header6.xml><?xml version="1.0" encoding="utf-8"?>
 <w:hdr xmlns:wpc="http://schemas.microsoft.com/office/word/2010/wordprocessingCanvas" xmlns:cx="http://schemas.microsoft.com/office/drawing/2014/chartex" xmlns:cx1="http://schemas.microsoft.com/office/drawing/2015/9/8/chartex" xmlns:mc="http://schemas.openxmlformats.org/markup-compatibility/2006" xmlns:o="urn:schemas-microsoft-com:office:office" xmlns:r="http://schemas.openxmlformats.org/officeDocument/2006/relationships" xmlns:m="http://schemas.openxmlformats.org/officeDocument/2006/math" xmlns:v="urn:schemas-microsoft-com:vml" xmlns:wp14="http://schemas.microsoft.com/office/word/2010/wordprocessingDrawing" xmlns:wp="http://schemas.openxmlformats.org/drawingml/2006/wordprocessingDrawing" xmlns:w10="urn:schemas-microsoft-com:office:word" xmlns:w="http://schemas.openxmlformats.org/wordprocessingml/2006/main" xmlns:w14="http://schemas.microsoft.com/office/word/2010/wordml" xmlns:w15="http://schemas.microsoft.com/office/word/2012/wordml" xmlns:w16se="http://schemas.microsoft.com/office/word/2015/wordml/symex" xmlns:wpg="http://schemas.microsoft.com/office/word/2010/wordprocessingGroup" xmlns:wpi="http://schemas.microsoft.com/office/word/2010/wordprocessingInk" xmlns:wne="http://schemas.microsoft.com/office/word/2006/wordml" xmlns:wps="http://schemas.microsoft.com/office/word/2010/wordprocessingShape" mc:Ignorable="w14 w15 w16se wp14">
   <w:sdt>
     <w:sdtPr>
@@ -8677,7 +8622,7 @@
           <w:rPr>
             <w:noProof/>
           </w:rPr>
-          <w:t>22</w:t>
+          <w:t>21</w:t>
         </w:r>
         <w:r>
           <w:rPr>
@@ -8761,7 +8706,7 @@
             </wp:anchor>
           </w:drawing>
         </mc:Choice>
-        <mc:Fallback xmlns:w16sdtfl="http://schemas.microsoft.com/office/word/2024/wordml/sdtformatlock" xmlns:w16sdtdh="http://schemas.microsoft.com/office/word/2020/wordml/sdtdatahash" xmlns:w16du="http://schemas.microsoft.com/office/word/2023/wordml/word16du" xmlns:w16="http://schemas.microsoft.com/office/word/2018/wordml" xmlns:w16cid="http://schemas.microsoft.com/office/word/2016/wordml/cid" xmlns:w16cex="http://schemas.microsoft.com/office/word/2018/wordml/cex" xmlns:oel="http://schemas.microsoft.com/office/2019/extlst" xmlns:am3d="http://schemas.microsoft.com/office/drawing/2017/model3d" xmlns:aink="http://schemas.microsoft.com/office/drawing/2016/ink" xmlns:cx8="http://schemas.microsoft.com/office/drawing/2016/5/14/chartex" xmlns:cx7="http://schemas.microsoft.com/office/drawing/2016/5/13/chartex" xmlns:cx6="http://schemas.microsoft.com/office/drawing/2016/5/12/chartex" xmlns:cx5="http://schemas.microsoft.com/office/drawing/2016/5/11/chartex" xmlns:cx4="http://schemas.microsoft.com/office/drawing/2016/5/10/chartex" xmlns:cx3="http://schemas.microsoft.com/office/drawing/2016/5/9/chartex" xmlns:cx2="http://schemas.microsoft.com/office/drawing/2015/10/21/chartex">
+        <mc:Fallback xmlns:cx2="http://schemas.microsoft.com/office/drawing/2015/10/21/chartex" xmlns:cx3="http://schemas.microsoft.com/office/drawing/2016/5/9/chartex" xmlns:cx4="http://schemas.microsoft.com/office/drawing/2016/5/10/chartex" xmlns:cx5="http://schemas.microsoft.com/office/drawing/2016/5/11/chartex" xmlns:cx6="http://schemas.microsoft.com/office/drawing/2016/5/12/chartex" xmlns:cx7="http://schemas.microsoft.com/office/drawing/2016/5/13/chartex" xmlns:cx8="http://schemas.microsoft.com/office/drawing/2016/5/14/chartex" xmlns:aink="http://schemas.microsoft.com/office/drawing/2016/ink" xmlns:am3d="http://schemas.microsoft.com/office/drawing/2017/model3d" xmlns:oel="http://schemas.microsoft.com/office/2019/extlst" xmlns:w16cex="http://schemas.microsoft.com/office/word/2018/wordml/cex" xmlns:w16cid="http://schemas.microsoft.com/office/word/2016/wordml/cid" xmlns:w16="http://schemas.microsoft.com/office/word/2018/wordml" xmlns:w16du="http://schemas.microsoft.com/office/word/2023/wordml/word16du" xmlns:w16sdtdh="http://schemas.microsoft.com/office/word/2020/wordml/sdtdatahash" xmlns:w16sdtfl="http://schemas.microsoft.com/office/word/2024/wordml/sdtformatlock">
           <w:pict>
             <v:shapetype w14:anchorId="034ED7CB" id="_x0000_t32" coordsize="21600,21600" o:spt="32" o:oned="t" path="m,l21600,21600e" filled="f">
               <v:path arrowok="t" fillok="f" o:connecttype="none"/>
@@ -8779,10 +8724,10 @@
 <file path=word/numbering.xml><?xml version="1.0" encoding="utf-8"?>
 <w:numbering xmlns:wpc="http://schemas.microsoft.com/office/word/2010/wordprocessingCanvas" xmlns:cx="http://schemas.microsoft.com/office/drawing/2014/chartex" xmlns:cx1="http://schemas.microsoft.com/office/drawing/2015/9/8/chartex" xmlns:mc="http://schemas.openxmlformats.org/markup-compatibility/2006" xmlns:o="urn:schemas-microsoft-com:office:office" xmlns:r="http://schemas.openxmlformats.org/officeDocument/2006/relationships" xmlns:m="http://schemas.openxmlformats.org/officeDocument/2006/math" xmlns:v="urn:schemas-microsoft-com:vml" xmlns:wp14="http://schemas.microsoft.com/office/word/2010/wordprocessingDrawing" xmlns:wp="http://schemas.openxmlformats.org/drawingml/2006/wordprocessingDrawing" xmlns:w10="urn:schemas-microsoft-com:office:word" xmlns:w="http://schemas.openxmlformats.org/wordprocessingml/2006/main" xmlns:w14="http://schemas.microsoft.com/office/word/2010/wordml" xmlns:w15="http://schemas.microsoft.com/office/word/2012/wordml" xmlns:w16se="http://schemas.microsoft.com/office/word/2015/wordml/symex" xmlns:wpg="http://schemas.microsoft.com/office/word/2010/wordprocessingGroup" xmlns:wpi="http://schemas.microsoft.com/office/word/2010/wordprocessingInk" xmlns:wne="http://schemas.microsoft.com/office/word/2006/wordml" xmlns:wps="http://schemas.microsoft.com/office/word/2010/wordprocessingShape" mc:Ignorable="w14 w15 w16se wp14">
   <w:abstractNum w:abstractNumId="0" w15:restartNumberingAfterBreak="0">
-    <w:nsid w:val="553A5F93"/>
+    <w:nsid w:val="14F229A0"/>
     <w:multiLevelType w:val="hybridMultilevel"/>
-    <w:tmpl w:val="98D6D862"/>
-    <w:lvl w:ilvl="0" w:tplc="04090001">
+    <w:tmpl w:val="33A229B8"/>
+    <w:lvl w:ilvl="0" w:tplc="ED8E29DC">
       <w:start w:val="1"/>
       <w:numFmt w:val="bullet"/>
       <w:lvlText w:val=""/>
@@ -8892,9 +8837,9 @@
     </w:lvl>
   </w:abstractNum>
   <w:abstractNum w:abstractNumId="1" w15:restartNumberingAfterBreak="0">
-    <w:nsid w:val="690A70AF"/>
+    <w:nsid w:val="553A5F93"/>
     <w:multiLevelType w:val="hybridMultilevel"/>
-    <w:tmpl w:val="9A809832"/>
+    <w:tmpl w:val="98D6D862"/>
     <w:lvl w:ilvl="0" w:tplc="04090001">
       <w:start w:val="1"/>
       <w:numFmt w:val="bullet"/>
@@ -9005,6 +8950,119 @@
     </w:lvl>
   </w:abstractNum>
   <w:abstractNum w:abstractNumId="2" w15:restartNumberingAfterBreak="0">
+    <w:nsid w:val="690A70AF"/>
+    <w:multiLevelType w:val="hybridMultilevel"/>
+    <w:tmpl w:val="C79888FA"/>
+    <w:lvl w:ilvl="0" w:tplc="04090001">
+      <w:start w:val="1"/>
+      <w:numFmt w:val="bullet"/>
+      <w:lvlText w:val=""/>
+      <w:lvlJc w:val="left"/>
+      <w:pPr>
+        <w:ind w:left="720" w:hanging="360"/>
+      </w:pPr>
+      <w:rPr>
+        <w:rFonts w:ascii="Symbol" w:hAnsi="Symbol" w:hint="default"/>
+      </w:rPr>
+    </w:lvl>
+    <w:lvl w:ilvl="1" w:tplc="04090003">
+      <w:start w:val="1"/>
+      <w:numFmt w:val="bullet"/>
+      <w:lvlText w:val="o"/>
+      <w:lvlJc w:val="left"/>
+      <w:pPr>
+        <w:ind w:left="1440" w:hanging="360"/>
+      </w:pPr>
+      <w:rPr>
+        <w:rFonts w:ascii="Courier New" w:hAnsi="Courier New" w:cs="Courier New" w:hint="default"/>
+      </w:rPr>
+    </w:lvl>
+    <w:lvl w:ilvl="2" w:tplc="04090005" w:tentative="1">
+      <w:start w:val="1"/>
+      <w:numFmt w:val="bullet"/>
+      <w:lvlText w:val=""/>
+      <w:lvlJc w:val="left"/>
+      <w:pPr>
+        <w:ind w:left="2160" w:hanging="360"/>
+      </w:pPr>
+      <w:rPr>
+        <w:rFonts w:ascii="Wingdings" w:hAnsi="Wingdings" w:hint="default"/>
+      </w:rPr>
+    </w:lvl>
+    <w:lvl w:ilvl="3" w:tplc="04090001" w:tentative="1">
+      <w:start w:val="1"/>
+      <w:numFmt w:val="bullet"/>
+      <w:lvlText w:val=""/>
+      <w:lvlJc w:val="left"/>
+      <w:pPr>
+        <w:ind w:left="2880" w:hanging="360"/>
+      </w:pPr>
+      <w:rPr>
+        <w:rFonts w:ascii="Symbol" w:hAnsi="Symbol" w:hint="default"/>
+      </w:rPr>
+    </w:lvl>
+    <w:lvl w:ilvl="4" w:tplc="04090003" w:tentative="1">
+      <w:start w:val="1"/>
+      <w:numFmt w:val="bullet"/>
+      <w:lvlText w:val="o"/>
+      <w:lvlJc w:val="left"/>
+      <w:pPr>
+        <w:ind w:left="3600" w:hanging="360"/>
+      </w:pPr>
+      <w:rPr>
+        <w:rFonts w:ascii="Courier New" w:hAnsi="Courier New" w:cs="Courier New" w:hint="default"/>
+      </w:rPr>
+    </w:lvl>
+    <w:lvl w:ilvl="5" w:tplc="04090005" w:tentative="1">
+      <w:start w:val="1"/>
+      <w:numFmt w:val="bullet"/>
+      <w:lvlText w:val=""/>
+      <w:lvlJc w:val="left"/>
+      <w:pPr>
+        <w:ind w:left="4320" w:hanging="360"/>
+      </w:pPr>
+      <w:rPr>
+        <w:rFonts w:ascii="Wingdings" w:hAnsi="Wingdings" w:hint="default"/>
+      </w:rPr>
+    </w:lvl>
+    <w:lvl w:ilvl="6" w:tplc="04090001" w:tentative="1">
+      <w:start w:val="1"/>
+      <w:numFmt w:val="bullet"/>
+      <w:lvlText w:val=""/>
+      <w:lvlJc w:val="left"/>
+      <w:pPr>
+        <w:ind w:left="5040" w:hanging="360"/>
+      </w:pPr>
+      <w:rPr>
+        <w:rFonts w:ascii="Symbol" w:hAnsi="Symbol" w:hint="default"/>
+      </w:rPr>
+    </w:lvl>
+    <w:lvl w:ilvl="7" w:tplc="04090003" w:tentative="1">
+      <w:start w:val="1"/>
+      <w:numFmt w:val="bullet"/>
+      <w:lvlText w:val="o"/>
+      <w:lvlJc w:val="left"/>
+      <w:pPr>
+        <w:ind w:left="5760" w:hanging="360"/>
+      </w:pPr>
+      <w:rPr>
+        <w:rFonts w:ascii="Courier New" w:hAnsi="Courier New" w:cs="Courier New" w:hint="default"/>
+      </w:rPr>
+    </w:lvl>
+    <w:lvl w:ilvl="8" w:tplc="04090005" w:tentative="1">
+      <w:start w:val="1"/>
+      <w:numFmt w:val="bullet"/>
+      <w:lvlText w:val=""/>
+      <w:lvlJc w:val="left"/>
+      <w:pPr>
+        <w:ind w:left="6480" w:hanging="360"/>
+      </w:pPr>
+      <w:rPr>
+        <w:rFonts w:ascii="Wingdings" w:hAnsi="Wingdings" w:hint="default"/>
+      </w:rPr>
+    </w:lvl>
+  </w:abstractNum>
+  <w:abstractNum w:abstractNumId="3" w15:restartNumberingAfterBreak="0">
     <w:nsid w:val="75DA7A41"/>
     <w:multiLevelType w:val="hybridMultilevel"/>
     <w:tmpl w:val="E5520D16"/>
@@ -9117,7 +9175,7 @@
       </w:rPr>
     </w:lvl>
   </w:abstractNum>
-  <w:abstractNum w:abstractNumId="3" w15:restartNumberingAfterBreak="0">
+  <w:abstractNum w:abstractNumId="4" w15:restartNumberingAfterBreak="0">
     <w:nsid w:val="77C51429"/>
     <w:multiLevelType w:val="hybridMultilevel"/>
     <w:tmpl w:val="5CDA9D74"/>
@@ -9231,15 +9289,18 @@
     </w:lvl>
   </w:abstractNum>
   <w:num w:numId="1">
+    <w:abstractNumId w:val="3"/>
+  </w:num>
+  <w:num w:numId="2">
+    <w:abstractNumId w:val="4"/>
+  </w:num>
+  <w:num w:numId="3">
     <w:abstractNumId w:val="2"/>
   </w:num>
-  <w:num w:numId="2">
-    <w:abstractNumId w:val="3"/>
-  </w:num>
-  <w:num w:numId="3">
+  <w:num w:numId="4">
     <w:abstractNumId w:val="1"/>
   </w:num>
-  <w:num w:numId="4">
+  <w:num w:numId="5">
     <w:abstractNumId w:val="0"/>
   </w:num>
   <w:numIdMacAtCleanup w:val="4"/>
@@ -9426,7 +9487,7 @@
     <w:lsdException w:name="Table Web 2" w:semiHidden="1" w:unhideWhenUsed="1"/>
     <w:lsdException w:name="Table Web 3" w:semiHidden="1" w:unhideWhenUsed="1"/>
     <w:lsdException w:name="Balloon Text" w:semiHidden="1" w:unhideWhenUsed="1"/>
-    <w:lsdException w:name="Table Grid" w:uiPriority="39"/>
+    <w:lsdException w:name="Table Grid" w:uiPriority="59"/>
     <w:lsdException w:name="Table Theme" w:semiHidden="1" w:unhideWhenUsed="1"/>
     <w:lsdException w:name="Placeholder Text" w:semiHidden="1"/>
     <w:lsdException w:name="No Spacing" w:uiPriority="1" w:qFormat="1"/>
@@ -10028,7 +10089,7 @@
   <w:style w:type="table" w:styleId="TableGrid">
     <w:name w:val="Table Grid"/>
     <w:basedOn w:val="TableNormal"/>
-    <w:uiPriority w:val="39"/>
+    <w:uiPriority w:val="59"/>
     <w:rsid w:val="00A2568B"/>
     <w:pPr>
       <w:pBdr>
@@ -10658,7 +10719,7 @@
 </file>
 
 <file path=customXml/itemProps1.xml><?xml version="1.0" encoding="utf-8"?>
-<ds:datastoreItem xmlns:ds="http://schemas.openxmlformats.org/officeDocument/2006/customXml" ds:itemID="{9D09FB96-1344-4EEA-95A5-27F93779BC15}">
+<ds:datastoreItem xmlns:ds="http://schemas.openxmlformats.org/officeDocument/2006/customXml" ds:itemID="{246B709F-06F4-48E4-9D41-CBE882016F0B}">
   <ds:schemaRefs>
     <ds:schemaRef ds:uri="http://schemas.openxmlformats.org/officeDocument/2006/bibliography"/>
   </ds:schemaRefs>
